--- a/zht/docx/59.content.docx
+++ b/zht/docx/59.content.docx
@@ -163,13 +163,6 @@
         <w:rPr>
           <w:lang w:val="zh_TW" w:bidi="zh_TW"/>
         </w:rPr>
-      </w:r>
-      <w:r>
-        <w:rPr>
-          <w:i/>
-          <w:lang w:val="zh_TW" w:bidi="zh_TW"/>
-        </w:rPr>
-        <w:t>雅各書 1:1, 雅各書 1:2, 雅各書 1:2–4, 雅各書 1:5–8, 雅各書 1:6, 雅各書 1:8, 雅各書 1:9, 雅各書 1:9–11, 雅各書 1:10, 雅各書 1:12, 雅各書 1:12–27, 雅各書 1:13, 雅各書 1:14, 雅各書 1:15, 雅各書 1:17, 雅各書 1:18, 雅各書 1:21, 雅各書 1:22, 雅各書 1:22–23, 雅各書 1:24, 雅各書 1:25, 雅各書 1:26–27, 雅各書 2:1, 雅各書 2:1–4, 雅各書 2:2, 雅各書 2:3–4, 雅各書 2:5, 雅各書 2:7, 雅各書 2:8, 雅各書 2:8–13, 雅各書 2:9, 雅各書 2:12, 雅各書 2:13, 雅各書 2:14, 雅各書 2:14–26, 雅各書 2:15–16, 雅各書 2:18–19, 雅各書 2:19, 雅各書 2:20–26, 雅各書 2:22, 雅各書 2:23, 雅各書 2:24, 雅各書 2:25, 雅各書 2:26, 雅各書 3:1, 雅各書 3:2, 雅各書 3:6, 雅各書 3:8, 雅各書 3:9, 雅各書 3:11, 雅各書 3:13, 雅各書 3:14, 雅各書 3:15, 雅各書 3:18, 雅各書 4:1, 雅各書 4:2, 雅各書 4:4, 雅各書 4:4–10, 雅各書 4:5, 雅各書 4:7, 雅各書 4:8, 雅各書 4:10, 雅各書 4:11, 雅各書 4:11–12, 雅各書 4:13–16, 雅各書 4:15, 雅各書 4:16, 雅各書 4:17, 雅各書 5:1–6, 雅各書 5:2, 雅各書 5:3, 雅各書 5:4, 雅各書 5:6, 雅各書 5:7–8, 雅各書 5:9, 雅各書 5:10, 雅各書 5:11, 雅各書 5:12, 雅各書 5:14, 雅各書 5:15, 雅各書 5:17, 雅各書 5:19–20, 雅各書 5:20</w:t>
       </w:r>
       <w:r>
         <w:rPr>

--- a/zht/docx/59.content.docx
+++ b/zht/docx/59.content.docx
@@ -150,19 +150,6 @@
           <w:lang w:val="zh_TW" w:bidi="zh_TW"/>
         </w:rPr>
         <w:t>JAS</w:t>
-      </w:r>
-      <w:r>
-        <w:rPr>
-          <w:lang w:val="zh_TW" w:bidi="zh_TW"/>
-        </w:rPr>
-      </w:r>
-    </w:p>
-    <w:p>
-      <w:pPr/>
-      <w:r>
-        <w:rPr>
-          <w:lang w:val="zh_TW" w:bidi="zh_TW"/>
-        </w:rPr>
       </w:r>
       <w:r>
         <w:rPr>

--- a/zht/docx/59.content.docx
+++ b/zht/docx/59.content.docx
@@ -19,7 +19,7 @@
         <w:rPr>
           <w:lang w:val="zh_TW" w:bidi="zh_TW"/>
         </w:rPr>
-        <w:t>Resource: 研讀筆記 (Tyndale)</w:t>
+        <w:t>Resource: Tyndale Open Study Notes</w:t>
       </w:r>
       <w:r>
         <w:rPr>
@@ -112,7 +112,7 @@
         <w:rPr>
           <w:lang w:val="zh_TW" w:bidi="zh_TW"/>
         </w:rPr>
-        <w:t>研讀筆記 (Tyndale)</w:t>
+        <w:t>Tyndale Open Study Notes</w:t>
       </w:r>
     </w:p>
     <w:p>

--- a/zht/docx/59.content.docx
+++ b/zht/docx/59.content.docx
@@ -19,7 +19,7 @@
         <w:rPr>
           <w:lang w:val="zh_TW" w:bidi="zh_TW"/>
         </w:rPr>
-        <w:t>Resource: Tyndale Open Study Notes</w:t>
+        <w:t>Resource: Aquifer Open Study Notes</w:t>
       </w:r>
       <w:r>
         <w:rPr>
@@ -112,7 +112,7 @@
         <w:rPr>
           <w:lang w:val="zh_TW" w:bidi="zh_TW"/>
         </w:rPr>
-        <w:t>Tyndale Open Study Notes</w:t>
+        <w:t>Aquifer Open Study Notes</w:t>
       </w:r>
     </w:p>
     <w:p>

--- a/zht/docx/59.content.docx
+++ b/zht/docx/59.content.docx
@@ -319,36 +319,24 @@
         </w:rPr>
         <w:t>〕9:2；參</w:t>
       </w:r>
-      <w:hyperlink r:id="rId13">
-        <w:r>
-          <w:rPr>
-            <w:lang w:val="zh_TW" w:bidi="zh_TW"/>
-          </w:rPr>
-          <w:rPr>
-            <w:color w:val="0000EE"/>
-            <w:u w:val="single"/>
-          </w:rPr>
-          <w:t>結37:15–28</w:t>
-        </w:r>
-      </w:hyperlink>
+      <w:r>
+        <w:rPr>
+          <w:lang w:val="zh_TW" w:bidi="zh_TW"/>
+        </w:rPr>
+        <w:t>結37:15–28</w:t>
+      </w:r>
       <w:r>
         <w:rPr>
           <w:lang w:val="zh_TW" w:bidi="zh_TW"/>
         </w:rPr>
         <w:t>；</w:t>
       </w:r>
-      <w:hyperlink r:id="rId14">
-        <w:r>
-          <w:rPr>
-            <w:lang w:val="zh_TW" w:bidi="zh_TW"/>
-          </w:rPr>
-          <w:rPr>
-            <w:color w:val="0000EE"/>
-            <w:u w:val="single"/>
-          </w:rPr>
-          <w:t>太19:28</w:t>
-        </w:r>
-      </w:hyperlink>
+      <w:r>
+        <w:rPr>
+          <w:lang w:val="zh_TW" w:bidi="zh_TW"/>
+        </w:rPr>
+        <w:t>太19:28</w:t>
+      </w:r>
       <w:r>
         <w:rPr>
           <w:lang w:val="zh_TW" w:bidi="zh_TW"/>
@@ -373,72 +361,48 @@
         </w:rPr>
         <w:t>散住海外的猶太人（希臘文diaspora）生活在巴勒斯坦之外（</w:t>
       </w:r>
-      <w:hyperlink r:id="rId15">
-        <w:r>
-          <w:rPr>
-            <w:lang w:val="zh_TW" w:bidi="zh_TW"/>
-          </w:rPr>
-          <w:rPr>
-            <w:color w:val="0000EE"/>
-            <w:u w:val="single"/>
-          </w:rPr>
-          <w:t>約7:35</w:t>
-        </w:r>
-      </w:hyperlink>
+      <w:r>
+        <w:rPr>
+          <w:lang w:val="zh_TW" w:bidi="zh_TW"/>
+        </w:rPr>
+        <w:t>約7:35</w:t>
+      </w:r>
       <w:r>
         <w:rPr>
           <w:lang w:val="zh_TW" w:bidi="zh_TW"/>
         </w:rPr>
         <w:t>；</w:t>
       </w:r>
-      <w:hyperlink r:id="rId16">
-        <w:r>
-          <w:rPr>
-            <w:lang w:val="zh_TW" w:bidi="zh_TW"/>
-          </w:rPr>
-          <w:rPr>
-            <w:color w:val="0000EE"/>
-            <w:u w:val="single"/>
-          </w:rPr>
-          <w:t>徒2:5</w:t>
-        </w:r>
-      </w:hyperlink>
+      <w:r>
+        <w:rPr>
+          <w:lang w:val="zh_TW" w:bidi="zh_TW"/>
+        </w:rPr>
+        <w:t>徒2:5</w:t>
+      </w:r>
       <w:r>
         <w:rPr>
           <w:lang w:val="zh_TW" w:bidi="zh_TW"/>
         </w:rPr>
         <w:t>，</w:t>
       </w:r>
-      <w:hyperlink r:id="rId17">
-        <w:r>
-          <w:rPr>
-            <w:lang w:val="zh_TW" w:bidi="zh_TW"/>
-          </w:rPr>
-          <w:rPr>
-            <w:color w:val="0000EE"/>
-            <w:u w:val="single"/>
-          </w:rPr>
-          <w:t>8:1</w:t>
-        </w:r>
-      </w:hyperlink>
+      <w:r>
+        <w:rPr>
+          <w:lang w:val="zh_TW" w:bidi="zh_TW"/>
+        </w:rPr>
+        <w:t>8:1</w:t>
+      </w:r>
       <w:r>
         <w:rPr>
           <w:lang w:val="zh_TW" w:bidi="zh_TW"/>
         </w:rPr>
         <w:t>，</w:t>
       </w:r>
-      <w:hyperlink r:id="rId18">
-        <w:r>
-          <w:rPr>
-            <w:lang w:val="zh_TW" w:bidi="zh_TW"/>
-          </w:rPr>
-          <w:rPr>
-            <w:color w:val="0000EE"/>
-            <w:u w:val="single"/>
-          </w:rPr>
-          <w:t>11:19</w:t>
-        </w:r>
-      </w:hyperlink>
+      <w:r>
+        <w:rPr>
+          <w:lang w:val="zh_TW" w:bidi="zh_TW"/>
+        </w:rPr>
+        <w:t>11:19</w:t>
+      </w:r>
       <w:r>
         <w:rPr>
           <w:lang w:val="zh_TW" w:bidi="zh_TW"/>
@@ -463,72 +427,48 @@
         </w:rPr>
         <w:t>請……安（希臘文chairein）：這樣的問候在第一世紀的希臘書信（</w:t>
       </w:r>
-      <w:hyperlink r:id="rId19">
-        <w:r>
-          <w:rPr>
-            <w:lang w:val="zh_TW" w:bidi="zh_TW"/>
-          </w:rPr>
-          <w:rPr>
-            <w:color w:val="0000EE"/>
-            <w:u w:val="single"/>
-          </w:rPr>
-          <w:t>徒15:23</w:t>
-        </w:r>
-      </w:hyperlink>
+      <w:r>
+        <w:rPr>
+          <w:lang w:val="zh_TW" w:bidi="zh_TW"/>
+        </w:rPr>
+        <w:t>徒15:23</w:t>
+      </w:r>
       <w:r>
         <w:rPr>
           <w:lang w:val="zh_TW" w:bidi="zh_TW"/>
         </w:rPr>
         <w:t>，</w:t>
       </w:r>
-      <w:hyperlink r:id="rId20">
-        <w:r>
-          <w:rPr>
-            <w:lang w:val="zh_TW" w:bidi="zh_TW"/>
-          </w:rPr>
-          <w:rPr>
-            <w:color w:val="0000EE"/>
-            <w:u w:val="single"/>
-          </w:rPr>
-          <w:t>23:26</w:t>
-        </w:r>
-      </w:hyperlink>
+      <w:r>
+        <w:rPr>
+          <w:lang w:val="zh_TW" w:bidi="zh_TW"/>
+        </w:rPr>
+        <w:t>23:26</w:t>
+      </w:r>
       <w:r>
         <w:rPr>
           <w:lang w:val="zh_TW" w:bidi="zh_TW"/>
         </w:rPr>
         <w:t>）以及人際互動中（</w:t>
       </w:r>
-      <w:hyperlink r:id="rId21">
-        <w:r>
-          <w:rPr>
-            <w:lang w:val="zh_TW" w:bidi="zh_TW"/>
-          </w:rPr>
-          <w:rPr>
-            <w:color w:val="0000EE"/>
-            <w:u w:val="single"/>
-          </w:rPr>
-          <w:t>太26:49</w:t>
-        </w:r>
-      </w:hyperlink>
+      <w:r>
+        <w:rPr>
+          <w:lang w:val="zh_TW" w:bidi="zh_TW"/>
+        </w:rPr>
+        <w:t>太26:49</w:t>
+      </w:r>
       <w:r>
         <w:rPr>
           <w:lang w:val="zh_TW" w:bidi="zh_TW"/>
         </w:rPr>
         <w:t>；</w:t>
       </w:r>
-      <w:hyperlink r:id="rId22">
-        <w:r>
-          <w:rPr>
-            <w:lang w:val="zh_TW" w:bidi="zh_TW"/>
-          </w:rPr>
-          <w:rPr>
-            <w:color w:val="0000EE"/>
-            <w:u w:val="single"/>
-          </w:rPr>
-          <w:t>路1:28</w:t>
-        </w:r>
-      </w:hyperlink>
+      <w:r>
+        <w:rPr>
+          <w:lang w:val="zh_TW" w:bidi="zh_TW"/>
+        </w:rPr>
+        <w:t>路1:28</w:t>
+      </w:r>
       <w:r>
         <w:rPr>
           <w:lang w:val="zh_TW" w:bidi="zh_TW"/>
@@ -617,18 +557,12 @@
         </w:rPr>
         <w:t>雅各在此使用了文字遊戲：這裡的喜樂（希臘文chara）與</w:t>
       </w:r>
-      <w:hyperlink r:id="rId23">
-        <w:r>
-          <w:rPr>
-            <w:lang w:val="zh_TW" w:bidi="zh_TW"/>
-          </w:rPr>
-          <w:rPr>
-            <w:color w:val="0000EE"/>
-            <w:u w:val="single"/>
-          </w:rPr>
-          <w:t>一章1節</w:t>
-        </w:r>
-      </w:hyperlink>
+      <w:r>
+        <w:rPr>
+          <w:lang w:val="zh_TW" w:bidi="zh_TW"/>
+        </w:rPr>
+        <w:t>一章1節</w:t>
+      </w:r>
       <w:r>
         <w:rPr>
           <w:lang w:val="zh_TW" w:bidi="zh_TW"/>
@@ -696,54 +630,36 @@
         </w:rPr>
         <w:t>忍受試煉和試探是一個反覆出現的主題（</w:t>
       </w:r>
-      <w:hyperlink r:id="rId24">
-        <w:r>
-          <w:rPr>
-            <w:lang w:val="zh_TW" w:bidi="zh_TW"/>
-          </w:rPr>
-          <w:rPr>
-            <w:color w:val="0000EE"/>
-            <w:u w:val="single"/>
-          </w:rPr>
-          <w:t>1:12–15</w:t>
-        </w:r>
-      </w:hyperlink>
+      <w:r>
+        <w:rPr>
+          <w:lang w:val="zh_TW" w:bidi="zh_TW"/>
+        </w:rPr>
+        <w:t>1:12–15</w:t>
+      </w:r>
       <w:r>
         <w:rPr>
           <w:lang w:val="zh_TW" w:bidi="zh_TW"/>
         </w:rPr>
         <w:t>，</w:t>
       </w:r>
-      <w:hyperlink r:id="rId25">
-        <w:r>
-          <w:rPr>
-            <w:lang w:val="zh_TW" w:bidi="zh_TW"/>
-          </w:rPr>
-          <w:rPr>
-            <w:color w:val="0000EE"/>
-            <w:u w:val="single"/>
-          </w:rPr>
-          <w:t>5:7–12</w:t>
-        </w:r>
-      </w:hyperlink>
+      <w:r>
+        <w:rPr>
+          <w:lang w:val="zh_TW" w:bidi="zh_TW"/>
+        </w:rPr>
+        <w:t>5:7–12</w:t>
+      </w:r>
       <w:r>
         <w:rPr>
           <w:lang w:val="zh_TW" w:bidi="zh_TW"/>
         </w:rPr>
         <w:t>）。不能堅忍就是「偏離真理」，需要「從死裡得救」（</w:t>
       </w:r>
-      <w:hyperlink r:id="rId26">
-        <w:r>
-          <w:rPr>
-            <w:lang w:val="zh_TW" w:bidi="zh_TW"/>
-          </w:rPr>
-          <w:rPr>
-            <w:color w:val="0000EE"/>
-            <w:u w:val="single"/>
-          </w:rPr>
-          <w:t>5:19–20</w:t>
-        </w:r>
-      </w:hyperlink>
+      <w:r>
+        <w:rPr>
+          <w:lang w:val="zh_TW" w:bidi="zh_TW"/>
+        </w:rPr>
+        <w:t>5:19–20</w:t>
+      </w:r>
       <w:r>
         <w:rPr>
           <w:lang w:val="zh_TW" w:bidi="zh_TW"/>
@@ -810,18 +726,12 @@
         </w:rPr>
         <w:t>（參</w:t>
       </w:r>
-      <w:hyperlink r:id="rId27">
-        <w:r>
-          <w:rPr>
-            <w:lang w:val="zh_TW" w:bidi="zh_TW"/>
-          </w:rPr>
-          <w:rPr>
-            <w:color w:val="0000EE"/>
-            <w:u w:val="single"/>
-          </w:rPr>
-          <w:t>3:13–18</w:t>
-        </w:r>
-      </w:hyperlink>
+      <w:r>
+        <w:rPr>
+          <w:lang w:val="zh_TW" w:bidi="zh_TW"/>
+        </w:rPr>
+        <w:t>3:13–18</w:t>
+      </w:r>
       <w:r>
         <w:rPr>
           <w:lang w:val="zh_TW" w:bidi="zh_TW"/>
@@ -876,18 +786,12 @@
         </w:rPr>
         <w:t>一點不疑惑；因為那疑惑的人：這希臘文通常會翻譯為「不要懷疑，因為懷疑的人」，但這裡的意思是人的忠誠在神和世界之間搖擺不定（見</w:t>
       </w:r>
-      <w:hyperlink r:id="rId28">
-        <w:r>
-          <w:rPr>
-            <w:lang w:val="zh_TW" w:bidi="zh_TW"/>
-          </w:rPr>
-          <w:rPr>
-            <w:color w:val="0000EE"/>
-            <w:u w:val="single"/>
-          </w:rPr>
-          <w:t>1:8</w:t>
-        </w:r>
-      </w:hyperlink>
+      <w:r>
+        <w:rPr>
+          <w:lang w:val="zh_TW" w:bidi="zh_TW"/>
+        </w:rPr>
+        <w:t>1:8</w:t>
+      </w:r>
       <w:r>
         <w:rPr>
           <w:lang w:val="zh_TW" w:bidi="zh_TW"/>
@@ -1015,120 +919,78 @@
         </w:rPr>
         <w:t>就該誇口（譯註：和合本譯為「喜樂」）：在新約聖經中，誇口通常被視為負面的行為（</w:t>
       </w:r>
-      <w:hyperlink r:id="rId29">
-        <w:r>
-          <w:rPr>
-            <w:lang w:val="zh_TW" w:bidi="zh_TW"/>
-          </w:rPr>
-          <w:rPr>
-            <w:color w:val="0000EE"/>
-            <w:u w:val="single"/>
-          </w:rPr>
-          <w:t>3:14</w:t>
-        </w:r>
-      </w:hyperlink>
+      <w:r>
+        <w:rPr>
+          <w:lang w:val="zh_TW" w:bidi="zh_TW"/>
+        </w:rPr>
+        <w:t>3:14</w:t>
+      </w:r>
       <w:r>
         <w:rPr>
           <w:lang w:val="zh_TW" w:bidi="zh_TW"/>
         </w:rPr>
         <w:t>，</w:t>
       </w:r>
-      <w:hyperlink r:id="rId30">
-        <w:r>
-          <w:rPr>
-            <w:lang w:val="zh_TW" w:bidi="zh_TW"/>
-          </w:rPr>
-          <w:rPr>
-            <w:color w:val="0000EE"/>
-            <w:u w:val="single"/>
-          </w:rPr>
-          <w:t>4:16，</w:t>
-        </w:r>
-      </w:hyperlink>
-      <w:hyperlink r:id="rId31">
-        <w:r>
-          <w:rPr>
-            <w:lang w:val="zh_TW" w:bidi="zh_TW"/>
-          </w:rPr>
-          <w:rPr>
-            <w:color w:val="0000EE"/>
-            <w:u w:val="single"/>
-          </w:rPr>
-          <w:t>弗2:9</w:t>
-        </w:r>
-      </w:hyperlink>
+      <w:r>
+        <w:rPr>
+          <w:lang w:val="zh_TW" w:bidi="zh_TW"/>
+        </w:rPr>
+        <w:t>4:16，</w:t>
+      </w:r>
+      <w:r>
+        <w:rPr>
+          <w:lang w:val="zh_TW" w:bidi="zh_TW"/>
+        </w:rPr>
+        <w:t>弗2:9</w:t>
+      </w:r>
       <w:r>
         <w:rPr>
           <w:lang w:val="zh_TW" w:bidi="zh_TW"/>
         </w:rPr>
         <w:t>），但在這裡指的是誇口神所成就的事（</w:t>
       </w:r>
-      <w:hyperlink r:id="rId32">
-        <w:r>
-          <w:rPr>
-            <w:lang w:val="zh_TW" w:bidi="zh_TW"/>
-          </w:rPr>
-          <w:rPr>
-            <w:color w:val="0000EE"/>
-            <w:u w:val="single"/>
-          </w:rPr>
-          <w:t>雅2:5</w:t>
-        </w:r>
-      </w:hyperlink>
+      <w:r>
+        <w:rPr>
+          <w:lang w:val="zh_TW" w:bidi="zh_TW"/>
+        </w:rPr>
+        <w:t>雅2:5</w:t>
+      </w:r>
       <w:r>
         <w:rPr>
           <w:lang w:val="zh_TW" w:bidi="zh_TW"/>
         </w:rPr>
         <w:t>；</w:t>
       </w:r>
-      <w:hyperlink r:id="rId33">
-        <w:r>
-          <w:rPr>
-            <w:lang w:val="zh_TW" w:bidi="zh_TW"/>
-          </w:rPr>
-          <w:rPr>
-            <w:color w:val="0000EE"/>
-            <w:u w:val="single"/>
-          </w:rPr>
-          <w:t>羅15:18</w:t>
-        </w:r>
-      </w:hyperlink>
+      <w:r>
+        <w:rPr>
+          <w:lang w:val="zh_TW" w:bidi="zh_TW"/>
+        </w:rPr>
+        <w:t>羅15:18</w:t>
+      </w:r>
       <w:r>
         <w:rPr>
           <w:lang w:val="zh_TW" w:bidi="zh_TW"/>
         </w:rPr>
         <w:t>；</w:t>
       </w:r>
-      <w:hyperlink r:id="rId34">
-        <w:r>
-          <w:rPr>
-            <w:lang w:val="zh_TW" w:bidi="zh_TW"/>
-          </w:rPr>
-          <w:rPr>
-            <w:color w:val="0000EE"/>
-            <w:u w:val="single"/>
-          </w:rPr>
-          <w:t>林前1:31</w:t>
-        </w:r>
-      </w:hyperlink>
+      <w:r>
+        <w:rPr>
+          <w:lang w:val="zh_TW" w:bidi="zh_TW"/>
+        </w:rPr>
+        <w:t>林前1:31</w:t>
+      </w:r>
       <w:r>
         <w:rPr>
           <w:lang w:val="zh_TW" w:bidi="zh_TW"/>
         </w:rPr>
         <w:t>；</w:t>
       </w:r>
-      <w:hyperlink r:id="rId35">
-        <w:r>
-          <w:rPr>
-            <w:lang w:val="zh_TW" w:bidi="zh_TW"/>
-          </w:rPr>
-          <w:rPr>
-            <w:color w:val="0000EE"/>
-            <w:u w:val="single"/>
-          </w:rPr>
-          <w:t>加6:14</w:t>
-        </w:r>
-      </w:hyperlink>
+      <w:r>
+        <w:rPr>
+          <w:lang w:val="zh_TW" w:bidi="zh_TW"/>
+        </w:rPr>
+        <w:t>加6:14</w:t>
+      </w:r>
       <w:r>
         <w:rPr>
           <w:lang w:val="zh_TW" w:bidi="zh_TW"/>
@@ -1183,36 +1045,24 @@
         </w:rPr>
         <w:t>卑微和富足是反覆出現的主題（參第</w:t>
       </w:r>
-      <w:hyperlink r:id="rId36">
-        <w:r>
-          <w:rPr>
-            <w:lang w:val="zh_TW" w:bidi="zh_TW"/>
-          </w:rPr>
-          <w:rPr>
-            <w:color w:val="0000EE"/>
-            <w:u w:val="single"/>
-          </w:rPr>
-          <w:t>2</w:t>
-        </w:r>
-      </w:hyperlink>
+      <w:r>
+        <w:rPr>
+          <w:lang w:val="zh_TW" w:bidi="zh_TW"/>
+        </w:rPr>
+        <w:t>2</w:t>
+      </w:r>
       <w:r>
         <w:rPr>
           <w:lang w:val="zh_TW" w:bidi="zh_TW"/>
         </w:rPr>
         <w:t>章，</w:t>
       </w:r>
-      <w:hyperlink r:id="rId37">
-        <w:r>
-          <w:rPr>
-            <w:lang w:val="zh_TW" w:bidi="zh_TW"/>
-          </w:rPr>
-          <w:rPr>
-            <w:color w:val="0000EE"/>
-            <w:u w:val="single"/>
-          </w:rPr>
-          <w:t>4:13–5:11</w:t>
-        </w:r>
-      </w:hyperlink>
+      <w:r>
+        <w:rPr>
+          <w:lang w:val="zh_TW" w:bidi="zh_TW"/>
+        </w:rPr>
+        <w:t>4:13–5:11</w:t>
+      </w:r>
       <w:r>
         <w:rPr>
           <w:lang w:val="zh_TW" w:bidi="zh_TW"/>
@@ -1279,36 +1129,24 @@
         </w:rPr>
         <w:t>雅各以諷刺的方式描述了那些不敬虔的富人可怕的命運，他們壓迫貧窮和弱勢群體，並以此來抬高自己（見</w:t>
       </w:r>
-      <w:hyperlink r:id="rId38">
-        <w:r>
-          <w:rPr>
-            <w:lang w:val="zh_TW" w:bidi="zh_TW"/>
-          </w:rPr>
-          <w:rPr>
-            <w:color w:val="0000EE"/>
-            <w:u w:val="single"/>
-          </w:rPr>
-          <w:t>2:6–8</w:t>
-        </w:r>
-      </w:hyperlink>
+      <w:r>
+        <w:rPr>
+          <w:lang w:val="zh_TW" w:bidi="zh_TW"/>
+        </w:rPr>
+        <w:t>2:6–8</w:t>
+      </w:r>
       <w:r>
         <w:rPr>
           <w:lang w:val="zh_TW" w:bidi="zh_TW"/>
         </w:rPr>
         <w:t>，</w:t>
       </w:r>
-      <w:hyperlink r:id="rId39">
-        <w:r>
-          <w:rPr>
-            <w:lang w:val="zh_TW" w:bidi="zh_TW"/>
-          </w:rPr>
-          <w:rPr>
-            <w:color w:val="0000EE"/>
-            <w:u w:val="single"/>
-          </w:rPr>
-          <w:t>5:1–6</w:t>
-        </w:r>
-      </w:hyperlink>
+      <w:r>
+        <w:rPr>
+          <w:lang w:val="zh_TW" w:bidi="zh_TW"/>
+        </w:rPr>
+        <w:t>5:1–6</w:t>
+      </w:r>
       <w:r>
         <w:rPr>
           <w:lang w:val="zh_TW" w:bidi="zh_TW"/>
@@ -1363,72 +1201,48 @@
         </w:rPr>
         <w:t>是忠心、順服的（參</w:t>
       </w:r>
-      <w:hyperlink r:id="rId40">
-        <w:r>
-          <w:rPr>
-            <w:lang w:val="zh_TW" w:bidi="zh_TW"/>
-          </w:rPr>
-          <w:rPr>
-            <w:color w:val="0000EE"/>
-            <w:u w:val="single"/>
-          </w:rPr>
-          <w:t>1:22–25</w:t>
-        </w:r>
-      </w:hyperlink>
+      <w:r>
+        <w:rPr>
+          <w:lang w:val="zh_TW" w:bidi="zh_TW"/>
+        </w:rPr>
+        <w:t>1:22–25</w:t>
+      </w:r>
       <w:r>
         <w:rPr>
           <w:lang w:val="zh_TW" w:bidi="zh_TW"/>
         </w:rPr>
         <w:t>，</w:t>
       </w:r>
-      <w:hyperlink r:id="rId32">
-        <w:r>
-          <w:rPr>
-            <w:lang w:val="zh_TW" w:bidi="zh_TW"/>
-          </w:rPr>
-          <w:rPr>
-            <w:color w:val="0000EE"/>
-            <w:u w:val="single"/>
-          </w:rPr>
-          <w:t>2:5</w:t>
-        </w:r>
-      </w:hyperlink>
+      <w:r>
+        <w:rPr>
+          <w:lang w:val="zh_TW" w:bidi="zh_TW"/>
+        </w:rPr>
+        <w:t>2:5</w:t>
+      </w:r>
       <w:r>
         <w:rPr>
           <w:lang w:val="zh_TW" w:bidi="zh_TW"/>
         </w:rPr>
         <w:t>；</w:t>
       </w:r>
-      <w:hyperlink r:id="rId41">
-        <w:r>
-          <w:rPr>
-            <w:lang w:val="zh_TW" w:bidi="zh_TW"/>
-          </w:rPr>
-          <w:rPr>
-            <w:color w:val="0000EE"/>
-            <w:u w:val="single"/>
-          </w:rPr>
-          <w:t>申7:9</w:t>
-        </w:r>
-      </w:hyperlink>
+      <w:r>
+        <w:rPr>
+          <w:lang w:val="zh_TW" w:bidi="zh_TW"/>
+        </w:rPr>
+        <w:t>申7:9</w:t>
+      </w:r>
       <w:r>
         <w:rPr>
           <w:lang w:val="zh_TW" w:bidi="zh_TW"/>
         </w:rPr>
         <w:t>；</w:t>
       </w:r>
-      <w:hyperlink r:id="rId42">
-        <w:r>
-          <w:rPr>
-            <w:lang w:val="zh_TW" w:bidi="zh_TW"/>
-          </w:rPr>
-          <w:rPr>
-            <w:color w:val="0000EE"/>
-            <w:u w:val="single"/>
-          </w:rPr>
-          <w:t>約一5:2</w:t>
-        </w:r>
-      </w:hyperlink>
+      <w:r>
+        <w:rPr>
+          <w:lang w:val="zh_TW" w:bidi="zh_TW"/>
+        </w:rPr>
+        <w:t>約一5:2</w:t>
+      </w:r>
       <w:r>
         <w:rPr>
           <w:lang w:val="zh_TW" w:bidi="zh_TW"/>
@@ -1483,126 +1297,84 @@
         </w:rPr>
         <w:t>雅各討論了與</w:t>
       </w:r>
-      <w:hyperlink r:id="rId43">
-        <w:r>
-          <w:rPr>
-            <w:lang w:val="zh_TW" w:bidi="zh_TW"/>
-          </w:rPr>
-          <w:rPr>
-            <w:color w:val="0000EE"/>
-            <w:u w:val="single"/>
-          </w:rPr>
-          <w:t>一章2至11節</w:t>
-        </w:r>
-      </w:hyperlink>
+      <w:r>
+        <w:rPr>
+          <w:lang w:val="zh_TW" w:bidi="zh_TW"/>
+        </w:rPr>
+        <w:t>一章2至11節</w:t>
+      </w:r>
       <w:r>
         <w:rPr>
           <w:lang w:val="zh_TW" w:bidi="zh_TW"/>
         </w:rPr>
         <w:t>中相同的三個主題，並在每個主題上更進一步發展。外在的試煉（</w:t>
       </w:r>
-      <w:hyperlink r:id="rId44">
-        <w:r>
-          <w:rPr>
-            <w:lang w:val="zh_TW" w:bidi="zh_TW"/>
-          </w:rPr>
-          <w:rPr>
-            <w:color w:val="0000EE"/>
-            <w:u w:val="single"/>
-          </w:rPr>
-          <w:t>1:2–4</w:t>
-        </w:r>
-      </w:hyperlink>
+      <w:r>
+        <w:rPr>
+          <w:lang w:val="zh_TW" w:bidi="zh_TW"/>
+        </w:rPr>
+        <w:t>1:2–4</w:t>
+      </w:r>
       <w:r>
         <w:rPr>
           <w:lang w:val="zh_TW" w:bidi="zh_TW"/>
         </w:rPr>
         <w:t>）轉為內在的試探（</w:t>
       </w:r>
-      <w:hyperlink r:id="rId45">
-        <w:r>
-          <w:rPr>
-            <w:lang w:val="zh_TW" w:bidi="zh_TW"/>
-          </w:rPr>
-          <w:rPr>
-            <w:color w:val="0000EE"/>
-            <w:u w:val="single"/>
-          </w:rPr>
-          <w:t>1:11–18</w:t>
-        </w:r>
-      </w:hyperlink>
+      <w:r>
+        <w:rPr>
+          <w:lang w:val="zh_TW" w:bidi="zh_TW"/>
+        </w:rPr>
+        <w:t>1:11–18</w:t>
+      </w:r>
       <w:r>
         <w:rPr>
           <w:lang w:val="zh_TW" w:bidi="zh_TW"/>
         </w:rPr>
         <w:t>）；對智慧的需要（</w:t>
       </w:r>
-      <w:hyperlink r:id="rId46">
-        <w:r>
-          <w:rPr>
-            <w:lang w:val="zh_TW" w:bidi="zh_TW"/>
-          </w:rPr>
-          <w:rPr>
-            <w:color w:val="0000EE"/>
-            <w:u w:val="single"/>
-          </w:rPr>
-          <w:t>1:5–8</w:t>
-        </w:r>
-      </w:hyperlink>
+      <w:r>
+        <w:rPr>
+          <w:lang w:val="zh_TW" w:bidi="zh_TW"/>
+        </w:rPr>
+        <w:t>1:5–8</w:t>
+      </w:r>
       <w:r>
         <w:rPr>
           <w:lang w:val="zh_TW" w:bidi="zh_TW"/>
         </w:rPr>
         <w:t>）與控制憤怒的言語有關（</w:t>
       </w:r>
-      <w:hyperlink r:id="rId47">
-        <w:r>
-          <w:rPr>
-            <w:lang w:val="zh_TW" w:bidi="zh_TW"/>
-          </w:rPr>
-          <w:rPr>
-            <w:color w:val="0000EE"/>
-            <w:u w:val="single"/>
-          </w:rPr>
-          <w:t>1:19–21</w:t>
-        </w:r>
-      </w:hyperlink>
+      <w:r>
+        <w:rPr>
+          <w:lang w:val="zh_TW" w:bidi="zh_TW"/>
+        </w:rPr>
+        <w:t>1:19–21</w:t>
+      </w:r>
       <w:r>
         <w:rPr>
           <w:lang w:val="zh_TW" w:bidi="zh_TW"/>
         </w:rPr>
         <w:t>）；貧窮或富足與行道有關（</w:t>
       </w:r>
-      <w:hyperlink r:id="rId40">
-        <w:r>
-          <w:rPr>
-            <w:lang w:val="zh_TW" w:bidi="zh_TW"/>
-          </w:rPr>
-          <w:rPr>
-            <w:color w:val="0000EE"/>
-            <w:u w:val="single"/>
-          </w:rPr>
-          <w:t>1:22–25</w:t>
-        </w:r>
-      </w:hyperlink>
+      <w:r>
+        <w:rPr>
+          <w:lang w:val="zh_TW" w:bidi="zh_TW"/>
+        </w:rPr>
+        <w:t>1:22–25</w:t>
+      </w:r>
       <w:r>
         <w:rPr>
           <w:lang w:val="zh_TW" w:bidi="zh_TW"/>
         </w:rPr>
         <w:t>）。這段經文最後總結了這些主題（</w:t>
       </w:r>
-      <w:hyperlink r:id="rId48">
-        <w:r>
-          <w:rPr>
-            <w:lang w:val="zh_TW" w:bidi="zh_TW"/>
-          </w:rPr>
-          <w:rPr>
-            <w:color w:val="0000EE"/>
-            <w:u w:val="single"/>
-          </w:rPr>
-          <w:t>1:26–27</w:t>
-        </w:r>
-      </w:hyperlink>
+      <w:r>
+        <w:rPr>
+          <w:lang w:val="zh_TW" w:bidi="zh_TW"/>
+        </w:rPr>
+        <w:t>1:26–27</w:t>
+      </w:r>
       <w:r>
         <w:rPr>
           <w:lang w:val="zh_TW" w:bidi="zh_TW"/>
@@ -1670,72 +1442,48 @@
         </w:rPr>
         <w:t>，這是一種古希臘的修辭技巧，透過假想的對手提出相反的意見。藉由這個技巧，他就能夠表達讀者可能提出的反對意見，並立即駁斥（另見</w:t>
       </w:r>
-      <w:hyperlink r:id="rId49">
-        <w:r>
-          <w:rPr>
-            <w:lang w:val="zh_TW" w:bidi="zh_TW"/>
-          </w:rPr>
-          <w:rPr>
-            <w:color w:val="0000EE"/>
-            <w:u w:val="single"/>
-          </w:rPr>
-          <w:t>2:3</w:t>
-        </w:r>
-      </w:hyperlink>
+      <w:r>
+        <w:rPr>
+          <w:lang w:val="zh_TW" w:bidi="zh_TW"/>
+        </w:rPr>
+        <w:t>2:3</w:t>
+      </w:r>
       <w:r>
         <w:rPr>
           <w:lang w:val="zh_TW" w:bidi="zh_TW"/>
         </w:rPr>
         <w:t>、</w:t>
       </w:r>
-      <w:hyperlink r:id="rId50">
-        <w:r>
-          <w:rPr>
-            <w:lang w:val="zh_TW" w:bidi="zh_TW"/>
-          </w:rPr>
-          <w:rPr>
-            <w:color w:val="0000EE"/>
-            <w:u w:val="single"/>
-          </w:rPr>
-          <w:t>16</w:t>
-        </w:r>
-      </w:hyperlink>
+      <w:r>
+        <w:rPr>
+          <w:lang w:val="zh_TW" w:bidi="zh_TW"/>
+        </w:rPr>
+        <w:t>16</w:t>
+      </w:r>
       <w:r>
         <w:rPr>
           <w:lang w:val="zh_TW" w:bidi="zh_TW"/>
         </w:rPr>
         <w:t>、</w:t>
       </w:r>
-      <w:hyperlink r:id="rId51">
-        <w:r>
-          <w:rPr>
-            <w:lang w:val="zh_TW" w:bidi="zh_TW"/>
-          </w:rPr>
-          <w:rPr>
-            <w:color w:val="0000EE"/>
-            <w:u w:val="single"/>
-          </w:rPr>
-          <w:t>18</w:t>
-        </w:r>
-      </w:hyperlink>
+      <w:r>
+        <w:rPr>
+          <w:lang w:val="zh_TW" w:bidi="zh_TW"/>
+        </w:rPr>
+        <w:t>18</w:t>
+      </w:r>
       <w:r>
         <w:rPr>
           <w:lang w:val="zh_TW" w:bidi="zh_TW"/>
         </w:rPr>
         <w:t>，</w:t>
       </w:r>
-      <w:hyperlink r:id="rId52">
-        <w:r>
-          <w:rPr>
-            <w:lang w:val="zh_TW" w:bidi="zh_TW"/>
-          </w:rPr>
-          <w:rPr>
-            <w:color w:val="0000EE"/>
-            <w:u w:val="single"/>
-          </w:rPr>
-          <w:t>4:13</w:t>
-        </w:r>
-      </w:hyperlink>
+      <w:r>
+        <w:rPr>
+          <w:lang w:val="zh_TW" w:bidi="zh_TW"/>
+        </w:rPr>
+        <w:t>4:13</w:t>
+      </w:r>
       <w:r>
         <w:rPr>
           <w:lang w:val="zh_TW" w:bidi="zh_TW"/>
@@ -1882,18 +1630,12 @@
         </w:rPr>
         <w:t>嬰兒被容許長大成熟時，就會生出死亡，這與「（永恆）生命的冠冕」完全相反（</w:t>
       </w:r>
-      <w:hyperlink r:id="rId53">
-        <w:r>
-          <w:rPr>
-            <w:lang w:val="zh_TW" w:bidi="zh_TW"/>
-          </w:rPr>
-          <w:rPr>
-            <w:color w:val="0000EE"/>
-            <w:u w:val="single"/>
-          </w:rPr>
-          <w:t>1:12</w:t>
-        </w:r>
-      </w:hyperlink>
+      <w:r>
+        <w:rPr>
+          <w:lang w:val="zh_TW" w:bidi="zh_TW"/>
+        </w:rPr>
+        <w:t>1:12</w:t>
+      </w:r>
       <w:r>
         <w:rPr>
           <w:lang w:val="zh_TW" w:bidi="zh_TW"/>
@@ -1974,36 +1716,24 @@
         </w:rPr>
         <w:t>因為祂創造了天上的一切（</w:t>
       </w:r>
-      <w:hyperlink r:id="rId54">
-        <w:r>
-          <w:rPr>
-            <w:lang w:val="zh_TW" w:bidi="zh_TW"/>
-          </w:rPr>
-          <w:rPr>
-            <w:color w:val="0000EE"/>
-            <w:u w:val="single"/>
-          </w:rPr>
-          <w:t>創1:3</w:t>
-        </w:r>
-      </w:hyperlink>
+      <w:r>
+        <w:rPr>
+          <w:lang w:val="zh_TW" w:bidi="zh_TW"/>
+        </w:rPr>
+        <w:t>創1:3</w:t>
+      </w:r>
       <w:r>
         <w:rPr>
           <w:lang w:val="zh_TW" w:bidi="zh_TW"/>
         </w:rPr>
         <w:t>、</w:t>
       </w:r>
-      <w:hyperlink r:id="rId55">
-        <w:r>
-          <w:rPr>
-            <w:lang w:val="zh_TW" w:bidi="zh_TW"/>
-          </w:rPr>
-          <w:rPr>
-            <w:color w:val="0000EE"/>
-            <w:u w:val="single"/>
-          </w:rPr>
-          <w:t>14–17</w:t>
-        </w:r>
-      </w:hyperlink>
+      <w:r>
+        <w:rPr>
+          <w:lang w:val="zh_TW" w:bidi="zh_TW"/>
+        </w:rPr>
+        <w:t>14–17</w:t>
+      </w:r>
       <w:r>
         <w:rPr>
           <w:lang w:val="zh_TW" w:bidi="zh_TW"/>
@@ -2062,36 +1792,24 @@
         </w:rPr>
         <w:t>神的真道就是福音（</w:t>
       </w:r>
-      <w:hyperlink r:id="rId56">
-        <w:r>
-          <w:rPr>
-            <w:lang w:val="zh_TW" w:bidi="zh_TW"/>
-          </w:rPr>
-          <w:rPr>
-            <w:color w:val="0000EE"/>
-            <w:u w:val="single"/>
-          </w:rPr>
-          <w:t>1:21–23</w:t>
-        </w:r>
-      </w:hyperlink>
+      <w:r>
+        <w:rPr>
+          <w:lang w:val="zh_TW" w:bidi="zh_TW"/>
+        </w:rPr>
+        <w:t>1:21–23</w:t>
+      </w:r>
       <w:r>
         <w:rPr>
           <w:lang w:val="zh_TW" w:bidi="zh_TW"/>
         </w:rPr>
         <w:t>；</w:t>
       </w:r>
-      <w:hyperlink r:id="rId57">
-        <w:r>
-          <w:rPr>
-            <w:lang w:val="zh_TW" w:bidi="zh_TW"/>
-          </w:rPr>
-          <w:rPr>
-            <w:color w:val="0000EE"/>
-            <w:u w:val="single"/>
-          </w:rPr>
-          <w:t>彼前1:23–25</w:t>
-        </w:r>
-      </w:hyperlink>
+      <w:r>
+        <w:rPr>
+          <w:lang w:val="zh_TW" w:bidi="zh_TW"/>
+        </w:rPr>
+        <w:t>彼前1:23–25</w:t>
+      </w:r>
       <w:r>
         <w:rPr>
           <w:lang w:val="zh_TW" w:bidi="zh_TW"/>
@@ -2116,72 +1834,48 @@
         </w:rPr>
         <w:t>生：母親生產的意象顯明神對祂兒女那全然的父母的愛（參</w:t>
       </w:r>
-      <w:hyperlink r:id="rId58">
-        <w:r>
-          <w:rPr>
-            <w:lang w:val="zh_TW" w:bidi="zh_TW"/>
-          </w:rPr>
-          <w:rPr>
-            <w:color w:val="0000EE"/>
-            <w:u w:val="single"/>
-          </w:rPr>
-          <w:t>路13:34</w:t>
-        </w:r>
-      </w:hyperlink>
+      <w:r>
+        <w:rPr>
+          <w:lang w:val="zh_TW" w:bidi="zh_TW"/>
+        </w:rPr>
+        <w:t>路13:34</w:t>
+      </w:r>
       <w:r>
         <w:rPr>
           <w:lang w:val="zh_TW" w:bidi="zh_TW"/>
         </w:rPr>
         <w:t>；</w:t>
       </w:r>
-      <w:hyperlink r:id="rId59">
-        <w:r>
-          <w:rPr>
-            <w:lang w:val="zh_TW" w:bidi="zh_TW"/>
-          </w:rPr>
-          <w:rPr>
-            <w:color w:val="0000EE"/>
-            <w:u w:val="single"/>
-          </w:rPr>
-          <w:t>約1:13</w:t>
-        </w:r>
-      </w:hyperlink>
+      <w:r>
+        <w:rPr>
+          <w:lang w:val="zh_TW" w:bidi="zh_TW"/>
+        </w:rPr>
+        <w:t>約1:13</w:t>
+      </w:r>
       <w:r>
         <w:rPr>
           <w:lang w:val="zh_TW" w:bidi="zh_TW"/>
         </w:rPr>
         <w:t>，</w:t>
       </w:r>
-      <w:hyperlink r:id="rId60">
-        <w:r>
-          <w:rPr>
-            <w:lang w:val="zh_TW" w:bidi="zh_TW"/>
-          </w:rPr>
-          <w:rPr>
-            <w:color w:val="0000EE"/>
-            <w:u w:val="single"/>
-          </w:rPr>
-          <w:t>3:3–8</w:t>
-        </w:r>
-      </w:hyperlink>
+      <w:r>
+        <w:rPr>
+          <w:lang w:val="zh_TW" w:bidi="zh_TW"/>
+        </w:rPr>
+        <w:t>3:3–8</w:t>
+      </w:r>
       <w:r>
         <w:rPr>
           <w:lang w:val="zh_TW" w:bidi="zh_TW"/>
         </w:rPr>
         <w:t>；</w:t>
       </w:r>
-      <w:hyperlink r:id="rId61">
-        <w:r>
-          <w:rPr>
-            <w:lang w:val="zh_TW" w:bidi="zh_TW"/>
-          </w:rPr>
-          <w:rPr>
-            <w:color w:val="0000EE"/>
-            <w:u w:val="single"/>
-          </w:rPr>
-          <w:t>彼前1:23</w:t>
-        </w:r>
-      </w:hyperlink>
+      <w:r>
+        <w:rPr>
+          <w:lang w:val="zh_TW" w:bidi="zh_TW"/>
+        </w:rPr>
+        <w:t>彼前1:23</w:t>
+      </w:r>
       <w:r>
         <w:rPr>
           <w:lang w:val="zh_TW" w:bidi="zh_TW"/>
@@ -2219,90 +1913,60 @@
         </w:rPr>
         <w:t xml:space="preserve"> （參</w:t>
       </w:r>
-      <w:hyperlink r:id="rId62">
-        <w:r>
-          <w:rPr>
-            <w:lang w:val="zh_TW" w:bidi="zh_TW"/>
-          </w:rPr>
-          <w:rPr>
-            <w:color w:val="0000EE"/>
-            <w:u w:val="single"/>
-          </w:rPr>
-          <w:t>出23:16</w:t>
-        </w:r>
-      </w:hyperlink>
+      <w:r>
+        <w:rPr>
+          <w:lang w:val="zh_TW" w:bidi="zh_TW"/>
+        </w:rPr>
+        <w:t>出23:16</w:t>
+      </w:r>
       <w:r>
         <w:rPr>
           <w:lang w:val="zh_TW" w:bidi="zh_TW"/>
         </w:rPr>
         <w:t>；</w:t>
       </w:r>
-      <w:hyperlink r:id="rId63">
-        <w:r>
-          <w:rPr>
-            <w:lang w:val="zh_TW" w:bidi="zh_TW"/>
-          </w:rPr>
-          <w:rPr>
-            <w:color w:val="0000EE"/>
-            <w:u w:val="single"/>
-          </w:rPr>
-          <w:t>利23:9–14</w:t>
-        </w:r>
-      </w:hyperlink>
+      <w:r>
+        <w:rPr>
+          <w:lang w:val="zh_TW" w:bidi="zh_TW"/>
+        </w:rPr>
+        <w:t>利23:9–14</w:t>
+      </w:r>
       <w:r>
         <w:rPr>
           <w:lang w:val="zh_TW" w:bidi="zh_TW"/>
         </w:rPr>
         <w:t>；</w:t>
       </w:r>
-      <w:hyperlink r:id="rId64">
-        <w:r>
-          <w:rPr>
-            <w:lang w:val="zh_TW" w:bidi="zh_TW"/>
-          </w:rPr>
-          <w:rPr>
-            <w:color w:val="0000EE"/>
-            <w:u w:val="single"/>
-          </w:rPr>
-          <w:t>林前15:20</w:t>
-        </w:r>
-      </w:hyperlink>
+      <w:r>
+        <w:rPr>
+          <w:lang w:val="zh_TW" w:bidi="zh_TW"/>
+        </w:rPr>
+        <w:t>林前15:20</w:t>
+      </w:r>
       <w:r>
         <w:rPr>
           <w:lang w:val="zh_TW" w:bidi="zh_TW"/>
         </w:rPr>
         <w:t>；</w:t>
       </w:r>
-      <w:hyperlink r:id="rId65">
-        <w:r>
-          <w:rPr>
-            <w:lang w:val="zh_TW" w:bidi="zh_TW"/>
-          </w:rPr>
-          <w:rPr>
-            <w:color w:val="0000EE"/>
-            <w:u w:val="single"/>
-          </w:rPr>
-          <w:t>西1:18</w:t>
-        </w:r>
-      </w:hyperlink>
+      <w:r>
+        <w:rPr>
+          <w:lang w:val="zh_TW" w:bidi="zh_TW"/>
+        </w:rPr>
+        <w:t>西1:18</w:t>
+      </w:r>
       <w:r>
         <w:rPr>
           <w:lang w:val="zh_TW" w:bidi="zh_TW"/>
         </w:rPr>
         <w:t>）。基督徒是所有受造物中得著終極復興的實例（</w:t>
       </w:r>
-      <w:hyperlink r:id="rId66">
-        <w:r>
-          <w:rPr>
-            <w:lang w:val="zh_TW" w:bidi="zh_TW"/>
-          </w:rPr>
-          <w:rPr>
-            <w:color w:val="0000EE"/>
-            <w:u w:val="single"/>
-          </w:rPr>
-          <w:t>羅8:20–22</w:t>
-        </w:r>
-      </w:hyperlink>
+      <w:r>
+        <w:rPr>
+          <w:lang w:val="zh_TW" w:bidi="zh_TW"/>
+        </w:rPr>
+        <w:t>羅8:20–22</w:t>
+      </w:r>
       <w:r>
         <w:rPr>
           <w:lang w:val="zh_TW" w:bidi="zh_TW"/>
@@ -2374,36 +2038,24 @@
         </w:rPr>
         <w:t>，比如脫去骯髒的衣服；參</w:t>
       </w:r>
-      <w:hyperlink r:id="rId67">
-        <w:r>
-          <w:rPr>
-            <w:lang w:val="zh_TW" w:bidi="zh_TW"/>
-          </w:rPr>
-          <w:rPr>
-            <w:color w:val="0000EE"/>
-            <w:u w:val="single"/>
-          </w:rPr>
-          <w:t>以弗所書四章22節</w:t>
-        </w:r>
-      </w:hyperlink>
+      <w:r>
+        <w:rPr>
+          <w:lang w:val="zh_TW" w:bidi="zh_TW"/>
+        </w:rPr>
+        <w:t>以弗所書四章22節</w:t>
+      </w:r>
       <w:r>
         <w:rPr>
           <w:lang w:val="zh_TW" w:bidi="zh_TW"/>
         </w:rPr>
         <w:t>；</w:t>
       </w:r>
-      <w:hyperlink r:id="rId68">
-        <w:r>
-          <w:rPr>
-            <w:lang w:val="zh_TW" w:bidi="zh_TW"/>
-          </w:rPr>
-          <w:rPr>
-            <w:color w:val="0000EE"/>
-            <w:u w:val="single"/>
-          </w:rPr>
-          <w:t>彼得前書二章1節</w:t>
-        </w:r>
-      </w:hyperlink>
+      <w:r>
+        <w:rPr>
+          <w:lang w:val="zh_TW" w:bidi="zh_TW"/>
+        </w:rPr>
+        <w:t>彼得前書二章1節</w:t>
+      </w:r>
       <w:r>
         <w:rPr>
           <w:lang w:val="zh_TW" w:bidi="zh_TW"/>
@@ -2428,18 +2080,12 @@
         </w:rPr>
         <w:t>所栽種的道，就是能救你們靈魂的道：雅各強調基督徒蒙召來回應神已經放在我們內心深處的話語（應驗了</w:t>
       </w:r>
-      <w:hyperlink r:id="rId69">
-        <w:r>
-          <w:rPr>
-            <w:lang w:val="zh_TW" w:bidi="zh_TW"/>
-          </w:rPr>
-          <w:rPr>
-            <w:color w:val="0000EE"/>
-            <w:u w:val="single"/>
-          </w:rPr>
-          <w:t>耶31:31–34</w:t>
-        </w:r>
-      </w:hyperlink>
+      <w:r>
+        <w:rPr>
+          <w:lang w:val="zh_TW" w:bidi="zh_TW"/>
+        </w:rPr>
+        <w:t>耶31:31–34</w:t>
+      </w:r>
       <w:r>
         <w:rPr>
           <w:lang w:val="zh_TW" w:bidi="zh_TW"/>
@@ -2464,54 +2110,36 @@
         </w:rPr>
         <w:t>靈魂指的是全人（另見於</w:t>
       </w:r>
-      <w:hyperlink r:id="rId70">
-        <w:r>
-          <w:rPr>
-            <w:lang w:val="zh_TW" w:bidi="zh_TW"/>
-          </w:rPr>
-          <w:rPr>
-            <w:color w:val="0000EE"/>
-            <w:u w:val="single"/>
-          </w:rPr>
-          <w:t>雅5:20</w:t>
-        </w:r>
-      </w:hyperlink>
+      <w:r>
+        <w:rPr>
+          <w:lang w:val="zh_TW" w:bidi="zh_TW"/>
+        </w:rPr>
+        <w:t>雅5:20</w:t>
+      </w:r>
       <w:r>
         <w:rPr>
           <w:lang w:val="zh_TW" w:bidi="zh_TW"/>
         </w:rPr>
         <w:t>；見</w:t>
       </w:r>
-      <w:hyperlink r:id="rId71">
-        <w:r>
-          <w:rPr>
-            <w:lang w:val="zh_TW" w:bidi="zh_TW"/>
-          </w:rPr>
-          <w:rPr>
-            <w:color w:val="0000EE"/>
-            <w:u w:val="single"/>
-          </w:rPr>
-          <w:t>創2:7</w:t>
-        </w:r>
-      </w:hyperlink>
+      <w:r>
+        <w:rPr>
+          <w:lang w:val="zh_TW" w:bidi="zh_TW"/>
+        </w:rPr>
+        <w:t>創2:7</w:t>
+      </w:r>
       <w:r>
         <w:rPr>
           <w:lang w:val="zh_TW" w:bidi="zh_TW"/>
         </w:rPr>
         <w:t>；</w:t>
       </w:r>
-      <w:hyperlink r:id="rId72">
-        <w:r>
-          <w:rPr>
-            <w:lang w:val="zh_TW" w:bidi="zh_TW"/>
-          </w:rPr>
-          <w:rPr>
-            <w:color w:val="0000EE"/>
-            <w:u w:val="single"/>
-          </w:rPr>
-          <w:t>彼前3:20</w:t>
-        </w:r>
-      </w:hyperlink>
+      <w:r>
+        <w:rPr>
+          <w:lang w:val="zh_TW" w:bidi="zh_TW"/>
+        </w:rPr>
+        <w:t>彼前3:20</w:t>
+      </w:r>
       <w:r>
         <w:rPr>
           <w:lang w:val="zh_TW" w:bidi="zh_TW"/>
@@ -2566,72 +2194,48 @@
         </w:rPr>
         <w:t>誦讀經文是崇拜中一個重要的部分（</w:t>
       </w:r>
-      <w:hyperlink r:id="rId73">
-        <w:r>
-          <w:rPr>
-            <w:lang w:val="zh_TW" w:bidi="zh_TW"/>
-          </w:rPr>
-          <w:rPr>
-            <w:color w:val="0000EE"/>
-            <w:u w:val="single"/>
-          </w:rPr>
-          <w:t>路4:16–17</w:t>
-        </w:r>
-      </w:hyperlink>
+      <w:r>
+        <w:rPr>
+          <w:lang w:val="zh_TW" w:bidi="zh_TW"/>
+        </w:rPr>
+        <w:t>路4:16–17</w:t>
+      </w:r>
       <w:r>
         <w:rPr>
           <w:lang w:val="zh_TW" w:bidi="zh_TW"/>
         </w:rPr>
         <w:t>；</w:t>
       </w:r>
-      <w:hyperlink r:id="rId74">
-        <w:r>
-          <w:rPr>
-            <w:lang w:val="zh_TW" w:bidi="zh_TW"/>
-          </w:rPr>
-          <w:rPr>
-            <w:color w:val="0000EE"/>
-            <w:u w:val="single"/>
-          </w:rPr>
-          <w:t>徒13:13–16</w:t>
-        </w:r>
-      </w:hyperlink>
+      <w:r>
+        <w:rPr>
+          <w:lang w:val="zh_TW" w:bidi="zh_TW"/>
+        </w:rPr>
+        <w:t>徒13:13–16</w:t>
+      </w:r>
       <w:r>
         <w:rPr>
           <w:lang w:val="zh_TW" w:bidi="zh_TW"/>
         </w:rPr>
         <w:t>；</w:t>
       </w:r>
-      <w:hyperlink r:id="rId75">
-        <w:r>
-          <w:rPr>
-            <w:lang w:val="zh_TW" w:bidi="zh_TW"/>
-          </w:rPr>
-          <w:rPr>
-            <w:color w:val="0000EE"/>
-            <w:u w:val="single"/>
-          </w:rPr>
-          <w:t>西4:16</w:t>
-        </w:r>
-      </w:hyperlink>
+      <w:r>
+        <w:rPr>
+          <w:lang w:val="zh_TW" w:bidi="zh_TW"/>
+        </w:rPr>
+        <w:t>西4:16</w:t>
+      </w:r>
       <w:r>
         <w:rPr>
           <w:lang w:val="zh_TW" w:bidi="zh_TW"/>
         </w:rPr>
         <w:t>；</w:t>
       </w:r>
-      <w:hyperlink r:id="rId76">
-        <w:r>
-          <w:rPr>
-            <w:lang w:val="zh_TW" w:bidi="zh_TW"/>
-          </w:rPr>
-          <w:rPr>
-            <w:color w:val="0000EE"/>
-            <w:u w:val="single"/>
-          </w:rPr>
-          <w:t>提前4:13</w:t>
-        </w:r>
-      </w:hyperlink>
+      <w:r>
+        <w:rPr>
+          <w:lang w:val="zh_TW" w:bidi="zh_TW"/>
+        </w:rPr>
+        <w:t>提前4:13</w:t>
+      </w:r>
       <w:r>
         <w:rPr>
           <w:lang w:val="zh_TW" w:bidi="zh_TW"/>
@@ -2698,72 +2302,48 @@
         </w:rPr>
         <w:t>在多處經文中，雅各似乎在反思耶穌的教導。這些經文呼應了耶穌的教導（</w:t>
       </w:r>
-      <w:hyperlink r:id="rId77">
-        <w:r>
-          <w:rPr>
-            <w:lang w:val="zh_TW" w:bidi="zh_TW"/>
-          </w:rPr>
-          <w:rPr>
-            <w:color w:val="0000EE"/>
-            <w:u w:val="single"/>
-          </w:rPr>
-          <w:t>太7:24</w:t>
-        </w:r>
-      </w:hyperlink>
+      <w:r>
+        <w:rPr>
+          <w:lang w:val="zh_TW" w:bidi="zh_TW"/>
+        </w:rPr>
+        <w:t>太7:24</w:t>
+      </w:r>
       <w:r>
         <w:rPr>
           <w:lang w:val="zh_TW" w:bidi="zh_TW"/>
         </w:rPr>
         <w:t>、</w:t>
       </w:r>
-      <w:hyperlink r:id="rId78">
-        <w:r>
-          <w:rPr>
-            <w:lang w:val="zh_TW" w:bidi="zh_TW"/>
-          </w:rPr>
-          <w:rPr>
-            <w:color w:val="0000EE"/>
-            <w:u w:val="single"/>
-          </w:rPr>
-          <w:t>26</w:t>
-        </w:r>
-      </w:hyperlink>
+      <w:r>
+        <w:rPr>
+          <w:lang w:val="zh_TW" w:bidi="zh_TW"/>
+        </w:rPr>
+        <w:t>26</w:t>
+      </w:r>
       <w:r>
         <w:rPr>
           <w:lang w:val="zh_TW" w:bidi="zh_TW"/>
         </w:rPr>
         <w:t>；</w:t>
       </w:r>
-      <w:hyperlink r:id="rId79">
-        <w:r>
-          <w:rPr>
-            <w:lang w:val="zh_TW" w:bidi="zh_TW"/>
-          </w:rPr>
-          <w:rPr>
-            <w:color w:val="0000EE"/>
-            <w:u w:val="single"/>
-          </w:rPr>
-          <w:t>路6:46</w:t>
-        </w:r>
-      </w:hyperlink>
+      <w:r>
+        <w:rPr>
+          <w:lang w:val="zh_TW" w:bidi="zh_TW"/>
+        </w:rPr>
+        <w:t>路6:46</w:t>
+      </w:r>
       <w:r>
         <w:rPr>
           <w:lang w:val="zh_TW" w:bidi="zh_TW"/>
         </w:rPr>
         <w:t>、</w:t>
       </w:r>
-      <w:hyperlink r:id="rId80">
-        <w:r>
-          <w:rPr>
-            <w:lang w:val="zh_TW" w:bidi="zh_TW"/>
-          </w:rPr>
-          <w:rPr>
-            <w:color w:val="0000EE"/>
-            <w:u w:val="single"/>
-          </w:rPr>
-          <w:t>49</w:t>
-        </w:r>
-      </w:hyperlink>
+      <w:r>
+        <w:rPr>
+          <w:lang w:val="zh_TW" w:bidi="zh_TW"/>
+        </w:rPr>
+        <w:t>49</w:t>
+      </w:r>
       <w:r>
         <w:rPr>
           <w:lang w:val="zh_TW" w:bidi="zh_TW"/>
@@ -2818,18 +2398,12 @@
         </w:rPr>
         <w:t>忘了他的相貌如何：這問題不在於古代的鏡子品質不佳，而在於看的人並不專心（參</w:t>
       </w:r>
-      <w:hyperlink r:id="rId81">
-        <w:r>
-          <w:rPr>
-            <w:lang w:val="zh_TW" w:bidi="zh_TW"/>
-          </w:rPr>
-          <w:rPr>
-            <w:color w:val="0000EE"/>
-            <w:u w:val="single"/>
-          </w:rPr>
-          <w:t>太7:24–27</w:t>
-        </w:r>
-      </w:hyperlink>
+      <w:r>
+        <w:rPr>
+          <w:lang w:val="zh_TW" w:bidi="zh_TW"/>
+        </w:rPr>
+        <w:t>太7:24–27</w:t>
+      </w:r>
       <w:r>
         <w:rPr>
           <w:lang w:val="zh_TW" w:bidi="zh_TW"/>
@@ -2884,54 +2458,36 @@
         </w:rPr>
         <w:t>神的話語賜給我們新生命和救恩（</w:t>
       </w:r>
-      <w:hyperlink r:id="rId82">
-        <w:r>
-          <w:rPr>
-            <w:lang w:val="zh_TW" w:bidi="zh_TW"/>
-          </w:rPr>
-          <w:rPr>
-            <w:color w:val="0000EE"/>
-            <w:u w:val="single"/>
-          </w:rPr>
-          <w:t>1:18</w:t>
-        </w:r>
-      </w:hyperlink>
+      <w:r>
+        <w:rPr>
+          <w:lang w:val="zh_TW" w:bidi="zh_TW"/>
+        </w:rPr>
+        <w:t>1:18</w:t>
+      </w:r>
       <w:r>
         <w:rPr>
           <w:lang w:val="zh_TW" w:bidi="zh_TW"/>
         </w:rPr>
         <w:t>、</w:t>
       </w:r>
-      <w:hyperlink r:id="rId83">
-        <w:r>
-          <w:rPr>
-            <w:lang w:val="zh_TW" w:bidi="zh_TW"/>
-          </w:rPr>
-          <w:rPr>
-            <w:color w:val="0000EE"/>
-            <w:u w:val="single"/>
-          </w:rPr>
-          <w:t>21</w:t>
-        </w:r>
-      </w:hyperlink>
+      <w:r>
+        <w:rPr>
+          <w:lang w:val="zh_TW" w:bidi="zh_TW"/>
+        </w:rPr>
+        <w:t>21</w:t>
+      </w:r>
       <w:r>
         <w:rPr>
           <w:lang w:val="zh_TW" w:bidi="zh_TW"/>
         </w:rPr>
         <w:t>），但也要求我們遵行祂的教導（</w:t>
       </w:r>
-      <w:hyperlink r:id="rId40">
-        <w:r>
-          <w:rPr>
-            <w:lang w:val="zh_TW" w:bidi="zh_TW"/>
-          </w:rPr>
-          <w:rPr>
-            <w:color w:val="0000EE"/>
-            <w:u w:val="single"/>
-          </w:rPr>
-          <w:t>1:22–25</w:t>
-        </w:r>
-      </w:hyperlink>
+      <w:r>
+        <w:rPr>
+          <w:lang w:val="zh_TW" w:bidi="zh_TW"/>
+        </w:rPr>
+        <w:t>1:22–25</w:t>
+      </w:r>
       <w:r>
         <w:rPr>
           <w:lang w:val="zh_TW" w:bidi="zh_TW"/>
@@ -3003,18 +2559,12 @@
         </w:rPr>
         <w:t>）他的舌頭：雅各使用馬口中的嚼環這個生動的意像。來表明人們控制舌頭的能力，能反映出他們內心的狀態和整個人生的方向（參</w:t>
       </w:r>
-      <w:hyperlink r:id="rId84">
-        <w:r>
-          <w:rPr>
-            <w:lang w:val="zh_TW" w:bidi="zh_TW"/>
-          </w:rPr>
-          <w:rPr>
-            <w:color w:val="0000EE"/>
-            <w:u w:val="single"/>
-          </w:rPr>
-          <w:t>3:1–13</w:t>
-        </w:r>
-      </w:hyperlink>
+      <w:r>
+        <w:rPr>
+          <w:lang w:val="zh_TW" w:bidi="zh_TW"/>
+        </w:rPr>
+        <w:t>3:1–13</w:t>
+      </w:r>
       <w:r>
         <w:rPr>
           <w:lang w:val="zh_TW" w:bidi="zh_TW"/>
@@ -3039,54 +2589,36 @@
         </w:rPr>
         <w:t>孤兒寡婦是古代社會中最無助的成員。他們只能依賴別人的照顧，因為丈夫和父親通常是經濟支持和社會關係的主要來源（</w:t>
       </w:r>
-      <w:hyperlink r:id="rId85">
-        <w:r>
-          <w:rPr>
-            <w:lang w:val="zh_TW" w:bidi="zh_TW"/>
-          </w:rPr>
-          <w:rPr>
-            <w:color w:val="0000EE"/>
-            <w:u w:val="single"/>
-          </w:rPr>
-          <w:t>出22:22–24</w:t>
-        </w:r>
-      </w:hyperlink>
+      <w:r>
+        <w:rPr>
+          <w:lang w:val="zh_TW" w:bidi="zh_TW"/>
+        </w:rPr>
+        <w:t>出22:22–24</w:t>
+      </w:r>
       <w:r>
         <w:rPr>
           <w:lang w:val="zh_TW" w:bidi="zh_TW"/>
         </w:rPr>
         <w:t>；</w:t>
       </w:r>
-      <w:hyperlink r:id="rId86">
-        <w:r>
-          <w:rPr>
-            <w:lang w:val="zh_TW" w:bidi="zh_TW"/>
-          </w:rPr>
-          <w:rPr>
-            <w:color w:val="0000EE"/>
-            <w:u w:val="single"/>
-          </w:rPr>
-          <w:t>申10:18</w:t>
-        </w:r>
-      </w:hyperlink>
+      <w:r>
+        <w:rPr>
+          <w:lang w:val="zh_TW" w:bidi="zh_TW"/>
+        </w:rPr>
+        <w:t>申10:18</w:t>
+      </w:r>
       <w:r>
         <w:rPr>
           <w:lang w:val="zh_TW" w:bidi="zh_TW"/>
         </w:rPr>
         <w:t>）。而基督徒蒙召去照顧無助的人（參</w:t>
       </w:r>
-      <w:hyperlink r:id="rId87">
-        <w:r>
-          <w:rPr>
-            <w:lang w:val="zh_TW" w:bidi="zh_TW"/>
-          </w:rPr>
-          <w:rPr>
-            <w:color w:val="0000EE"/>
-            <w:u w:val="single"/>
-          </w:rPr>
-          <w:t>提前5:3–16</w:t>
-        </w:r>
-      </w:hyperlink>
+      <w:r>
+        <w:rPr>
+          <w:lang w:val="zh_TW" w:bidi="zh_TW"/>
+        </w:rPr>
+        <w:t>提前5:3–16</w:t>
+      </w:r>
       <w:r>
         <w:rPr>
           <w:lang w:val="zh_TW" w:bidi="zh_TW"/>
@@ -3111,72 +2643,48 @@
         </w:rPr>
         <w:t>在雅各書中，世界是與神為敵的（參</w:t>
       </w:r>
-      <w:hyperlink r:id="rId88">
-        <w:r>
-          <w:rPr>
-            <w:lang w:val="zh_TW" w:bidi="zh_TW"/>
-          </w:rPr>
-          <w:rPr>
-            <w:color w:val="0000EE"/>
-            <w:u w:val="single"/>
-          </w:rPr>
-          <w:t>雅3:15</w:t>
-        </w:r>
-      </w:hyperlink>
+      <w:r>
+        <w:rPr>
+          <w:lang w:val="zh_TW" w:bidi="zh_TW"/>
+        </w:rPr>
+        <w:t>雅3:15</w:t>
+      </w:r>
       <w:r>
         <w:rPr>
           <w:lang w:val="zh_TW" w:bidi="zh_TW"/>
         </w:rPr>
         <w:t>，</w:t>
       </w:r>
-      <w:hyperlink r:id="rId89">
-        <w:r>
-          <w:rPr>
-            <w:lang w:val="zh_TW" w:bidi="zh_TW"/>
-          </w:rPr>
-          <w:rPr>
-            <w:color w:val="0000EE"/>
-            <w:u w:val="single"/>
-          </w:rPr>
-          <w:t>4:4</w:t>
-        </w:r>
-      </w:hyperlink>
+      <w:r>
+        <w:rPr>
+          <w:lang w:val="zh_TW" w:bidi="zh_TW"/>
+        </w:rPr>
+        <w:t>4:4</w:t>
+      </w:r>
       <w:r>
         <w:rPr>
           <w:lang w:val="zh_TW" w:bidi="zh_TW"/>
         </w:rPr>
         <w:t>；</w:t>
       </w:r>
-      <w:hyperlink r:id="rId90">
-        <w:r>
-          <w:rPr>
-            <w:lang w:val="zh_TW" w:bidi="zh_TW"/>
-          </w:rPr>
-          <w:rPr>
-            <w:color w:val="0000EE"/>
-            <w:u w:val="single"/>
-          </w:rPr>
-          <w:t>羅12:2</w:t>
-        </w:r>
-      </w:hyperlink>
+      <w:r>
+        <w:rPr>
+          <w:lang w:val="zh_TW" w:bidi="zh_TW"/>
+        </w:rPr>
+        <w:t>羅12:2</w:t>
+      </w:r>
       <w:r>
         <w:rPr>
           <w:lang w:val="zh_TW" w:bidi="zh_TW"/>
         </w:rPr>
         <w:t>；</w:t>
       </w:r>
-      <w:hyperlink r:id="rId91">
-        <w:r>
-          <w:rPr>
-            <w:lang w:val="zh_TW" w:bidi="zh_TW"/>
-          </w:rPr>
-          <w:rPr>
-            <w:color w:val="0000EE"/>
-            <w:u w:val="single"/>
-          </w:rPr>
-          <w:t>約一2:15–17</w:t>
-        </w:r>
-      </w:hyperlink>
+      <w:r>
+        <w:rPr>
+          <w:lang w:val="zh_TW" w:bidi="zh_TW"/>
+        </w:rPr>
+        <w:t>約一2:15–17</w:t>
+      </w:r>
       <w:r>
         <w:rPr>
           <w:lang w:val="zh_TW" w:bidi="zh_TW"/>
@@ -3261,108 +2769,72 @@
         </w:rPr>
         <w:t>——不分性別。雅各經常以這個親切的問候開始新的段落（</w:t>
       </w:r>
-      <w:hyperlink r:id="rId92">
-        <w:r>
-          <w:rPr>
-            <w:lang w:val="zh_TW" w:bidi="zh_TW"/>
-          </w:rPr>
-          <w:rPr>
-            <w:color w:val="0000EE"/>
-            <w:u w:val="single"/>
-          </w:rPr>
-          <w:t>1:2</w:t>
-        </w:r>
-      </w:hyperlink>
+      <w:r>
+        <w:rPr>
+          <w:lang w:val="zh_TW" w:bidi="zh_TW"/>
+        </w:rPr>
+        <w:t>1:2</w:t>
+      </w:r>
       <w:r>
         <w:rPr>
           <w:lang w:val="zh_TW" w:bidi="zh_TW"/>
         </w:rPr>
         <w:t>、</w:t>
       </w:r>
-      <w:hyperlink r:id="rId93">
-        <w:r>
-          <w:rPr>
-            <w:lang w:val="zh_TW" w:bidi="zh_TW"/>
-          </w:rPr>
-          <w:rPr>
-            <w:color w:val="0000EE"/>
-            <w:u w:val="single"/>
-          </w:rPr>
-          <w:t>16</w:t>
-        </w:r>
-      </w:hyperlink>
+      <w:r>
+        <w:rPr>
+          <w:lang w:val="zh_TW" w:bidi="zh_TW"/>
+        </w:rPr>
+        <w:t>16</w:t>
+      </w:r>
       <w:r>
         <w:rPr>
           <w:lang w:val="zh_TW" w:bidi="zh_TW"/>
         </w:rPr>
         <w:t>，</w:t>
       </w:r>
-      <w:hyperlink r:id="rId94">
-        <w:r>
-          <w:rPr>
-            <w:lang w:val="zh_TW" w:bidi="zh_TW"/>
-          </w:rPr>
-          <w:rPr>
-            <w:color w:val="0000EE"/>
-            <w:u w:val="single"/>
-          </w:rPr>
-          <w:t>2:14</w:t>
-        </w:r>
-      </w:hyperlink>
+      <w:r>
+        <w:rPr>
+          <w:lang w:val="zh_TW" w:bidi="zh_TW"/>
+        </w:rPr>
+        <w:t>2:14</w:t>
+      </w:r>
       <w:r>
         <w:rPr>
           <w:lang w:val="zh_TW" w:bidi="zh_TW"/>
         </w:rPr>
         <w:t>，</w:t>
       </w:r>
-      <w:hyperlink r:id="rId95">
-        <w:r>
-          <w:rPr>
-            <w:lang w:val="zh_TW" w:bidi="zh_TW"/>
-          </w:rPr>
-          <w:rPr>
-            <w:color w:val="0000EE"/>
-            <w:u w:val="single"/>
-          </w:rPr>
-          <w:t>3:1</w:t>
-        </w:r>
-      </w:hyperlink>
+      <w:r>
+        <w:rPr>
+          <w:lang w:val="zh_TW" w:bidi="zh_TW"/>
+        </w:rPr>
+        <w:t>3:1</w:t>
+      </w:r>
       <w:r>
         <w:rPr>
           <w:lang w:val="zh_TW" w:bidi="zh_TW"/>
         </w:rPr>
         <w:t>，</w:t>
       </w:r>
-      <w:hyperlink r:id="rId96">
-        <w:r>
-          <w:rPr>
-            <w:lang w:val="zh_TW" w:bidi="zh_TW"/>
-          </w:rPr>
-          <w:rPr>
-            <w:color w:val="0000EE"/>
-            <w:u w:val="single"/>
-          </w:rPr>
-          <w:t>5:7</w:t>
-        </w:r>
-      </w:hyperlink>
+      <w:r>
+        <w:rPr>
+          <w:lang w:val="zh_TW" w:bidi="zh_TW"/>
+        </w:rPr>
+        <w:t>5:7</w:t>
+      </w:r>
       <w:r>
         <w:rPr>
           <w:lang w:val="zh_TW" w:bidi="zh_TW"/>
         </w:rPr>
         <w:t>、</w:t>
       </w:r>
-      <w:hyperlink r:id="rId97">
-        <w:r>
-          <w:rPr>
-            <w:lang w:val="zh_TW" w:bidi="zh_TW"/>
-          </w:rPr>
-          <w:rPr>
-            <w:color w:val="0000EE"/>
-            <w:u w:val="single"/>
-          </w:rPr>
-          <w:t>19</w:t>
-        </w:r>
-      </w:hyperlink>
+      <w:r>
+        <w:rPr>
+          <w:lang w:val="zh_TW" w:bidi="zh_TW"/>
+        </w:rPr>
+        <w:t>19</w:t>
+      </w:r>
       <w:r>
         <w:rPr>
           <w:lang w:val="zh_TW" w:bidi="zh_TW"/>
@@ -3387,18 +2859,12 @@
         </w:rPr>
         <w:t>雅各將我們榮耀的主耶穌基督與穿華美衣服之人的榮耀進行對比（</w:t>
       </w:r>
-      <w:hyperlink r:id="rId98">
-        <w:r>
-          <w:rPr>
-            <w:lang w:val="zh_TW" w:bidi="zh_TW"/>
-          </w:rPr>
-          <w:rPr>
-            <w:color w:val="0000EE"/>
-            <w:u w:val="single"/>
-          </w:rPr>
-          <w:t>2:2</w:t>
-        </w:r>
-      </w:hyperlink>
+      <w:r>
+        <w:rPr>
+          <w:lang w:val="zh_TW" w:bidi="zh_TW"/>
+        </w:rPr>
+        <w:t>2:2</w:t>
+      </w:r>
       <w:r>
         <w:rPr>
           <w:lang w:val="zh_TW" w:bidi="zh_TW"/>
@@ -3620,36 +3086,24 @@
         </w:rPr>
         <w:t>，因此對他們有特別的關注是很自然的。教會若透過服事和公開尊敬富人，便可能獲得他們願意提供的各種經濟利益。然而，雅各警告說，這種歧視反映出邪惡的動機，也就是在對神忠誠（</w:t>
       </w:r>
-      <w:hyperlink r:id="rId99">
-        <w:r>
-          <w:rPr>
-            <w:lang w:val="zh_TW" w:bidi="zh_TW"/>
-          </w:rPr>
-          <w:rPr>
-            <w:color w:val="0000EE"/>
-            <w:u w:val="single"/>
-          </w:rPr>
-          <w:t>1:6</w:t>
-        </w:r>
-      </w:hyperlink>
+      <w:r>
+        <w:rPr>
+          <w:lang w:val="zh_TW" w:bidi="zh_TW"/>
+        </w:rPr>
+        <w:t>1:6</w:t>
+      </w:r>
       <w:r>
         <w:rPr>
           <w:lang w:val="zh_TW" w:bidi="zh_TW"/>
         </w:rPr>
         <w:t>）與對世俗財富利益的渴望之間產生了分歧（</w:t>
       </w:r>
-      <w:hyperlink r:id="rId89">
-        <w:r>
-          <w:rPr>
-            <w:lang w:val="zh_TW" w:bidi="zh_TW"/>
-          </w:rPr>
-          <w:rPr>
-            <w:color w:val="0000EE"/>
-            <w:u w:val="single"/>
-          </w:rPr>
-          <w:t>4:4</w:t>
-        </w:r>
-      </w:hyperlink>
+      <w:r>
+        <w:rPr>
+          <w:lang w:val="zh_TW" w:bidi="zh_TW"/>
+        </w:rPr>
+        <w:t>4:4</w:t>
+      </w:r>
       <w:r>
         <w:rPr>
           <w:lang w:val="zh_TW" w:bidi="zh_TW"/>
@@ -3708,72 +3162,48 @@
         </w:rPr>
         <w:t>請聽：雅各使用這種修辭手法表示強調（見</w:t>
       </w:r>
-      <w:hyperlink r:id="rId100">
-        <w:r>
-          <w:rPr>
-            <w:lang w:val="zh_TW" w:bidi="zh_TW"/>
-          </w:rPr>
-          <w:rPr>
-            <w:color w:val="0000EE"/>
-            <w:u w:val="single"/>
-          </w:rPr>
-          <w:t>申6:3</w:t>
-        </w:r>
-      </w:hyperlink>
+      <w:r>
+        <w:rPr>
+          <w:lang w:val="zh_TW" w:bidi="zh_TW"/>
+        </w:rPr>
+        <w:t>申6:3</w:t>
+      </w:r>
       <w:r>
         <w:rPr>
           <w:lang w:val="zh_TW" w:bidi="zh_TW"/>
         </w:rPr>
         <w:t>；</w:t>
       </w:r>
-      <w:hyperlink r:id="rId101">
-        <w:r>
-          <w:rPr>
-            <w:lang w:val="zh_TW" w:bidi="zh_TW"/>
-          </w:rPr>
-          <w:rPr>
-            <w:color w:val="0000EE"/>
-            <w:u w:val="single"/>
-          </w:rPr>
-          <w:t>摩3:1</w:t>
-        </w:r>
-      </w:hyperlink>
+      <w:r>
+        <w:rPr>
+          <w:lang w:val="zh_TW" w:bidi="zh_TW"/>
+        </w:rPr>
+        <w:t>摩3:1</w:t>
+      </w:r>
       <w:r>
         <w:rPr>
           <w:lang w:val="zh_TW" w:bidi="zh_TW"/>
         </w:rPr>
         <w:t>；</w:t>
       </w:r>
-      <w:hyperlink r:id="rId102">
-        <w:r>
-          <w:rPr>
-            <w:lang w:val="zh_TW" w:bidi="zh_TW"/>
-          </w:rPr>
-          <w:rPr>
-            <w:color w:val="0000EE"/>
-            <w:u w:val="single"/>
-          </w:rPr>
-          <w:t>太13:18</w:t>
-        </w:r>
-      </w:hyperlink>
+      <w:r>
+        <w:rPr>
+          <w:lang w:val="zh_TW" w:bidi="zh_TW"/>
+        </w:rPr>
+        <w:t>太13:18</w:t>
+      </w:r>
       <w:r>
         <w:rPr>
           <w:lang w:val="zh_TW" w:bidi="zh_TW"/>
         </w:rPr>
         <w:t>；</w:t>
       </w:r>
-      <w:hyperlink r:id="rId103">
-        <w:r>
-          <w:rPr>
-            <w:lang w:val="zh_TW" w:bidi="zh_TW"/>
-          </w:rPr>
-          <w:rPr>
-            <w:color w:val="0000EE"/>
-            <w:u w:val="single"/>
-          </w:rPr>
-          <w:t>徒15:13</w:t>
-        </w:r>
-      </w:hyperlink>
+      <w:r>
+        <w:rPr>
+          <w:lang w:val="zh_TW" w:bidi="zh_TW"/>
+        </w:rPr>
+        <w:t>徒15:13</w:t>
+      </w:r>
       <w:r>
         <w:rPr>
           <w:lang w:val="zh_TW" w:bidi="zh_TW"/>
@@ -3798,126 +3228,84 @@
         </w:rPr>
         <w:t>神豈不是揀選了世上的貧窮人？神對貧窮人特別的關懷在舊約聖經中可以看到（</w:t>
       </w:r>
-      <w:hyperlink r:id="rId104">
-        <w:r>
-          <w:rPr>
-            <w:lang w:val="zh_TW" w:bidi="zh_TW"/>
-          </w:rPr>
-          <w:rPr>
-            <w:color w:val="0000EE"/>
-            <w:u w:val="single"/>
-          </w:rPr>
-          <w:t>出23:11</w:t>
-        </w:r>
-      </w:hyperlink>
+      <w:r>
+        <w:rPr>
+          <w:lang w:val="zh_TW" w:bidi="zh_TW"/>
+        </w:rPr>
+        <w:t>出23:11</w:t>
+      </w:r>
       <w:r>
         <w:rPr>
           <w:lang w:val="zh_TW" w:bidi="zh_TW"/>
         </w:rPr>
         <w:t>；</w:t>
       </w:r>
-      <w:hyperlink r:id="rId105">
-        <w:r>
-          <w:rPr>
-            <w:lang w:val="zh_TW" w:bidi="zh_TW"/>
-          </w:rPr>
-          <w:rPr>
-            <w:color w:val="0000EE"/>
-            <w:u w:val="single"/>
-          </w:rPr>
-          <w:t>撒上2:8</w:t>
-        </w:r>
-      </w:hyperlink>
+      <w:r>
+        <w:rPr>
+          <w:lang w:val="zh_TW" w:bidi="zh_TW"/>
+        </w:rPr>
+        <w:t>撒上2:8</w:t>
+      </w:r>
       <w:r>
         <w:rPr>
           <w:lang w:val="zh_TW" w:bidi="zh_TW"/>
         </w:rPr>
         <w:t>；</w:t>
       </w:r>
-      <w:hyperlink r:id="rId106">
-        <w:r>
-          <w:rPr>
-            <w:lang w:val="zh_TW" w:bidi="zh_TW"/>
-          </w:rPr>
-          <w:rPr>
-            <w:color w:val="0000EE"/>
-            <w:u w:val="single"/>
-          </w:rPr>
-          <w:t>詩12:5</w:t>
-        </w:r>
-      </w:hyperlink>
+      <w:r>
+        <w:rPr>
+          <w:lang w:val="zh_TW" w:bidi="zh_TW"/>
+        </w:rPr>
+        <w:t>詩12:5</w:t>
+      </w:r>
       <w:r>
         <w:rPr>
           <w:lang w:val="zh_TW" w:bidi="zh_TW"/>
         </w:rPr>
         <w:t>），也可以在耶穌和保羅的事工中看到（</w:t>
       </w:r>
-      <w:hyperlink r:id="rId107">
-        <w:r>
-          <w:rPr>
-            <w:lang w:val="zh_TW" w:bidi="zh_TW"/>
-          </w:rPr>
-          <w:rPr>
-            <w:color w:val="0000EE"/>
-            <w:u w:val="single"/>
-          </w:rPr>
-          <w:t>路4:18</w:t>
-        </w:r>
-      </w:hyperlink>
+      <w:r>
+        <w:rPr>
+          <w:lang w:val="zh_TW" w:bidi="zh_TW"/>
+        </w:rPr>
+        <w:t>路4:18</w:t>
+      </w:r>
       <w:r>
         <w:rPr>
           <w:lang w:val="zh_TW" w:bidi="zh_TW"/>
         </w:rPr>
         <w:t>，</w:t>
       </w:r>
-      <w:hyperlink r:id="rId108">
-        <w:r>
-          <w:rPr>
-            <w:lang w:val="zh_TW" w:bidi="zh_TW"/>
-          </w:rPr>
-          <w:rPr>
-            <w:color w:val="0000EE"/>
-            <w:u w:val="single"/>
-          </w:rPr>
-          <w:t>6:20</w:t>
-        </w:r>
-      </w:hyperlink>
+      <w:r>
+        <w:rPr>
+          <w:lang w:val="zh_TW" w:bidi="zh_TW"/>
+        </w:rPr>
+        <w:t>6:20</w:t>
+      </w:r>
       <w:r>
         <w:rPr>
           <w:lang w:val="zh_TW" w:bidi="zh_TW"/>
         </w:rPr>
         <w:t>；</w:t>
       </w:r>
-      <w:hyperlink r:id="rId109">
-        <w:r>
-          <w:rPr>
-            <w:lang w:val="zh_TW" w:bidi="zh_TW"/>
-          </w:rPr>
-          <w:rPr>
-            <w:color w:val="0000EE"/>
-            <w:u w:val="single"/>
-          </w:rPr>
-          <w:t>林前1:26–28</w:t>
-        </w:r>
-      </w:hyperlink>
+      <w:r>
+        <w:rPr>
+          <w:lang w:val="zh_TW" w:bidi="zh_TW"/>
+        </w:rPr>
+        <w:t>林前1:26–28</w:t>
+      </w:r>
       <w:r>
         <w:rPr>
           <w:lang w:val="zh_TW" w:bidi="zh_TW"/>
         </w:rPr>
         <w:t>）。耶路撒冷的教會也強調這種關懷（</w:t>
       </w:r>
-      <w:hyperlink r:id="rId110">
-        <w:r>
-          <w:rPr>
-            <w:lang w:val="zh_TW" w:bidi="zh_TW"/>
-          </w:rPr>
-          <w:rPr>
-            <w:color w:val="0000EE"/>
-            <w:u w:val="single"/>
-          </w:rPr>
-          <w:t>加2:9–10</w:t>
-        </w:r>
-      </w:hyperlink>
+      <w:r>
+        <w:rPr>
+          <w:lang w:val="zh_TW" w:bidi="zh_TW"/>
+        </w:rPr>
+        <w:t>加2:9–10</w:t>
+      </w:r>
       <w:r>
         <w:rPr>
           <w:lang w:val="zh_TW" w:bidi="zh_TW"/>
@@ -3942,108 +3330,72 @@
         </w:rPr>
         <w:t>承受……國：神的國是耶穌教導的核心（</w:t>
       </w:r>
-      <w:hyperlink r:id="rId111">
-        <w:r>
-          <w:rPr>
-            <w:lang w:val="zh_TW" w:bidi="zh_TW"/>
-          </w:rPr>
-          <w:rPr>
-            <w:color w:val="0000EE"/>
-            <w:u w:val="single"/>
-          </w:rPr>
-          <w:t>太12:8</w:t>
-        </w:r>
-      </w:hyperlink>
+      <w:r>
+        <w:rPr>
+          <w:lang w:val="zh_TW" w:bidi="zh_TW"/>
+        </w:rPr>
+        <w:t>太12:8</w:t>
+      </w:r>
       <w:r>
         <w:rPr>
           <w:lang w:val="zh_TW" w:bidi="zh_TW"/>
         </w:rPr>
         <w:t>；</w:t>
       </w:r>
-      <w:hyperlink r:id="rId112">
-        <w:r>
-          <w:rPr>
-            <w:lang w:val="zh_TW" w:bidi="zh_TW"/>
-          </w:rPr>
-          <w:rPr>
-            <w:color w:val="0000EE"/>
-            <w:u w:val="single"/>
-          </w:rPr>
-          <w:t>可1:15</w:t>
-        </w:r>
-      </w:hyperlink>
+      <w:r>
+        <w:rPr>
+          <w:lang w:val="zh_TW" w:bidi="zh_TW"/>
+        </w:rPr>
+        <w:t>可1:15</w:t>
+      </w:r>
       <w:r>
         <w:rPr>
           <w:lang w:val="zh_TW" w:bidi="zh_TW"/>
         </w:rPr>
         <w:t>；</w:t>
       </w:r>
-      <w:hyperlink r:id="rId113">
-        <w:r>
-          <w:rPr>
-            <w:lang w:val="zh_TW" w:bidi="zh_TW"/>
-          </w:rPr>
-          <w:rPr>
-            <w:color w:val="0000EE"/>
-            <w:u w:val="single"/>
-          </w:rPr>
-          <w:t>路17:21</w:t>
-        </w:r>
-      </w:hyperlink>
+      <w:r>
+        <w:rPr>
+          <w:lang w:val="zh_TW" w:bidi="zh_TW"/>
+        </w:rPr>
+        <w:t>路17:21</w:t>
+      </w:r>
       <w:r>
         <w:rPr>
           <w:lang w:val="zh_TW" w:bidi="zh_TW"/>
         </w:rPr>
         <w:t>）。基督如今已經在父的右邊掌權，然而祂的國只有在人子降臨時才會完全彰顯（</w:t>
       </w:r>
-      <w:hyperlink r:id="rId114">
-        <w:r>
-          <w:rPr>
-            <w:lang w:val="zh_TW" w:bidi="zh_TW"/>
-          </w:rPr>
-          <w:rPr>
-            <w:color w:val="0000EE"/>
-            <w:u w:val="single"/>
-          </w:rPr>
-          <w:t>太25:31</w:t>
-        </w:r>
-      </w:hyperlink>
+      <w:r>
+        <w:rPr>
+          <w:lang w:val="zh_TW" w:bidi="zh_TW"/>
+        </w:rPr>
+        <w:t>太25:31</w:t>
+      </w:r>
       <w:r>
         <w:rPr>
           <w:lang w:val="zh_TW" w:bidi="zh_TW"/>
         </w:rPr>
         <w:t>、</w:t>
       </w:r>
-      <w:hyperlink r:id="rId115">
-        <w:r>
-          <w:rPr>
-            <w:lang w:val="zh_TW" w:bidi="zh_TW"/>
-          </w:rPr>
-          <w:rPr>
-            <w:color w:val="0000EE"/>
-            <w:u w:val="single"/>
-          </w:rPr>
-          <w:t>34</w:t>
-        </w:r>
-      </w:hyperlink>
+      <w:r>
+        <w:rPr>
+          <w:lang w:val="zh_TW" w:bidi="zh_TW"/>
+        </w:rPr>
+        <w:t>34</w:t>
+      </w:r>
       <w:r>
         <w:rPr>
           <w:lang w:val="zh_TW" w:bidi="zh_TW"/>
         </w:rPr>
         <w:t>；</w:t>
       </w:r>
-      <w:hyperlink r:id="rId116">
-        <w:r>
-          <w:rPr>
-            <w:lang w:val="zh_TW" w:bidi="zh_TW"/>
-          </w:rPr>
-          <w:rPr>
-            <w:color w:val="0000EE"/>
-            <w:u w:val="single"/>
-          </w:rPr>
-          <w:t>林前15:24–28</w:t>
-        </w:r>
-      </w:hyperlink>
+      <w:r>
+        <w:rPr>
+          <w:lang w:val="zh_TW" w:bidi="zh_TW"/>
+        </w:rPr>
+        <w:t>林前15:24–28</w:t>
+      </w:r>
       <w:r>
         <w:rPr>
           <w:lang w:val="zh_TW" w:bidi="zh_TW"/>
@@ -4111,18 +3463,12 @@
         </w:rPr>
         <w:t>）：這個名就是耶穌基督（</w:t>
       </w:r>
-      <w:hyperlink r:id="rId117">
-        <w:r>
-          <w:rPr>
-            <w:lang w:val="zh_TW" w:bidi="zh_TW"/>
-          </w:rPr>
-          <w:rPr>
-            <w:color w:val="0000EE"/>
-            <w:u w:val="single"/>
-          </w:rPr>
-          <w:t>2:1</w:t>
-        </w:r>
-      </w:hyperlink>
+      <w:r>
+        <w:rPr>
+          <w:lang w:val="zh_TW" w:bidi="zh_TW"/>
+        </w:rPr>
+        <w:t>2:1</w:t>
+      </w:r>
       <w:r>
         <w:rPr>
           <w:lang w:val="zh_TW" w:bidi="zh_TW"/>
@@ -4194,36 +3540,24 @@
         </w:rPr>
         <w:t>）至尊的律法，正如耶穌藉著祂的降臨（</w:t>
       </w:r>
-      <w:hyperlink r:id="rId118">
-        <w:r>
-          <w:rPr>
-            <w:lang w:val="zh_TW" w:bidi="zh_TW"/>
-          </w:rPr>
-          <w:rPr>
-            <w:color w:val="0000EE"/>
-            <w:u w:val="single"/>
-          </w:rPr>
-          <w:t>太5:17</w:t>
-        </w:r>
-      </w:hyperlink>
+      <w:r>
+        <w:rPr>
+          <w:lang w:val="zh_TW" w:bidi="zh_TW"/>
+        </w:rPr>
+        <w:t>太5:17</w:t>
+      </w:r>
       <w:r>
         <w:rPr>
           <w:lang w:val="zh_TW" w:bidi="zh_TW"/>
         </w:rPr>
         <w:t>）和祂的教導（</w:t>
       </w:r>
-      <w:hyperlink r:id="rId119">
-        <w:r>
-          <w:rPr>
-            <w:lang w:val="zh_TW" w:bidi="zh_TW"/>
-          </w:rPr>
-          <w:rPr>
-            <w:color w:val="0000EE"/>
-            <w:u w:val="single"/>
-          </w:rPr>
-          <w:t>太22:34–40</w:t>
-        </w:r>
-      </w:hyperlink>
+      <w:r>
+        <w:rPr>
+          <w:lang w:val="zh_TW" w:bidi="zh_TW"/>
+        </w:rPr>
+        <w:t>太22:34–40</w:t>
+      </w:r>
       <w:r>
         <w:rPr>
           <w:lang w:val="zh_TW" w:bidi="zh_TW"/>
@@ -4261,18 +3595,12 @@
         </w:rPr>
         <w:t>，因為其屬於神的國（</w:t>
       </w:r>
-      <w:hyperlink r:id="rId32">
-        <w:r>
-          <w:rPr>
-            <w:lang w:val="zh_TW" w:bidi="zh_TW"/>
-          </w:rPr>
-          <w:rPr>
-            <w:color w:val="0000EE"/>
-            <w:u w:val="single"/>
-          </w:rPr>
-          <w:t>雅2:5</w:t>
-        </w:r>
-      </w:hyperlink>
+      <w:r>
+        <w:rPr>
+          <w:lang w:val="zh_TW" w:bidi="zh_TW"/>
+        </w:rPr>
+        <w:t>雅2:5</w:t>
+      </w:r>
       <w:r>
         <w:rPr>
           <w:lang w:val="zh_TW" w:bidi="zh_TW"/>
@@ -4297,54 +3625,36 @@
         </w:rPr>
         <w:t>經上記著說：雅各從一般性的律法，轉為聖潔法典中的具體書面誡命（</w:t>
       </w:r>
-      <w:hyperlink r:id="rId120">
-        <w:r>
-          <w:rPr>
-            <w:lang w:val="zh_TW" w:bidi="zh_TW"/>
-          </w:rPr>
-          <w:rPr>
-            <w:color w:val="0000EE"/>
-            <w:u w:val="single"/>
-          </w:rPr>
-          <w:t>利19章</w:t>
-        </w:r>
-      </w:hyperlink>
+      <w:r>
+        <w:rPr>
+          <w:lang w:val="zh_TW" w:bidi="zh_TW"/>
+        </w:rPr>
+        <w:t>利19章</w:t>
+      </w:r>
       <w:r>
         <w:rPr>
           <w:lang w:val="zh_TW" w:bidi="zh_TW"/>
         </w:rPr>
         <w:t>）。這誡命具體說明了我們對神的愛應如何在與他人的關係中表達出來（見</w:t>
       </w:r>
-      <w:hyperlink r:id="rId121">
-        <w:r>
-          <w:rPr>
-            <w:lang w:val="zh_TW" w:bidi="zh_TW"/>
-          </w:rPr>
-          <w:rPr>
-            <w:color w:val="0000EE"/>
-            <w:u w:val="single"/>
-          </w:rPr>
-          <w:t>利19:18</w:t>
-        </w:r>
-      </w:hyperlink>
+      <w:r>
+        <w:rPr>
+          <w:lang w:val="zh_TW" w:bidi="zh_TW"/>
+        </w:rPr>
+        <w:t>利19:18</w:t>
+      </w:r>
       <w:r>
         <w:rPr>
           <w:lang w:val="zh_TW" w:bidi="zh_TW"/>
         </w:rPr>
         <w:t>；</w:t>
       </w:r>
-      <w:hyperlink r:id="rId122">
-        <w:r>
-          <w:rPr>
-            <w:lang w:val="zh_TW" w:bidi="zh_TW"/>
-          </w:rPr>
-          <w:rPr>
-            <w:color w:val="0000EE"/>
-            <w:u w:val="single"/>
-          </w:rPr>
-          <w:t>申6:5</w:t>
-        </w:r>
-      </w:hyperlink>
+      <w:r>
+        <w:rPr>
+          <w:lang w:val="zh_TW" w:bidi="zh_TW"/>
+        </w:rPr>
+        <w:t>申6:5</w:t>
+      </w:r>
       <w:r>
         <w:rPr>
           <w:lang w:val="zh_TW" w:bidi="zh_TW"/>
@@ -4369,18 +3679,12 @@
         </w:rPr>
         <w:t>「要愛人如己」：這句引用自</w:t>
       </w:r>
-      <w:hyperlink r:id="rId121">
-        <w:r>
-          <w:rPr>
-            <w:lang w:val="zh_TW" w:bidi="zh_TW"/>
-          </w:rPr>
-          <w:rPr>
-            <w:color w:val="0000EE"/>
-            <w:u w:val="single"/>
-          </w:rPr>
-          <w:t>利未記十九章18節</w:t>
-        </w:r>
-      </w:hyperlink>
+      <w:r>
+        <w:rPr>
+          <w:lang w:val="zh_TW" w:bidi="zh_TW"/>
+        </w:rPr>
+        <w:t>利未記十九章18節</w:t>
+      </w:r>
       <w:r>
         <w:rPr>
           <w:lang w:val="zh_TW" w:bidi="zh_TW"/>
@@ -4483,18 +3787,12 @@
         </w:rPr>
         <w:t>偏袒違背了愛鄰舍的誡命（</w:t>
       </w:r>
-      <w:hyperlink r:id="rId123">
-        <w:r>
-          <w:rPr>
-            <w:lang w:val="zh_TW" w:bidi="zh_TW"/>
-          </w:rPr>
-          <w:rPr>
-            <w:color w:val="0000EE"/>
-            <w:u w:val="single"/>
-          </w:rPr>
-          <w:t>2:8</w:t>
-        </w:r>
-      </w:hyperlink>
+      <w:r>
+        <w:rPr>
+          <w:lang w:val="zh_TW" w:bidi="zh_TW"/>
+        </w:rPr>
+        <w:t>2:8</w:t>
+      </w:r>
       <w:r>
         <w:rPr>
           <w:lang w:val="zh_TW" w:bidi="zh_TW"/>
@@ -4549,18 +3847,12 @@
         </w:rPr>
         <w:t>律法能使人從罪的權勢中得釋放（見</w:t>
       </w:r>
-      <w:hyperlink r:id="rId124">
-        <w:r>
-          <w:rPr>
-            <w:lang w:val="zh_TW" w:bidi="zh_TW"/>
-          </w:rPr>
-          <w:rPr>
-            <w:color w:val="0000EE"/>
-            <w:u w:val="single"/>
-          </w:rPr>
-          <w:t>1:25</w:t>
-        </w:r>
-      </w:hyperlink>
+      <w:r>
+        <w:rPr>
+          <w:lang w:val="zh_TW" w:bidi="zh_TW"/>
+        </w:rPr>
+        <w:t>1:25</w:t>
+      </w:r>
       <w:r>
         <w:rPr>
           <w:lang w:val="zh_TW" w:bidi="zh_TW"/>
@@ -4591,18 +3883,12 @@
         </w:rPr>
         <w:t>（</w:t>
       </w:r>
-      <w:hyperlink r:id="rId125">
-        <w:r>
-          <w:rPr>
-            <w:lang w:val="zh_TW" w:bidi="zh_TW"/>
-          </w:rPr>
-          <w:rPr>
-            <w:color w:val="0000EE"/>
-            <w:u w:val="single"/>
-          </w:rPr>
-          <w:t>1:3–4</w:t>
-        </w:r>
-      </w:hyperlink>
+      <w:r>
+        <w:rPr>
+          <w:lang w:val="zh_TW" w:bidi="zh_TW"/>
+        </w:rPr>
+        <w:t>1:3–4</w:t>
+      </w:r>
       <w:r>
         <w:rPr>
           <w:lang w:val="zh_TW" w:bidi="zh_TW"/>
@@ -4657,18 +3943,12 @@
         </w:rPr>
         <w:t>雅各在這一段落（</w:t>
       </w:r>
-      <w:hyperlink r:id="rId126">
-        <w:r>
-          <w:rPr>
-            <w:lang w:val="zh_TW" w:bidi="zh_TW"/>
-          </w:rPr>
-          <w:rPr>
-            <w:color w:val="0000EE"/>
-            <w:u w:val="single"/>
-          </w:rPr>
-          <w:t>2:1–13</w:t>
-        </w:r>
-      </w:hyperlink>
+      <w:r>
+        <w:rPr>
+          <w:lang w:val="zh_TW" w:bidi="zh_TW"/>
+        </w:rPr>
+        <w:t>2:1–13</w:t>
+      </w:r>
       <w:r>
         <w:rPr>
           <w:lang w:val="zh_TW" w:bidi="zh_TW"/>
@@ -4687,36 +3967,24 @@
         </w:rPr>
         <w:t>（另見</w:t>
       </w:r>
-      <w:hyperlink r:id="rId127">
-        <w:r>
-          <w:rPr>
-            <w:lang w:val="zh_TW" w:bidi="zh_TW"/>
-          </w:rPr>
-          <w:rPr>
-            <w:color w:val="0000EE"/>
-            <w:u w:val="single"/>
-          </w:rPr>
-          <w:t>太6:14–15</w:t>
-        </w:r>
-      </w:hyperlink>
+      <w:r>
+        <w:rPr>
+          <w:lang w:val="zh_TW" w:bidi="zh_TW"/>
+        </w:rPr>
+        <w:t>太6:14–15</w:t>
+      </w:r>
       <w:r>
         <w:rPr>
           <w:lang w:val="zh_TW" w:bidi="zh_TW"/>
         </w:rPr>
         <w:t>；</w:t>
       </w:r>
-      <w:hyperlink r:id="rId128">
-        <w:r>
-          <w:rPr>
-            <w:lang w:val="zh_TW" w:bidi="zh_TW"/>
-          </w:rPr>
-          <w:rPr>
-            <w:color w:val="0000EE"/>
-            <w:u w:val="single"/>
-          </w:rPr>
-          <w:t>弗4:32</w:t>
-        </w:r>
-      </w:hyperlink>
+      <w:r>
+        <w:rPr>
+          <w:lang w:val="zh_TW" w:bidi="zh_TW"/>
+        </w:rPr>
+        <w:t>弗4:32</w:t>
+      </w:r>
       <w:r>
         <w:rPr>
           <w:lang w:val="zh_TW" w:bidi="zh_TW"/>
@@ -4783,108 +4051,72 @@
         </w:rPr>
         <w:t>。保羅也提出相同的觀點（比如，見</w:t>
       </w:r>
-      <w:hyperlink r:id="rId129">
-        <w:r>
-          <w:rPr>
-            <w:lang w:val="zh_TW" w:bidi="zh_TW"/>
-          </w:rPr>
-          <w:rPr>
-            <w:color w:val="0000EE"/>
-            <w:u w:val="single"/>
-          </w:rPr>
-          <w:t>加5:6</w:t>
-        </w:r>
-      </w:hyperlink>
+      <w:r>
+        <w:rPr>
+          <w:lang w:val="zh_TW" w:bidi="zh_TW"/>
+        </w:rPr>
+        <w:t>加5:6</w:t>
+      </w:r>
       <w:r>
         <w:rPr>
           <w:lang w:val="zh_TW" w:bidi="zh_TW"/>
         </w:rPr>
         <w:t>），但他經常責備人們試圖以他們的行為來建立與神的關係（</w:t>
       </w:r>
-      <w:hyperlink r:id="rId130">
-        <w:r>
-          <w:rPr>
-            <w:lang w:val="zh_TW" w:bidi="zh_TW"/>
-          </w:rPr>
-          <w:rPr>
-            <w:color w:val="0000EE"/>
-            <w:u w:val="single"/>
-          </w:rPr>
-          <w:t>羅3:20</w:t>
-        </w:r>
-      </w:hyperlink>
+      <w:r>
+        <w:rPr>
+          <w:lang w:val="zh_TW" w:bidi="zh_TW"/>
+        </w:rPr>
+        <w:t>羅3:20</w:t>
+      </w:r>
       <w:r>
         <w:rPr>
           <w:lang w:val="zh_TW" w:bidi="zh_TW"/>
         </w:rPr>
         <w:t>、</w:t>
       </w:r>
-      <w:hyperlink r:id="rId131">
-        <w:r>
-          <w:rPr>
-            <w:lang w:val="zh_TW" w:bidi="zh_TW"/>
-          </w:rPr>
-          <w:rPr>
-            <w:color w:val="0000EE"/>
-            <w:u w:val="single"/>
-          </w:rPr>
-          <w:t>28</w:t>
-        </w:r>
-      </w:hyperlink>
+      <w:r>
+        <w:rPr>
+          <w:lang w:val="zh_TW" w:bidi="zh_TW"/>
+        </w:rPr>
+        <w:t>28</w:t>
+      </w:r>
       <w:r>
         <w:rPr>
           <w:lang w:val="zh_TW" w:bidi="zh_TW"/>
         </w:rPr>
         <w:t>，</w:t>
       </w:r>
-      <w:hyperlink r:id="rId132">
-        <w:r>
-          <w:rPr>
-            <w:lang w:val="zh_TW" w:bidi="zh_TW"/>
-          </w:rPr>
-          <w:rPr>
-            <w:color w:val="0000EE"/>
-            <w:u w:val="single"/>
-          </w:rPr>
-          <w:t>4:3–5</w:t>
-        </w:r>
-      </w:hyperlink>
+      <w:r>
+        <w:rPr>
+          <w:lang w:val="zh_TW" w:bidi="zh_TW"/>
+        </w:rPr>
+        <w:t>4:3–5</w:t>
+      </w:r>
       <w:r>
         <w:rPr>
           <w:lang w:val="zh_TW" w:bidi="zh_TW"/>
         </w:rPr>
         <w:t>；</w:t>
       </w:r>
-      <w:hyperlink r:id="rId133">
-        <w:r>
-          <w:rPr>
-            <w:lang w:val="zh_TW" w:bidi="zh_TW"/>
-          </w:rPr>
-          <w:rPr>
-            <w:color w:val="0000EE"/>
-            <w:u w:val="single"/>
-          </w:rPr>
-          <w:t>加2:16</w:t>
-        </w:r>
-      </w:hyperlink>
+      <w:r>
+        <w:rPr>
+          <w:lang w:val="zh_TW" w:bidi="zh_TW"/>
+        </w:rPr>
+        <w:t>加2:16</w:t>
+      </w:r>
       <w:r>
         <w:rPr>
           <w:lang w:val="zh_TW" w:bidi="zh_TW"/>
         </w:rPr>
         <w:t>，</w:t>
       </w:r>
-      <w:hyperlink r:id="rId134">
-        <w:r>
-          <w:rPr>
-            <w:lang w:val="zh_TW" w:bidi="zh_TW"/>
-          </w:rPr>
-          <w:rPr>
-            <w:color w:val="0000EE"/>
-            <w:u w:val="single"/>
-          </w:rPr>
-          <w:t>3:1–14</w:t>
-        </w:r>
-      </w:hyperlink>
+      <w:r>
+        <w:rPr>
+          <w:lang w:val="zh_TW" w:bidi="zh_TW"/>
+        </w:rPr>
+        <w:t>3:1–14</w:t>
+      </w:r>
       <w:r>
         <w:rPr>
           <w:lang w:val="zh_TW" w:bidi="zh_TW"/>
@@ -4951,36 +4183,24 @@
         </w:rPr>
         <w:t>（</w:t>
       </w:r>
-      <w:hyperlink r:id="rId135">
-        <w:r>
-          <w:rPr>
-            <w:lang w:val="zh_TW" w:bidi="zh_TW"/>
-          </w:rPr>
-          <w:rPr>
-            <w:color w:val="0000EE"/>
-            <w:u w:val="single"/>
-          </w:rPr>
-          <w:t>2:12–13</w:t>
-        </w:r>
-      </w:hyperlink>
+      <w:r>
+        <w:rPr>
+          <w:lang w:val="zh_TW" w:bidi="zh_TW"/>
+        </w:rPr>
+        <w:t>2:12–13</w:t>
+      </w:r>
       <w:r>
         <w:rPr>
           <w:lang w:val="zh_TW" w:bidi="zh_TW"/>
         </w:rPr>
         <w:t>）：因為真正的信心必須伴隨著善行（見</w:t>
       </w:r>
-      <w:hyperlink r:id="rId40">
-        <w:r>
-          <w:rPr>
-            <w:lang w:val="zh_TW" w:bidi="zh_TW"/>
-          </w:rPr>
-          <w:rPr>
-            <w:color w:val="0000EE"/>
-            <w:u w:val="single"/>
-          </w:rPr>
-          <w:t>1:22–25</w:t>
-        </w:r>
-      </w:hyperlink>
+      <w:r>
+        <w:rPr>
+          <w:lang w:val="zh_TW" w:bidi="zh_TW"/>
+        </w:rPr>
+        <w:t>1:22–25</w:t>
+      </w:r>
       <w:r>
         <w:rPr>
           <w:lang w:val="zh_TW" w:bidi="zh_TW"/>
@@ -5039,18 +4259,12 @@
         </w:rPr>
         <w:t>若是：如同在</w:t>
       </w:r>
-      <w:hyperlink r:id="rId136">
-        <w:r>
-          <w:rPr>
-            <w:lang w:val="zh_TW" w:bidi="zh_TW"/>
-          </w:rPr>
-          <w:rPr>
-            <w:color w:val="0000EE"/>
-            <w:u w:val="single"/>
-          </w:rPr>
-          <w:t>二章2至4節</w:t>
-        </w:r>
-      </w:hyperlink>
+      <w:r>
+        <w:rPr>
+          <w:lang w:val="zh_TW" w:bidi="zh_TW"/>
+        </w:rPr>
+        <w:t>二章2至4節</w:t>
+      </w:r>
       <w:r>
         <w:rPr>
           <w:lang w:val="zh_TW" w:bidi="zh_TW"/>
@@ -5171,18 +4385,12 @@
         </w:rPr>
         <w:t>），他提出了一個假設的反駁意見，也就是一個人可能有信心的恩賜，而另一個人則有行為的恩賜（見</w:t>
       </w:r>
-      <w:hyperlink r:id="rId137">
-        <w:r>
-          <w:rPr>
-            <w:lang w:val="zh_TW" w:bidi="zh_TW"/>
-          </w:rPr>
-          <w:rPr>
-            <w:color w:val="0000EE"/>
-            <w:u w:val="single"/>
-          </w:rPr>
-          <w:t>林前12:7–9</w:t>
-        </w:r>
-      </w:hyperlink>
+      <w:r>
+        <w:rPr>
+          <w:lang w:val="zh_TW" w:bidi="zh_TW"/>
+        </w:rPr>
+        <w:t>林前12:7–9</w:t>
+      </w:r>
       <w:r>
         <w:rPr>
           <w:lang w:val="zh_TW" w:bidi="zh_TW"/>
@@ -5241,18 +4449,12 @@
         </w:rPr>
         <w:t>神只有一位：這是以色列的基本信仰告白（見</w:t>
       </w:r>
-      <w:hyperlink r:id="rId138">
-        <w:r>
-          <w:rPr>
-            <w:lang w:val="zh_TW" w:bidi="zh_TW"/>
-          </w:rPr>
-          <w:rPr>
-            <w:color w:val="0000EE"/>
-            <w:u w:val="single"/>
-          </w:rPr>
-          <w:t>申6:4</w:t>
-        </w:r>
-      </w:hyperlink>
+      <w:r>
+        <w:rPr>
+          <w:lang w:val="zh_TW" w:bidi="zh_TW"/>
+        </w:rPr>
+        <w:t>申6:4</w:t>
+      </w:r>
       <w:r>
         <w:rPr>
           <w:lang w:val="zh_TW" w:bidi="zh_TW"/>
@@ -5277,18 +4479,12 @@
         </w:rPr>
         <w:t>鬼魔也信：它們知道只有一位神，且祂是它們的敵人（</w:t>
       </w:r>
-      <w:hyperlink r:id="rId139">
-        <w:r>
-          <w:rPr>
-            <w:lang w:val="zh_TW" w:bidi="zh_TW"/>
-          </w:rPr>
-          <w:rPr>
-            <w:color w:val="0000EE"/>
-            <w:u w:val="single"/>
-          </w:rPr>
-          <w:t>可1:24</w:t>
-        </w:r>
-      </w:hyperlink>
+      <w:r>
+        <w:rPr>
+          <w:lang w:val="zh_TW" w:bidi="zh_TW"/>
+        </w:rPr>
+        <w:t>可1:24</w:t>
+      </w:r>
       <w:r>
         <w:rPr>
           <w:lang w:val="zh_TW" w:bidi="zh_TW"/>
@@ -5391,54 +4587,36 @@
         </w:rPr>
         <w:t>這節經文解釋了</w:t>
       </w:r>
-      <w:hyperlink r:id="rId140">
-        <w:r>
-          <w:rPr>
-            <w:lang w:val="zh_TW" w:bidi="zh_TW"/>
-          </w:rPr>
-          <w:rPr>
-            <w:color w:val="0000EE"/>
-            <w:u w:val="single"/>
-          </w:rPr>
-          <w:t>二章21節</w:t>
-        </w:r>
-      </w:hyperlink>
+      <w:r>
+        <w:rPr>
+          <w:lang w:val="zh_TW" w:bidi="zh_TW"/>
+        </w:rPr>
+        <w:t>二章21節</w:t>
+      </w:r>
       <w:r>
         <w:rPr>
           <w:lang w:val="zh_TW" w:bidi="zh_TW"/>
         </w:rPr>
         <w:t>的內容，以免會被誤解：亞伯拉罕不是單靠行為被稱義；相反地，他的信心和行為是一同運作的。這描述了亞伯拉罕在一生中對神忠實回應的全貌（見</w:t>
       </w:r>
-      <w:hyperlink r:id="rId141">
-        <w:r>
-          <w:rPr>
-            <w:lang w:val="zh_TW" w:bidi="zh_TW"/>
-          </w:rPr>
-          <w:rPr>
-            <w:color w:val="0000EE"/>
-            <w:u w:val="single"/>
-          </w:rPr>
-          <w:t>創12:1–4</w:t>
-        </w:r>
-      </w:hyperlink>
+      <w:r>
+        <w:rPr>
+          <w:lang w:val="zh_TW" w:bidi="zh_TW"/>
+        </w:rPr>
+        <w:t>創12:1–4</w:t>
+      </w:r>
       <w:r>
         <w:rPr>
           <w:lang w:val="zh_TW" w:bidi="zh_TW"/>
         </w:rPr>
         <w:t>，</w:t>
       </w:r>
-      <w:hyperlink r:id="rId142">
-        <w:r>
-          <w:rPr>
-            <w:lang w:val="zh_TW" w:bidi="zh_TW"/>
-          </w:rPr>
-          <w:rPr>
-            <w:color w:val="0000EE"/>
-            <w:u w:val="single"/>
-          </w:rPr>
-          <w:t>18:1–27</w:t>
-        </w:r>
-      </w:hyperlink>
+      <w:r>
+        <w:rPr>
+          <w:lang w:val="zh_TW" w:bidi="zh_TW"/>
+        </w:rPr>
+        <w:t>18:1–27</w:t>
+      </w:r>
       <w:r>
         <w:rPr>
           <w:lang w:val="zh_TW" w:bidi="zh_TW"/>
@@ -5510,36 +4688,24 @@
         </w:rPr>
         <w:t>）：雅各將獻以撒的行動（</w:t>
       </w:r>
-      <w:hyperlink r:id="rId143">
-        <w:r>
-          <w:rPr>
-            <w:lang w:val="zh_TW" w:bidi="zh_TW"/>
-          </w:rPr>
-          <w:rPr>
-            <w:color w:val="0000EE"/>
-            <w:u w:val="single"/>
-          </w:rPr>
-          <w:t>創22章</w:t>
-        </w:r>
-      </w:hyperlink>
+      <w:r>
+        <w:rPr>
+          <w:lang w:val="zh_TW" w:bidi="zh_TW"/>
+        </w:rPr>
+        <w:t>創22章</w:t>
+      </w:r>
       <w:r>
         <w:rPr>
           <w:lang w:val="zh_TW" w:bidi="zh_TW"/>
         </w:rPr>
         <w:t>）視為亞伯拉罕信心承諾的完成，及神宣告亞伯拉罕為義（引用自</w:t>
       </w:r>
-      <w:hyperlink r:id="rId144">
-        <w:r>
-          <w:rPr>
-            <w:lang w:val="zh_TW" w:bidi="zh_TW"/>
-          </w:rPr>
-          <w:rPr>
-            <w:color w:val="0000EE"/>
-            <w:u w:val="single"/>
-          </w:rPr>
-          <w:t>創15:6</w:t>
-        </w:r>
-      </w:hyperlink>
+      <w:r>
+        <w:rPr>
+          <w:lang w:val="zh_TW" w:bidi="zh_TW"/>
+        </w:rPr>
+        <w:t>創15:6</w:t>
+      </w:r>
       <w:r>
         <w:rPr>
           <w:lang w:val="zh_TW" w:bidi="zh_TW"/>
@@ -5564,54 +4730,36 @@
         </w:rPr>
         <w:t>他又稱為神的朋友：雅各強調信心的本質是一種專一的忠誠關係（</w:t>
       </w:r>
-      <w:hyperlink r:id="rId46">
-        <w:r>
-          <w:rPr>
-            <w:lang w:val="zh_TW" w:bidi="zh_TW"/>
-          </w:rPr>
-          <w:rPr>
-            <w:color w:val="0000EE"/>
-            <w:u w:val="single"/>
-          </w:rPr>
-          <w:t>雅1:5–8</w:t>
-        </w:r>
-      </w:hyperlink>
+      <w:r>
+        <w:rPr>
+          <w:lang w:val="zh_TW" w:bidi="zh_TW"/>
+        </w:rPr>
+        <w:t>雅1:5–8</w:t>
+      </w:r>
       <w:r>
         <w:rPr>
           <w:lang w:val="zh_TW" w:bidi="zh_TW"/>
         </w:rPr>
         <w:t>，</w:t>
       </w:r>
-      <w:hyperlink r:id="rId89">
-        <w:r>
-          <w:rPr>
-            <w:lang w:val="zh_TW" w:bidi="zh_TW"/>
-          </w:rPr>
-          <w:rPr>
-            <w:color w:val="0000EE"/>
-            <w:u w:val="single"/>
-          </w:rPr>
-          <w:t>4:4</w:t>
-        </w:r>
-      </w:hyperlink>
+      <w:r>
+        <w:rPr>
+          <w:lang w:val="zh_TW" w:bidi="zh_TW"/>
+        </w:rPr>
+        <w:t>4:4</w:t>
+      </w:r>
       <w:r>
         <w:rPr>
           <w:lang w:val="zh_TW" w:bidi="zh_TW"/>
         </w:rPr>
         <w:t>；</w:t>
       </w:r>
-      <w:hyperlink r:id="rId145">
-        <w:r>
-          <w:rPr>
-            <w:lang w:val="zh_TW" w:bidi="zh_TW"/>
-          </w:rPr>
-          <w:rPr>
-            <w:color w:val="0000EE"/>
-            <w:u w:val="single"/>
-          </w:rPr>
-          <w:t>約15:15</w:t>
-        </w:r>
-      </w:hyperlink>
+      <w:r>
+        <w:rPr>
+          <w:lang w:val="zh_TW" w:bidi="zh_TW"/>
+        </w:rPr>
+        <w:t>約15:15</w:t>
+      </w:r>
       <w:r>
         <w:rPr>
           <w:lang w:val="zh_TW" w:bidi="zh_TW"/>
@@ -5666,18 +4814,12 @@
         </w:rPr>
         <w:t>不是單因著信：這也就是說，不像那些只相信某事為真的鬼魔（</w:t>
       </w:r>
-      <w:hyperlink r:id="rId146">
-        <w:r>
-          <w:rPr>
-            <w:lang w:val="zh_TW" w:bidi="zh_TW"/>
-          </w:rPr>
-          <w:rPr>
-            <w:color w:val="0000EE"/>
-            <w:u w:val="single"/>
-          </w:rPr>
-          <w:t>2:19</w:t>
-        </w:r>
-      </w:hyperlink>
+      <w:r>
+        <w:rPr>
+          <w:lang w:val="zh_TW" w:bidi="zh_TW"/>
+        </w:rPr>
+        <w:t>2:19</w:t>
+      </w:r>
       <w:r>
         <w:rPr>
           <w:lang w:val="zh_TW" w:bidi="zh_TW"/>
@@ -5696,108 +4838,72 @@
         </w:rPr>
         <w:t>（</w:t>
       </w:r>
-      <w:hyperlink r:id="rId147">
-        <w:r>
-          <w:rPr>
-            <w:lang w:val="zh_TW" w:bidi="zh_TW"/>
-          </w:rPr>
-          <w:rPr>
-            <w:color w:val="0000EE"/>
-            <w:u w:val="single"/>
-          </w:rPr>
-          <w:t>1:17</w:t>
-        </w:r>
-      </w:hyperlink>
+      <w:r>
+        <w:rPr>
+          <w:lang w:val="zh_TW" w:bidi="zh_TW"/>
+        </w:rPr>
+        <w:t>1:17</w:t>
+      </w:r>
       <w:r>
         <w:rPr>
           <w:lang w:val="zh_TW" w:bidi="zh_TW"/>
         </w:rPr>
         <w:t>）。雖然有些人認為這種教導與保羅所教導的矛盾，但事實並非如此。保羅並不反對善行本身，而是反對試圖藉由善行來使罪得赦免這想法（</w:t>
       </w:r>
-      <w:hyperlink r:id="rId131">
-        <w:r>
-          <w:rPr>
-            <w:lang w:val="zh_TW" w:bidi="zh_TW"/>
-          </w:rPr>
-          <w:rPr>
-            <w:color w:val="0000EE"/>
-            <w:u w:val="single"/>
-          </w:rPr>
-          <w:t>羅3:28</w:t>
-        </w:r>
-      </w:hyperlink>
+      <w:r>
+        <w:rPr>
+          <w:lang w:val="zh_TW" w:bidi="zh_TW"/>
+        </w:rPr>
+        <w:t>羅3:28</w:t>
+      </w:r>
       <w:r>
         <w:rPr>
           <w:lang w:val="zh_TW" w:bidi="zh_TW"/>
         </w:rPr>
         <w:t>；</w:t>
       </w:r>
-      <w:hyperlink r:id="rId133">
-        <w:r>
-          <w:rPr>
-            <w:lang w:val="zh_TW" w:bidi="zh_TW"/>
-          </w:rPr>
-          <w:rPr>
-            <w:color w:val="0000EE"/>
-            <w:u w:val="single"/>
-          </w:rPr>
-          <w:t>加2:16</w:t>
-        </w:r>
-      </w:hyperlink>
+      <w:r>
+        <w:rPr>
+          <w:lang w:val="zh_TW" w:bidi="zh_TW"/>
+        </w:rPr>
+        <w:t>加2:16</w:t>
+      </w:r>
       <w:r>
         <w:rPr>
           <w:lang w:val="zh_TW" w:bidi="zh_TW"/>
         </w:rPr>
         <w:t>）。正如保羅認為仁愛和慷慨必然源於真正的信心（</w:t>
       </w:r>
-      <w:hyperlink r:id="rId129">
-        <w:r>
-          <w:rPr>
-            <w:lang w:val="zh_TW" w:bidi="zh_TW"/>
-          </w:rPr>
-          <w:rPr>
-            <w:color w:val="0000EE"/>
-            <w:u w:val="single"/>
-          </w:rPr>
-          <w:t>加5:6</w:t>
-        </w:r>
-      </w:hyperlink>
+      <w:r>
+        <w:rPr>
+          <w:lang w:val="zh_TW" w:bidi="zh_TW"/>
+        </w:rPr>
+        <w:t>加5:6</w:t>
+      </w:r>
       <w:r>
         <w:rPr>
           <w:lang w:val="zh_TW" w:bidi="zh_TW"/>
         </w:rPr>
         <w:t>），雅各也知道，善行只能來自真正的信心，而這信心會帶來對神的委身（</w:t>
       </w:r>
-      <w:hyperlink r:id="rId51">
-        <w:r>
-          <w:rPr>
-            <w:lang w:val="zh_TW" w:bidi="zh_TW"/>
-          </w:rPr>
-          <w:rPr>
-            <w:color w:val="0000EE"/>
-            <w:u w:val="single"/>
-          </w:rPr>
-          <w:t>雅2:18</w:t>
-        </w:r>
-      </w:hyperlink>
+      <w:r>
+        <w:rPr>
+          <w:lang w:val="zh_TW" w:bidi="zh_TW"/>
+        </w:rPr>
+        <w:t>雅2:18</w:t>
+      </w:r>
       <w:r>
         <w:rPr>
           <w:lang w:val="zh_TW" w:bidi="zh_TW"/>
         </w:rPr>
         <w:t>、</w:t>
       </w:r>
-      <w:hyperlink r:id="rId148">
-        <w:r>
-          <w:rPr>
-            <w:lang w:val="zh_TW" w:bidi="zh_TW"/>
-          </w:rPr>
-          <w:rPr>
-            <w:color w:val="0000EE"/>
-            <w:u w:val="single"/>
-          </w:rPr>
-          <w:t>26</w:t>
-        </w:r>
-      </w:hyperlink>
+      <w:r>
+        <w:rPr>
+          <w:lang w:val="zh_TW" w:bidi="zh_TW"/>
+        </w:rPr>
+        <w:t>26</w:t>
+      </w:r>
       <w:r>
         <w:rPr>
           <w:lang w:val="zh_TW" w:bidi="zh_TW"/>
@@ -5852,90 +4958,60 @@
         </w:rPr>
         <w:t>雅各用妓女喇合（見</w:t>
       </w:r>
-      <w:hyperlink r:id="rId149">
-        <w:r>
-          <w:rPr>
-            <w:lang w:val="zh_TW" w:bidi="zh_TW"/>
-          </w:rPr>
-          <w:rPr>
-            <w:color w:val="0000EE"/>
-            <w:u w:val="single"/>
-          </w:rPr>
-          <w:t>書2:1</w:t>
-        </w:r>
-      </w:hyperlink>
+      <w:r>
+        <w:rPr>
+          <w:lang w:val="zh_TW" w:bidi="zh_TW"/>
+        </w:rPr>
+        <w:t>書2:1</w:t>
+      </w:r>
       <w:r>
         <w:rPr>
           <w:lang w:val="zh_TW" w:bidi="zh_TW"/>
         </w:rPr>
         <w:t>）作為第二個例子，說明真正的信心必須伴隨著行為。她宣告她相信以色列的主、神是獨一的神（</w:t>
       </w:r>
-      <w:hyperlink r:id="rId150">
-        <w:r>
-          <w:rPr>
-            <w:lang w:val="zh_TW" w:bidi="zh_TW"/>
-          </w:rPr>
-          <w:rPr>
-            <w:color w:val="0000EE"/>
-            <w:u w:val="single"/>
-          </w:rPr>
-          <w:t>書2:9–11</w:t>
-        </w:r>
-      </w:hyperlink>
+      <w:r>
+        <w:rPr>
+          <w:lang w:val="zh_TW" w:bidi="zh_TW"/>
+        </w:rPr>
+        <w:t>書2:9–11</w:t>
+      </w:r>
       <w:r>
         <w:rPr>
           <w:lang w:val="zh_TW" w:bidi="zh_TW"/>
         </w:rPr>
         <w:t>），而她的信心因她接待以色列的探子並幫助他們逃脫而得以完全（</w:t>
       </w:r>
-      <w:hyperlink r:id="rId151">
-        <w:r>
-          <w:rPr>
-            <w:lang w:val="zh_TW" w:bidi="zh_TW"/>
-          </w:rPr>
-          <w:rPr>
-            <w:color w:val="0000EE"/>
-            <w:u w:val="single"/>
-          </w:rPr>
-          <w:t>書2:1–6</w:t>
-        </w:r>
-      </w:hyperlink>
+      <w:r>
+        <w:rPr>
+          <w:lang w:val="zh_TW" w:bidi="zh_TW"/>
+        </w:rPr>
+        <w:t>書2:1–6</w:t>
+      </w:r>
       <w:r>
         <w:rPr>
           <w:lang w:val="zh_TW" w:bidi="zh_TW"/>
         </w:rPr>
         <w:t>，</w:t>
       </w:r>
-      <w:hyperlink r:id="rId152">
-        <w:r>
-          <w:rPr>
-            <w:lang w:val="zh_TW" w:bidi="zh_TW"/>
-          </w:rPr>
-          <w:rPr>
-            <w:color w:val="0000EE"/>
-            <w:u w:val="single"/>
-          </w:rPr>
-          <w:t>6:25</w:t>
-        </w:r>
-      </w:hyperlink>
+      <w:r>
+        <w:rPr>
+          <w:lang w:val="zh_TW" w:bidi="zh_TW"/>
+        </w:rPr>
+        <w:t>6:25</w:t>
+      </w:r>
       <w:r>
         <w:rPr>
           <w:lang w:val="zh_TW" w:bidi="zh_TW"/>
         </w:rPr>
         <w:t>；</w:t>
       </w:r>
-      <w:hyperlink r:id="rId153">
-        <w:r>
-          <w:rPr>
-            <w:lang w:val="zh_TW" w:bidi="zh_TW"/>
-          </w:rPr>
-          <w:rPr>
-            <w:color w:val="0000EE"/>
-            <w:u w:val="single"/>
-          </w:rPr>
-          <w:t>來11:31</w:t>
-        </w:r>
-      </w:hyperlink>
+      <w:r>
+        <w:rPr>
+          <w:lang w:val="zh_TW" w:bidi="zh_TW"/>
+        </w:rPr>
+        <w:t>來11:31</w:t>
+      </w:r>
       <w:r>
         <w:rPr>
           <w:lang w:val="zh_TW" w:bidi="zh_TW"/>
@@ -5990,18 +5066,12 @@
         </w:rPr>
         <w:t>善行之於信心的重要性，就如同氣息之於身體（</w:t>
       </w:r>
-      <w:hyperlink r:id="rId71">
-        <w:r>
-          <w:rPr>
-            <w:lang w:val="zh_TW" w:bidi="zh_TW"/>
-          </w:rPr>
-          <w:rPr>
-            <w:color w:val="0000EE"/>
-            <w:u w:val="single"/>
-          </w:rPr>
-          <w:t>創2:7</w:t>
-        </w:r>
-      </w:hyperlink>
+      <w:r>
+        <w:rPr>
+          <w:lang w:val="zh_TW" w:bidi="zh_TW"/>
+        </w:rPr>
+        <w:t>創2:7</w:t>
+      </w:r>
       <w:r>
         <w:rPr>
           <w:lang w:val="zh_TW" w:bidi="zh_TW"/>
@@ -6068,90 +5138,60 @@
         </w:rPr>
         <w:t>在初代教會中，成為教師是一種提升社會地位的方法（</w:t>
       </w:r>
-      <w:hyperlink r:id="rId154">
-        <w:r>
-          <w:rPr>
-            <w:lang w:val="zh_TW" w:bidi="zh_TW"/>
-          </w:rPr>
-          <w:rPr>
-            <w:color w:val="0000EE"/>
-            <w:u w:val="single"/>
-          </w:rPr>
-          <w:t>林前12:28</w:t>
-        </w:r>
-      </w:hyperlink>
+      <w:r>
+        <w:rPr>
+          <w:lang w:val="zh_TW" w:bidi="zh_TW"/>
+        </w:rPr>
+        <w:t>林前12:28</w:t>
+      </w:r>
       <w:r>
         <w:rPr>
           <w:lang w:val="zh_TW" w:bidi="zh_TW"/>
         </w:rPr>
         <w:t>；</w:t>
       </w:r>
-      <w:hyperlink r:id="rId155">
-        <w:r>
-          <w:rPr>
-            <w:lang w:val="zh_TW" w:bidi="zh_TW"/>
-          </w:rPr>
-          <w:rPr>
-            <w:color w:val="0000EE"/>
-            <w:u w:val="single"/>
-          </w:rPr>
-          <w:t>弗4:11</w:t>
-        </w:r>
-      </w:hyperlink>
+      <w:r>
+        <w:rPr>
+          <w:lang w:val="zh_TW" w:bidi="zh_TW"/>
+        </w:rPr>
+        <w:t>弗4:11</w:t>
+      </w:r>
       <w:r>
         <w:rPr>
           <w:lang w:val="zh_TW" w:bidi="zh_TW"/>
         </w:rPr>
         <w:t>；</w:t>
       </w:r>
-      <w:hyperlink r:id="rId156">
-        <w:r>
-          <w:rPr>
-            <w:lang w:val="zh_TW" w:bidi="zh_TW"/>
-          </w:rPr>
-          <w:rPr>
-            <w:color w:val="0000EE"/>
-            <w:u w:val="single"/>
-          </w:rPr>
-          <w:t>提前5:17</w:t>
-        </w:r>
-      </w:hyperlink>
+      <w:r>
+        <w:rPr>
+          <w:lang w:val="zh_TW" w:bidi="zh_TW"/>
+        </w:rPr>
+        <w:t>提前5:17</w:t>
+      </w:r>
       <w:r>
         <w:rPr>
           <w:lang w:val="zh_TW" w:bidi="zh_TW"/>
         </w:rPr>
         <w:t>；參</w:t>
       </w:r>
-      <w:hyperlink r:id="rId157">
-        <w:r>
-          <w:rPr>
-            <w:lang w:val="zh_TW" w:bidi="zh_TW"/>
-          </w:rPr>
-          <w:rPr>
-            <w:color w:val="0000EE"/>
-            <w:u w:val="single"/>
-          </w:rPr>
-          <w:t>徒5:34</w:t>
-        </w:r>
-      </w:hyperlink>
+      <w:r>
+        <w:rPr>
+          <w:lang w:val="zh_TW" w:bidi="zh_TW"/>
+        </w:rPr>
+        <w:t>徒5:34</w:t>
+      </w:r>
       <w:r>
         <w:rPr>
           <w:lang w:val="zh_TW" w:bidi="zh_TW"/>
         </w:rPr>
         <w:t>）。這樣的尊榮可用來彌補基督徒作為社會的局外人所承受的羞辱（</w:t>
       </w:r>
-      <w:hyperlink r:id="rId158">
-        <w:r>
-          <w:rPr>
-            <w:lang w:val="zh_TW" w:bidi="zh_TW"/>
-          </w:rPr>
-          <w:rPr>
-            <w:color w:val="0000EE"/>
-            <w:u w:val="single"/>
-          </w:rPr>
-          <w:t>雅2:6–7</w:t>
-        </w:r>
-      </w:hyperlink>
+      <w:r>
+        <w:rPr>
+          <w:lang w:val="zh_TW" w:bidi="zh_TW"/>
+        </w:rPr>
+        <w:t>雅2:6–7</w:t>
+      </w:r>
       <w:r>
         <w:rPr>
           <w:lang w:val="zh_TW" w:bidi="zh_TW"/>
@@ -6206,54 +5246,36 @@
         </w:rPr>
         <w:t>我們：雅各主要關注的是教會成員的話語，因為這些話語會影響人際關係（</w:t>
       </w:r>
-      <w:hyperlink r:id="rId159">
-        <w:r>
-          <w:rPr>
-            <w:lang w:val="zh_TW" w:bidi="zh_TW"/>
-          </w:rPr>
-          <w:rPr>
-            <w:color w:val="0000EE"/>
-            <w:u w:val="single"/>
-          </w:rPr>
-          <w:t>3:9–10</w:t>
-        </w:r>
-      </w:hyperlink>
+      <w:r>
+        <w:rPr>
+          <w:lang w:val="zh_TW" w:bidi="zh_TW"/>
+        </w:rPr>
+        <w:t>3:9–10</w:t>
+      </w:r>
       <w:r>
         <w:rPr>
           <w:lang w:val="zh_TW" w:bidi="zh_TW"/>
         </w:rPr>
         <w:t>、</w:t>
       </w:r>
-      <w:hyperlink r:id="rId29">
-        <w:r>
-          <w:rPr>
-            <w:lang w:val="zh_TW" w:bidi="zh_TW"/>
-          </w:rPr>
-          <w:rPr>
-            <w:color w:val="0000EE"/>
-            <w:u w:val="single"/>
-          </w:rPr>
-          <w:t>14</w:t>
-        </w:r>
-      </w:hyperlink>
+      <w:r>
+        <w:rPr>
+          <w:lang w:val="zh_TW" w:bidi="zh_TW"/>
+        </w:rPr>
+        <w:t>14</w:t>
+      </w:r>
       <w:r>
         <w:rPr>
           <w:lang w:val="zh_TW" w:bidi="zh_TW"/>
         </w:rPr>
         <w:t>，</w:t>
       </w:r>
-      <w:hyperlink r:id="rId160">
-        <w:r>
-          <w:rPr>
-            <w:lang w:val="zh_TW" w:bidi="zh_TW"/>
-          </w:rPr>
-          <w:rPr>
-            <w:color w:val="0000EE"/>
-            <w:u w:val="single"/>
-          </w:rPr>
-          <w:t>4:1–3</w:t>
-        </w:r>
-      </w:hyperlink>
+      <w:r>
+        <w:rPr>
+          <w:lang w:val="zh_TW" w:bidi="zh_TW"/>
+        </w:rPr>
+        <w:t>4:1–3</w:t>
+      </w:r>
       <w:r>
         <w:rPr>
           <w:lang w:val="zh_TW" w:bidi="zh_TW"/>
@@ -6312,36 +5334,24 @@
         </w:rPr>
         <w:t>舌頭是個罪惡的世界：舌頭就像是敵對神的整個不義世界的代理者（</w:t>
       </w:r>
-      <w:hyperlink r:id="rId161">
-        <w:r>
-          <w:rPr>
-            <w:lang w:val="zh_TW" w:bidi="zh_TW"/>
-          </w:rPr>
-          <w:rPr>
-            <w:color w:val="0000EE"/>
-            <w:u w:val="single"/>
-          </w:rPr>
-          <w:t>1:27</w:t>
-        </w:r>
-      </w:hyperlink>
+      <w:r>
+        <w:rPr>
+          <w:lang w:val="zh_TW" w:bidi="zh_TW"/>
+        </w:rPr>
+        <w:t>1:27</w:t>
+      </w:r>
       <w:r>
         <w:rPr>
           <w:lang w:val="zh_TW" w:bidi="zh_TW"/>
         </w:rPr>
         <w:t>；</w:t>
       </w:r>
-      <w:hyperlink r:id="rId89">
-        <w:r>
-          <w:rPr>
-            <w:lang w:val="zh_TW" w:bidi="zh_TW"/>
-          </w:rPr>
-          <w:rPr>
-            <w:color w:val="0000EE"/>
-            <w:u w:val="single"/>
-          </w:rPr>
-          <w:t>4:4</w:t>
-        </w:r>
-      </w:hyperlink>
+      <w:r>
+        <w:rPr>
+          <w:lang w:val="zh_TW" w:bidi="zh_TW"/>
+        </w:rPr>
+        <w:t>4:4</w:t>
+      </w:r>
       <w:r>
         <w:rPr>
           <w:lang w:val="zh_TW" w:bidi="zh_TW"/>
@@ -6379,54 +5389,36 @@
         </w:rPr>
         <w:t>，指的是永恆的刑罰之地（</w:t>
       </w:r>
-      <w:hyperlink r:id="rId162">
-        <w:r>
-          <w:rPr>
-            <w:lang w:val="zh_TW" w:bidi="zh_TW"/>
-          </w:rPr>
-          <w:rPr>
-            <w:color w:val="0000EE"/>
-            <w:u w:val="single"/>
-          </w:rPr>
-          <w:t>太5:22</w:t>
-        </w:r>
-      </w:hyperlink>
+      <w:r>
+        <w:rPr>
+          <w:lang w:val="zh_TW" w:bidi="zh_TW"/>
+        </w:rPr>
+        <w:t>太5:22</w:t>
+      </w:r>
       <w:r>
         <w:rPr>
           <w:lang w:val="zh_TW" w:bidi="zh_TW"/>
         </w:rPr>
         <w:t>、</w:t>
       </w:r>
-      <w:hyperlink r:id="rId163">
-        <w:r>
-          <w:rPr>
-            <w:lang w:val="zh_TW" w:bidi="zh_TW"/>
-          </w:rPr>
-          <w:rPr>
-            <w:color w:val="0000EE"/>
-            <w:u w:val="single"/>
-          </w:rPr>
-          <w:t>30</w:t>
-        </w:r>
-      </w:hyperlink>
+      <w:r>
+        <w:rPr>
+          <w:lang w:val="zh_TW" w:bidi="zh_TW"/>
+        </w:rPr>
+        <w:t>30</w:t>
+      </w:r>
       <w:r>
         <w:rPr>
           <w:lang w:val="zh_TW" w:bidi="zh_TW"/>
         </w:rPr>
         <w:t>，</w:t>
       </w:r>
-      <w:hyperlink r:id="rId164">
-        <w:r>
-          <w:rPr>
-            <w:lang w:val="zh_TW" w:bidi="zh_TW"/>
-          </w:rPr>
-          <w:rPr>
-            <w:color w:val="0000EE"/>
-            <w:u w:val="single"/>
-          </w:rPr>
-          <w:t>23:15</w:t>
-        </w:r>
-      </w:hyperlink>
+      <w:r>
+        <w:rPr>
+          <w:lang w:val="zh_TW" w:bidi="zh_TW"/>
+        </w:rPr>
+        <w:t>23:15</w:t>
+      </w:r>
       <w:r>
         <w:rPr>
           <w:lang w:val="zh_TW" w:bidi="zh_TW"/>
@@ -6459,90 +5451,60 @@
         </w:rPr>
         <w:t>），指的是死者的居所（</w:t>
       </w:r>
-      <w:hyperlink r:id="rId165">
-        <w:r>
-          <w:rPr>
-            <w:lang w:val="zh_TW" w:bidi="zh_TW"/>
-          </w:rPr>
-          <w:rPr>
-            <w:color w:val="0000EE"/>
-            <w:u w:val="single"/>
-          </w:rPr>
-          <w:t>路16:23</w:t>
-        </w:r>
-      </w:hyperlink>
+      <w:r>
+        <w:rPr>
+          <w:lang w:val="zh_TW" w:bidi="zh_TW"/>
+        </w:rPr>
+        <w:t>路16:23</w:t>
+      </w:r>
       <w:r>
         <w:rPr>
           <w:lang w:val="zh_TW" w:bidi="zh_TW"/>
         </w:rPr>
         <w:t>；</w:t>
       </w:r>
-      <w:hyperlink r:id="rId166">
-        <w:r>
-          <w:rPr>
-            <w:lang w:val="zh_TW" w:bidi="zh_TW"/>
-          </w:rPr>
-          <w:rPr>
-            <w:color w:val="0000EE"/>
-            <w:u w:val="single"/>
-          </w:rPr>
-          <w:t>徒2:31</w:t>
-        </w:r>
-      </w:hyperlink>
+      <w:r>
+        <w:rPr>
+          <w:lang w:val="zh_TW" w:bidi="zh_TW"/>
+        </w:rPr>
+        <w:t>徒2:31</w:t>
+      </w:r>
       <w:r>
         <w:rPr>
           <w:lang w:val="zh_TW" w:bidi="zh_TW"/>
         </w:rPr>
         <w:t>）。此處提到地獄是暗示著魔鬼（</w:t>
       </w:r>
-      <w:hyperlink r:id="rId167">
-        <w:r>
-          <w:rPr>
-            <w:lang w:val="zh_TW" w:bidi="zh_TW"/>
-          </w:rPr>
-          <w:rPr>
-            <w:color w:val="0000EE"/>
-            <w:u w:val="single"/>
-          </w:rPr>
-          <w:t>雅4:7</w:t>
-        </w:r>
-      </w:hyperlink>
+      <w:r>
+        <w:rPr>
+          <w:lang w:val="zh_TW" w:bidi="zh_TW"/>
+        </w:rPr>
+        <w:t>雅4:7</w:t>
+      </w:r>
       <w:r>
         <w:rPr>
           <w:lang w:val="zh_TW" w:bidi="zh_TW"/>
         </w:rPr>
         <w:t>；</w:t>
       </w:r>
-      <w:hyperlink r:id="rId162">
-        <w:r>
-          <w:rPr>
-            <w:lang w:val="zh_TW" w:bidi="zh_TW"/>
-          </w:rPr>
-          <w:rPr>
-            <w:color w:val="0000EE"/>
-            <w:u w:val="single"/>
-          </w:rPr>
-          <w:t>太5:22</w:t>
-        </w:r>
-      </w:hyperlink>
+      <w:r>
+        <w:rPr>
+          <w:lang w:val="zh_TW" w:bidi="zh_TW"/>
+        </w:rPr>
+        <w:t>太5:22</w:t>
+      </w:r>
       <w:r>
         <w:rPr>
           <w:lang w:val="zh_TW" w:bidi="zh_TW"/>
         </w:rPr>
         <w:t>；</w:t>
       </w:r>
-      <w:hyperlink r:id="rId168">
-        <w:r>
-          <w:rPr>
-            <w:lang w:val="zh_TW" w:bidi="zh_TW"/>
-          </w:rPr>
-          <w:rPr>
-            <w:color w:val="0000EE"/>
-            <w:u w:val="single"/>
-          </w:rPr>
-          <w:t>約8:44</w:t>
-        </w:r>
-      </w:hyperlink>
+      <w:r>
+        <w:rPr>
+          <w:lang w:val="zh_TW" w:bidi="zh_TW"/>
+        </w:rPr>
+        <w:t>約8:44</w:t>
+      </w:r>
       <w:r>
         <w:rPr>
           <w:lang w:val="zh_TW" w:bidi="zh_TW"/>
@@ -6601,18 +5563,12 @@
         </w:rPr>
         <w:t>惟獨舌頭沒有人能制伏：舌頭有著驚人的行惡的能力。如果舌頭的惡是由地獄所驅使的（</w:t>
       </w:r>
-      <w:hyperlink r:id="rId169">
-        <w:r>
-          <w:rPr>
-            <w:lang w:val="zh_TW" w:bidi="zh_TW"/>
-          </w:rPr>
-          <w:rPr>
-            <w:color w:val="0000EE"/>
-            <w:u w:val="single"/>
-          </w:rPr>
-          <w:t>3:6</w:t>
-        </w:r>
-      </w:hyperlink>
+      <w:r>
+        <w:rPr>
+          <w:lang w:val="zh_TW" w:bidi="zh_TW"/>
+        </w:rPr>
+        <w:t>3:6</w:t>
+      </w:r>
       <w:r>
         <w:rPr>
           <w:lang w:val="zh_TW" w:bidi="zh_TW"/>
@@ -6637,36 +5593,24 @@
         </w:rPr>
         <w:t>滿了害死人的毒氣：這可能是指伊甸園中的蛇（</w:t>
       </w:r>
-      <w:hyperlink r:id="rId170">
-        <w:r>
-          <w:rPr>
-            <w:lang w:val="zh_TW" w:bidi="zh_TW"/>
-          </w:rPr>
-          <w:rPr>
-            <w:color w:val="0000EE"/>
-            <w:u w:val="single"/>
-          </w:rPr>
-          <w:t>創3:1</w:t>
-        </w:r>
-      </w:hyperlink>
+      <w:r>
+        <w:rPr>
+          <w:lang w:val="zh_TW" w:bidi="zh_TW"/>
+        </w:rPr>
+        <w:t>創3:1</w:t>
+      </w:r>
       <w:r>
         <w:rPr>
           <w:lang w:val="zh_TW" w:bidi="zh_TW"/>
         </w:rPr>
         <w:t>），牠被認為是魔鬼（</w:t>
       </w:r>
-      <w:hyperlink r:id="rId171">
-        <w:r>
-          <w:rPr>
-            <w:lang w:val="zh_TW" w:bidi="zh_TW"/>
-          </w:rPr>
-          <w:rPr>
-            <w:color w:val="0000EE"/>
-            <w:u w:val="single"/>
-          </w:rPr>
-          <w:t>啟20:2</w:t>
-        </w:r>
-      </w:hyperlink>
+      <w:r>
+        <w:rPr>
+          <w:lang w:val="zh_TW" w:bidi="zh_TW"/>
+        </w:rPr>
+        <w:t>啟20:2</w:t>
+      </w:r>
       <w:r>
         <w:rPr>
           <w:lang w:val="zh_TW" w:bidi="zh_TW"/>
@@ -6721,36 +5665,24 @@
         </w:rPr>
         <w:t>頌讚……咒詛：頌讚我們的主和父是舌頭最好的作為，而咒詛那些照著祂形象所造的人則是最糟糕的作為之一，因為這也間接咒詛了神（</w:t>
       </w:r>
-      <w:hyperlink r:id="rId172">
-        <w:r>
-          <w:rPr>
-            <w:lang w:val="zh_TW" w:bidi="zh_TW"/>
-          </w:rPr>
-          <w:rPr>
-            <w:color w:val="0000EE"/>
-            <w:u w:val="single"/>
-          </w:rPr>
-          <w:t>創1:26–27</w:t>
-        </w:r>
-      </w:hyperlink>
+      <w:r>
+        <w:rPr>
+          <w:lang w:val="zh_TW" w:bidi="zh_TW"/>
+        </w:rPr>
+        <w:t>創1:26–27</w:t>
+      </w:r>
       <w:r>
         <w:rPr>
           <w:lang w:val="zh_TW" w:bidi="zh_TW"/>
         </w:rPr>
         <w:t>，</w:t>
       </w:r>
-      <w:hyperlink r:id="rId173">
-        <w:r>
-          <w:rPr>
-            <w:lang w:val="zh_TW" w:bidi="zh_TW"/>
-          </w:rPr>
-          <w:rPr>
-            <w:color w:val="0000EE"/>
-            <w:u w:val="single"/>
-          </w:rPr>
-          <w:t>9:6</w:t>
-        </w:r>
-      </w:hyperlink>
+      <w:r>
+        <w:rPr>
+          <w:lang w:val="zh_TW" w:bidi="zh_TW"/>
+        </w:rPr>
+        <w:t>9:6</w:t>
+      </w:r>
       <w:r>
         <w:rPr>
           <w:lang w:val="zh_TW" w:bidi="zh_TW"/>
@@ -6853,90 +5785,60 @@
         </w:rPr>
         <w:t>你們中間誰是有智慧有見識的呢：來自神的智慧（</w:t>
       </w:r>
-      <w:hyperlink r:id="rId174">
-        <w:r>
-          <w:rPr>
-            <w:lang w:val="zh_TW" w:bidi="zh_TW"/>
-          </w:rPr>
-          <w:rPr>
-            <w:color w:val="0000EE"/>
-            <w:u w:val="single"/>
-          </w:rPr>
-          <w:t>1:5</w:t>
-        </w:r>
-      </w:hyperlink>
+      <w:r>
+        <w:rPr>
+          <w:lang w:val="zh_TW" w:bidi="zh_TW"/>
+        </w:rPr>
+        <w:t>1:5</w:t>
+      </w:r>
       <w:r>
         <w:rPr>
           <w:lang w:val="zh_TW" w:bidi="zh_TW"/>
         </w:rPr>
         <w:t>）不只是心智技能或資訊的累積，而是實際的洞察力和屬靈的悟性，並以道德正直表現出來，就如</w:t>
       </w:r>
-      <w:hyperlink r:id="rId175">
-        <w:r>
-          <w:rPr>
-            <w:lang w:val="zh_TW" w:bidi="zh_TW"/>
-          </w:rPr>
-          <w:rPr>
-            <w:color w:val="0000EE"/>
-            <w:u w:val="single"/>
-          </w:rPr>
-          <w:t>三章17至18節</w:t>
-        </w:r>
-      </w:hyperlink>
+      <w:r>
+        <w:rPr>
+          <w:lang w:val="zh_TW" w:bidi="zh_TW"/>
+        </w:rPr>
+        <w:t>三章17至18節</w:t>
+      </w:r>
       <w:r>
         <w:rPr>
           <w:lang w:val="zh_TW" w:bidi="zh_TW"/>
         </w:rPr>
         <w:t>所描述的（另見</w:t>
       </w:r>
-      <w:hyperlink r:id="rId176">
-        <w:r>
-          <w:rPr>
-            <w:lang w:val="zh_TW" w:bidi="zh_TW"/>
-          </w:rPr>
-          <w:rPr>
-            <w:color w:val="0000EE"/>
-            <w:u w:val="single"/>
-          </w:rPr>
-          <w:t>伯28:28</w:t>
-        </w:r>
-      </w:hyperlink>
+      <w:r>
+        <w:rPr>
+          <w:lang w:val="zh_TW" w:bidi="zh_TW"/>
+        </w:rPr>
+        <w:t>伯28:28</w:t>
+      </w:r>
       <w:r>
         <w:rPr>
           <w:lang w:val="zh_TW" w:bidi="zh_TW"/>
         </w:rPr>
         <w:t>；</w:t>
       </w:r>
-      <w:hyperlink r:id="rId177">
-        <w:r>
-          <w:rPr>
-            <w:lang w:val="zh_TW" w:bidi="zh_TW"/>
-          </w:rPr>
-          <w:rPr>
-            <w:color w:val="0000EE"/>
-            <w:u w:val="single"/>
-          </w:rPr>
-          <w:t>箴1:2–4</w:t>
-        </w:r>
-      </w:hyperlink>
+      <w:r>
+        <w:rPr>
+          <w:lang w:val="zh_TW" w:bidi="zh_TW"/>
+        </w:rPr>
+        <w:t>箴1:2–4</w:t>
+      </w:r>
       <w:r>
         <w:rPr>
           <w:lang w:val="zh_TW" w:bidi="zh_TW"/>
         </w:rPr>
         <w:t>，</w:t>
       </w:r>
-      <w:hyperlink r:id="rId178">
-        <w:r>
-          <w:rPr>
-            <w:lang w:val="zh_TW" w:bidi="zh_TW"/>
-          </w:rPr>
-          <w:rPr>
-            <w:color w:val="0000EE"/>
-            <w:u w:val="single"/>
-          </w:rPr>
-          <w:t>2:10–15</w:t>
-        </w:r>
-      </w:hyperlink>
+      <w:r>
+        <w:rPr>
+          <w:lang w:val="zh_TW" w:bidi="zh_TW"/>
+        </w:rPr>
+        <w:t>2:10–15</w:t>
+      </w:r>
       <w:r>
         <w:rPr>
           <w:lang w:val="zh_TW" w:bidi="zh_TW"/>
@@ -6991,36 +5893,24 @@
         </w:rPr>
         <w:t>事實上，智慧無法與嫉妒和自私的野心相連。唯有在謙卑中，我們才能領受神的真道（</w:t>
       </w:r>
-      <w:hyperlink r:id="rId82">
-        <w:r>
-          <w:rPr>
-            <w:lang w:val="zh_TW" w:bidi="zh_TW"/>
-          </w:rPr>
-          <w:rPr>
-            <w:color w:val="0000EE"/>
-            <w:u w:val="single"/>
-          </w:rPr>
-          <w:t>1:18</w:t>
-        </w:r>
-      </w:hyperlink>
+      <w:r>
+        <w:rPr>
+          <w:lang w:val="zh_TW" w:bidi="zh_TW"/>
+        </w:rPr>
+        <w:t>1:18</w:t>
+      </w:r>
       <w:r>
         <w:rPr>
           <w:lang w:val="zh_TW" w:bidi="zh_TW"/>
         </w:rPr>
         <w:t>、</w:t>
       </w:r>
-      <w:hyperlink r:id="rId83">
-        <w:r>
-          <w:rPr>
-            <w:lang w:val="zh_TW" w:bidi="zh_TW"/>
-          </w:rPr>
-          <w:rPr>
-            <w:color w:val="0000EE"/>
-            <w:u w:val="single"/>
-          </w:rPr>
-          <w:t>21</w:t>
-        </w:r>
-      </w:hyperlink>
+      <w:r>
+        <w:rPr>
+          <w:lang w:val="zh_TW" w:bidi="zh_TW"/>
+        </w:rPr>
+        <w:t>21</w:t>
+      </w:r>
       <w:r>
         <w:rPr>
           <w:lang w:val="zh_TW" w:bidi="zh_TW"/>
@@ -7075,90 +5965,60 @@
         </w:rPr>
         <w:t>屬地的智慧屬於那美好的創造；它與屬天的智慧相反，因為它拒絕神。它是不屬靈的，因為它不承認也不回應神的靈（</w:t>
       </w:r>
-      <w:hyperlink r:id="rId179">
-        <w:r>
-          <w:rPr>
-            <w:lang w:val="zh_TW" w:bidi="zh_TW"/>
-          </w:rPr>
-          <w:rPr>
-            <w:color w:val="0000EE"/>
-            <w:u w:val="single"/>
-          </w:rPr>
-          <w:t>林前2:14</w:t>
-        </w:r>
-      </w:hyperlink>
+      <w:r>
+        <w:rPr>
+          <w:lang w:val="zh_TW" w:bidi="zh_TW"/>
+        </w:rPr>
+        <w:t>林前2:14</w:t>
+      </w:r>
       <w:r>
         <w:rPr>
           <w:lang w:val="zh_TW" w:bidi="zh_TW"/>
         </w:rPr>
         <w:t>；</w:t>
       </w:r>
-      <w:hyperlink r:id="rId180">
-        <w:r>
-          <w:rPr>
-            <w:lang w:val="zh_TW" w:bidi="zh_TW"/>
-          </w:rPr>
-          <w:rPr>
-            <w:color w:val="0000EE"/>
-            <w:u w:val="single"/>
-          </w:rPr>
-          <w:t>猶1:19</w:t>
-        </w:r>
-      </w:hyperlink>
+      <w:r>
+        <w:rPr>
+          <w:lang w:val="zh_TW" w:bidi="zh_TW"/>
+        </w:rPr>
+        <w:t>猶1:19</w:t>
+      </w:r>
       <w:r>
         <w:rPr>
           <w:lang w:val="zh_TW" w:bidi="zh_TW"/>
         </w:rPr>
         <w:t>）。它是屬於鬼魔的，因為它來自魔鬼——這種毀滅性智慧的終極源頭（</w:t>
       </w:r>
-      <w:hyperlink r:id="rId169">
-        <w:r>
-          <w:rPr>
-            <w:lang w:val="zh_TW" w:bidi="zh_TW"/>
-          </w:rPr>
-          <w:rPr>
-            <w:color w:val="0000EE"/>
-            <w:u w:val="single"/>
-          </w:rPr>
-          <w:t>雅3:6</w:t>
-        </w:r>
-      </w:hyperlink>
+      <w:r>
+        <w:rPr>
+          <w:lang w:val="zh_TW" w:bidi="zh_TW"/>
+        </w:rPr>
+        <w:t>雅3:6</w:t>
+      </w:r>
       <w:r>
         <w:rPr>
           <w:lang w:val="zh_TW" w:bidi="zh_TW"/>
         </w:rPr>
         <w:t>，</w:t>
       </w:r>
-      <w:hyperlink r:id="rId181">
-        <w:r>
-          <w:rPr>
-            <w:lang w:val="zh_TW" w:bidi="zh_TW"/>
-          </w:rPr>
-          <w:rPr>
-            <w:color w:val="0000EE"/>
-            <w:u w:val="single"/>
-          </w:rPr>
-          <w:t>4:6</w:t>
-        </w:r>
-      </w:hyperlink>
+      <w:r>
+        <w:rPr>
+          <w:lang w:val="zh_TW" w:bidi="zh_TW"/>
+        </w:rPr>
+        <w:t>4:6</w:t>
+      </w:r>
       <w:r>
         <w:rPr>
           <w:lang w:val="zh_TW" w:bidi="zh_TW"/>
         </w:rPr>
         <w:t>；</w:t>
       </w:r>
-      <w:hyperlink r:id="rId182">
-        <w:r>
-          <w:rPr>
-            <w:lang w:val="zh_TW" w:bidi="zh_TW"/>
-          </w:rPr>
-          <w:rPr>
-            <w:color w:val="0000EE"/>
-            <w:u w:val="single"/>
-          </w:rPr>
-          <w:t>提前4:1</w:t>
-        </w:r>
-      </w:hyperlink>
+      <w:r>
+        <w:rPr>
+          <w:lang w:val="zh_TW" w:bidi="zh_TW"/>
+        </w:rPr>
+        <w:t>提前4:1</w:t>
+      </w:r>
       <w:r>
         <w:rPr>
           <w:lang w:val="zh_TW" w:bidi="zh_TW"/>
@@ -7213,18 +6073,12 @@
         </w:rPr>
         <w:t>雅各使用農業的意象來強調遵循從天上而來的智慧所帶來的益處：在人際關係中播下和平種子的人，將在這些關係中享受豐盛的義果（參</w:t>
       </w:r>
-      <w:hyperlink r:id="rId183">
-        <w:r>
-          <w:rPr>
-            <w:lang w:val="zh_TW" w:bidi="zh_TW"/>
-          </w:rPr>
-          <w:rPr>
-            <w:color w:val="0000EE"/>
-            <w:u w:val="single"/>
-          </w:rPr>
-          <w:t>太5:9</w:t>
-        </w:r>
-      </w:hyperlink>
+      <w:r>
+        <w:rPr>
+          <w:lang w:val="zh_TW" w:bidi="zh_TW"/>
+        </w:rPr>
+        <w:t>太5:9</w:t>
+      </w:r>
       <w:r>
         <w:rPr>
           <w:lang w:val="zh_TW" w:bidi="zh_TW"/>
@@ -7292,18 +6146,12 @@
         </w:rPr>
         <w:t>）：雅各使用軍事的意象來宣告他們內心的邪惡慾望正在交戰，而這成為教會成員之間爭鬥的直接原因。雅各在</w:t>
       </w:r>
-      <w:hyperlink r:id="rId184">
-        <w:r>
-          <w:rPr>
-            <w:lang w:val="zh_TW" w:bidi="zh_TW"/>
-          </w:rPr>
-          <w:rPr>
-            <w:color w:val="0000EE"/>
-            <w:u w:val="single"/>
-          </w:rPr>
-          <w:t>四章3節</w:t>
-        </w:r>
-      </w:hyperlink>
+      <w:r>
+        <w:rPr>
+          <w:lang w:val="zh_TW" w:bidi="zh_TW"/>
+        </w:rPr>
+        <w:t>四章3節</w:t>
+      </w:r>
       <w:r>
         <w:rPr>
           <w:lang w:val="zh_TW" w:bidi="zh_TW"/>
@@ -7347,36 +6195,24 @@
         </w:rPr>
         <w:t>（</w:t>
       </w:r>
-      <w:hyperlink r:id="rId185">
-        <w:r>
-          <w:rPr>
-            <w:lang w:val="zh_TW" w:bidi="zh_TW"/>
-          </w:rPr>
-          <w:rPr>
-            <w:color w:val="0000EE"/>
-            <w:u w:val="single"/>
-          </w:rPr>
-          <w:t>路8:14</w:t>
-        </w:r>
-      </w:hyperlink>
+      <w:r>
+        <w:rPr>
+          <w:lang w:val="zh_TW" w:bidi="zh_TW"/>
+        </w:rPr>
+        <w:t>路8:14</w:t>
+      </w:r>
       <w:r>
         <w:rPr>
           <w:lang w:val="zh_TW" w:bidi="zh_TW"/>
         </w:rPr>
         <w:t>；</w:t>
       </w:r>
-      <w:hyperlink r:id="rId186">
-        <w:r>
-          <w:rPr>
-            <w:lang w:val="zh_TW" w:bidi="zh_TW"/>
-          </w:rPr>
-          <w:rPr>
-            <w:color w:val="0000EE"/>
-            <w:u w:val="single"/>
-          </w:rPr>
-          <w:t>多3:3</w:t>
-        </w:r>
-      </w:hyperlink>
+      <w:r>
+        <w:rPr>
+          <w:lang w:val="zh_TW" w:bidi="zh_TW"/>
+        </w:rPr>
+        <w:t>多3:3</w:t>
+      </w:r>
       <w:r>
         <w:rPr>
           <w:lang w:val="zh_TW" w:bidi="zh_TW"/>
@@ -7495,108 +6331,72 @@
         </w:rPr>
         <w:t>你們這些淫亂的人哪：雅各使用了這個先知的意象（見，例如，</w:t>
       </w:r>
-      <w:hyperlink r:id="rId187">
-        <w:r>
-          <w:rPr>
-            <w:lang w:val="zh_TW" w:bidi="zh_TW"/>
-          </w:rPr>
-          <w:rPr>
-            <w:color w:val="0000EE"/>
-            <w:u w:val="single"/>
-          </w:rPr>
-          <w:t>耶3:6</w:t>
-        </w:r>
-      </w:hyperlink>
+      <w:r>
+        <w:rPr>
+          <w:lang w:val="zh_TW" w:bidi="zh_TW"/>
+        </w:rPr>
+        <w:t>耶3:6</w:t>
+      </w:r>
       <w:r>
         <w:rPr>
           <w:lang w:val="zh_TW" w:bidi="zh_TW"/>
         </w:rPr>
         <w:t>；</w:t>
       </w:r>
-      <w:hyperlink r:id="rId188">
-        <w:r>
-          <w:rPr>
-            <w:lang w:val="zh_TW" w:bidi="zh_TW"/>
-          </w:rPr>
-          <w:rPr>
-            <w:color w:val="0000EE"/>
-            <w:u w:val="single"/>
-          </w:rPr>
-          <w:t>何3:1</w:t>
-        </w:r>
-      </w:hyperlink>
+      <w:r>
+        <w:rPr>
+          <w:lang w:val="zh_TW" w:bidi="zh_TW"/>
+        </w:rPr>
+        <w:t>何3:1</w:t>
+      </w:r>
       <w:r>
         <w:rPr>
           <w:lang w:val="zh_TW" w:bidi="zh_TW"/>
         </w:rPr>
         <w:t>），因為他的讀者正在尋求與世界為友能帶給他們的東西——社會的接納（</w:t>
       </w:r>
-      <w:hyperlink r:id="rId189">
-        <w:r>
-          <w:rPr>
-            <w:lang w:val="zh_TW" w:bidi="zh_TW"/>
-          </w:rPr>
-          <w:rPr>
-            <w:color w:val="0000EE"/>
-            <w:u w:val="single"/>
-          </w:rPr>
-          <w:t>雅2:1–4</w:t>
-        </w:r>
-      </w:hyperlink>
+      <w:r>
+        <w:rPr>
+          <w:lang w:val="zh_TW" w:bidi="zh_TW"/>
+        </w:rPr>
+        <w:t>雅2:1–4</w:t>
+      </w:r>
       <w:r>
         <w:rPr>
           <w:lang w:val="zh_TW" w:bidi="zh_TW"/>
         </w:rPr>
         <w:t>）、聲望（</w:t>
       </w:r>
-      <w:hyperlink r:id="rId95">
-        <w:r>
-          <w:rPr>
-            <w:lang w:val="zh_TW" w:bidi="zh_TW"/>
-          </w:rPr>
-          <w:rPr>
-            <w:color w:val="0000EE"/>
-            <w:u w:val="single"/>
-          </w:rPr>
-          <w:t>3:1</w:t>
-        </w:r>
-      </w:hyperlink>
+      <w:r>
+        <w:rPr>
+          <w:lang w:val="zh_TW" w:bidi="zh_TW"/>
+        </w:rPr>
+        <w:t>3:1</w:t>
+      </w:r>
       <w:r>
         <w:rPr>
           <w:lang w:val="zh_TW" w:bidi="zh_TW"/>
         </w:rPr>
         <w:t>）或財富（</w:t>
       </w:r>
-      <w:hyperlink r:id="rId52">
-        <w:r>
-          <w:rPr>
-            <w:lang w:val="zh_TW" w:bidi="zh_TW"/>
-          </w:rPr>
-          <w:rPr>
-            <w:color w:val="0000EE"/>
-            <w:u w:val="single"/>
-          </w:rPr>
-          <w:t>4:13</w:t>
-        </w:r>
-      </w:hyperlink>
+      <w:r>
+        <w:rPr>
+          <w:lang w:val="zh_TW" w:bidi="zh_TW"/>
+        </w:rPr>
+        <w:t>4:13</w:t>
+      </w:r>
       <w:r>
         <w:rPr>
           <w:lang w:val="zh_TW" w:bidi="zh_TW"/>
         </w:rPr>
         <w:t>）。對神心懷二意（</w:t>
       </w:r>
-      <w:hyperlink r:id="rId190">
-        <w:r>
-          <w:rPr>
-            <w:lang w:val="zh_TW" w:bidi="zh_TW"/>
-          </w:rPr>
-          <w:rPr>
-            <w:color w:val="0000EE"/>
-            <w:u w:val="single"/>
-          </w:rPr>
-          <w:t>4:8</w:t>
-        </w:r>
-      </w:hyperlink>
+      <w:r>
+        <w:rPr>
+          <w:lang w:val="zh_TW" w:bidi="zh_TW"/>
+        </w:rPr>
+        <w:t>4:8</w:t>
+      </w:r>
       <w:r>
         <w:rPr>
           <w:lang w:val="zh_TW" w:bidi="zh_TW"/>
@@ -7621,36 +6421,24 @@
         </w:rPr>
         <w:t>在古代，朋友是用來表示特殊和排他的關係的名稱（</w:t>
       </w:r>
-      <w:hyperlink r:id="rId191">
-        <w:r>
-          <w:rPr>
-            <w:lang w:val="zh_TW" w:bidi="zh_TW"/>
-          </w:rPr>
-          <w:rPr>
-            <w:color w:val="0000EE"/>
-            <w:u w:val="single"/>
-          </w:rPr>
-          <w:t>路23:12</w:t>
-        </w:r>
-      </w:hyperlink>
+      <w:r>
+        <w:rPr>
+          <w:lang w:val="zh_TW" w:bidi="zh_TW"/>
+        </w:rPr>
+        <w:t>路23:12</w:t>
+      </w:r>
       <w:r>
         <w:rPr>
           <w:lang w:val="zh_TW" w:bidi="zh_TW"/>
         </w:rPr>
         <w:t>，希律和彼拉多；</w:t>
       </w:r>
-      <w:hyperlink r:id="rId192">
-        <w:r>
-          <w:rPr>
-            <w:lang w:val="zh_TW" w:bidi="zh_TW"/>
-          </w:rPr>
-          <w:rPr>
-            <w:color w:val="0000EE"/>
-            <w:u w:val="single"/>
-          </w:rPr>
-          <w:t>約19:12</w:t>
-        </w:r>
-      </w:hyperlink>
+      <w:r>
+        <w:rPr>
+          <w:lang w:val="zh_TW" w:bidi="zh_TW"/>
+        </w:rPr>
+        <w:t>約19:12</w:t>
+      </w:r>
       <w:r>
         <w:rPr>
           <w:lang w:val="zh_TW" w:bidi="zh_TW"/>
@@ -7683,90 +6471,60 @@
         </w:rPr>
         <w:t>〕2:18，6:28）。摩西（</w:t>
       </w:r>
-      <w:hyperlink r:id="rId193">
-        <w:r>
-          <w:rPr>
-            <w:lang w:val="zh_TW" w:bidi="zh_TW"/>
-          </w:rPr>
-          <w:rPr>
-            <w:color w:val="0000EE"/>
-            <w:u w:val="single"/>
-          </w:rPr>
-          <w:t>出33:11</w:t>
-        </w:r>
-      </w:hyperlink>
+      <w:r>
+        <w:rPr>
+          <w:lang w:val="zh_TW" w:bidi="zh_TW"/>
+        </w:rPr>
+        <w:t>出33:11</w:t>
+      </w:r>
       <w:r>
         <w:rPr>
           <w:lang w:val="zh_TW" w:bidi="zh_TW"/>
         </w:rPr>
         <w:t>）和亞伯拉罕都被稱為神的朋友（</w:t>
       </w:r>
-      <w:hyperlink r:id="rId194">
-        <w:r>
-          <w:rPr>
-            <w:lang w:val="zh_TW" w:bidi="zh_TW"/>
-          </w:rPr>
-          <w:rPr>
-            <w:color w:val="0000EE"/>
-            <w:u w:val="single"/>
-          </w:rPr>
-          <w:t>雅2:23</w:t>
-        </w:r>
-      </w:hyperlink>
+      <w:r>
+        <w:rPr>
+          <w:lang w:val="zh_TW" w:bidi="zh_TW"/>
+        </w:rPr>
+        <w:t>雅2:23</w:t>
+      </w:r>
       <w:r>
         <w:rPr>
           <w:lang w:val="zh_TW" w:bidi="zh_TW"/>
         </w:rPr>
         <w:t>；</w:t>
       </w:r>
-      <w:hyperlink r:id="rId195">
-        <w:r>
-          <w:rPr>
-            <w:lang w:val="zh_TW" w:bidi="zh_TW"/>
-          </w:rPr>
-          <w:rPr>
-            <w:color w:val="0000EE"/>
-            <w:u w:val="single"/>
-          </w:rPr>
-          <w:t>代下20:7</w:t>
-        </w:r>
-      </w:hyperlink>
+      <w:r>
+        <w:rPr>
+          <w:lang w:val="zh_TW" w:bidi="zh_TW"/>
+        </w:rPr>
+        <w:t>代下20:7</w:t>
+      </w:r>
       <w:r>
         <w:rPr>
           <w:lang w:val="zh_TW" w:bidi="zh_TW"/>
         </w:rPr>
         <w:t>；</w:t>
       </w:r>
-      <w:hyperlink r:id="rId196">
-        <w:r>
-          <w:rPr>
-            <w:lang w:val="zh_TW" w:bidi="zh_TW"/>
-          </w:rPr>
-          <w:rPr>
-            <w:color w:val="0000EE"/>
-            <w:u w:val="single"/>
-          </w:rPr>
-          <w:t>賽41:8</w:t>
-        </w:r>
-      </w:hyperlink>
+      <w:r>
+        <w:rPr>
+          <w:lang w:val="zh_TW" w:bidi="zh_TW"/>
+        </w:rPr>
+        <w:t>賽41:8</w:t>
+      </w:r>
       <w:r>
         <w:rPr>
           <w:lang w:val="zh_TW" w:bidi="zh_TW"/>
         </w:rPr>
         <w:t>；參</w:t>
       </w:r>
-      <w:hyperlink r:id="rId145">
-        <w:r>
-          <w:rPr>
-            <w:lang w:val="zh_TW" w:bidi="zh_TW"/>
-          </w:rPr>
-          <w:rPr>
-            <w:color w:val="0000EE"/>
-            <w:u w:val="single"/>
-          </w:rPr>
-          <w:t>約15:15</w:t>
-        </w:r>
-      </w:hyperlink>
+      <w:r>
+        <w:rPr>
+          <w:lang w:val="zh_TW" w:bidi="zh_TW"/>
+        </w:rPr>
+        <w:t>約15:15</w:t>
+      </w:r>
       <w:r>
         <w:rPr>
           <w:lang w:val="zh_TW" w:bidi="zh_TW"/>
@@ -7803,36 +6561,24 @@
         </w:rPr>
         <w:t>。世界由屬地的智慧所引導，而非屬天的智慧（</w:t>
       </w:r>
-      <w:hyperlink r:id="rId197">
-        <w:r>
-          <w:rPr>
-            <w:lang w:val="zh_TW" w:bidi="zh_TW"/>
-          </w:rPr>
-          <w:rPr>
-            <w:color w:val="0000EE"/>
-            <w:u w:val="single"/>
-          </w:rPr>
-          <w:t>雅3:15–17</w:t>
-        </w:r>
-      </w:hyperlink>
+      <w:r>
+        <w:rPr>
+          <w:lang w:val="zh_TW" w:bidi="zh_TW"/>
+        </w:rPr>
+        <w:t>雅3:15–17</w:t>
+      </w:r>
       <w:r>
         <w:rPr>
           <w:lang w:val="zh_TW" w:bidi="zh_TW"/>
         </w:rPr>
         <w:t>），其特徵是邪惡的私慾、爭鬥和殺謬（</w:t>
       </w:r>
-      <w:hyperlink r:id="rId198">
-        <w:r>
-          <w:rPr>
-            <w:lang w:val="zh_TW" w:bidi="zh_TW"/>
-          </w:rPr>
-          <w:rPr>
-            <w:color w:val="0000EE"/>
-            <w:u w:val="single"/>
-          </w:rPr>
-          <w:t>4:2–3</w:t>
-        </w:r>
-      </w:hyperlink>
+      <w:r>
+        <w:rPr>
+          <w:lang w:val="zh_TW" w:bidi="zh_TW"/>
+        </w:rPr>
+        <w:t>4:2–3</w:t>
+      </w:r>
       <w:r>
         <w:rPr>
           <w:lang w:val="zh_TW" w:bidi="zh_TW"/>
@@ -7887,18 +6633,12 @@
         </w:rPr>
         <w:t>雅各解釋了衝突的原因：愛世界、心懷二意和論斷（</w:t>
       </w:r>
-      <w:hyperlink r:id="rId199">
-        <w:r>
-          <w:rPr>
-            <w:lang w:val="zh_TW" w:bidi="zh_TW"/>
-          </w:rPr>
-          <w:rPr>
-            <w:color w:val="0000EE"/>
-            <w:u w:val="single"/>
-          </w:rPr>
-          <w:t>4:11–12</w:t>
-        </w:r>
-      </w:hyperlink>
+      <w:r>
+        <w:rPr>
+          <w:lang w:val="zh_TW" w:bidi="zh_TW"/>
+        </w:rPr>
+        <w:t>4:11–12</w:t>
+      </w:r>
       <w:r>
         <w:rPr>
           <w:lang w:val="zh_TW" w:bidi="zh_TW"/>
@@ -8001,36 +6741,24 @@
         </w:rPr>
         <w:t>抵擋魔鬼：另見</w:t>
       </w:r>
-      <w:hyperlink r:id="rId200">
-        <w:r>
-          <w:rPr>
-            <w:lang w:val="zh_TW" w:bidi="zh_TW"/>
-          </w:rPr>
-          <w:rPr>
-            <w:color w:val="0000EE"/>
-            <w:u w:val="single"/>
-          </w:rPr>
-          <w:t>以弗所書六章11節</w:t>
-        </w:r>
-      </w:hyperlink>
+      <w:r>
+        <w:rPr>
+          <w:lang w:val="zh_TW" w:bidi="zh_TW"/>
+        </w:rPr>
+        <w:t>以弗所書六章11節</w:t>
+      </w:r>
       <w:r>
         <w:rPr>
           <w:lang w:val="zh_TW" w:bidi="zh_TW"/>
         </w:rPr>
         <w:t>；</w:t>
       </w:r>
-      <w:hyperlink r:id="rId201">
-        <w:r>
-          <w:rPr>
-            <w:lang w:val="zh_TW" w:bidi="zh_TW"/>
-          </w:rPr>
-          <w:rPr>
-            <w:color w:val="0000EE"/>
-            <w:u w:val="single"/>
-          </w:rPr>
-          <w:t>彼得前書五章8節</w:t>
-        </w:r>
-      </w:hyperlink>
+      <w:r>
+        <w:rPr>
+          <w:lang w:val="zh_TW" w:bidi="zh_TW"/>
+        </w:rPr>
+        <w:t>彼得前書五章8節</w:t>
+      </w:r>
       <w:r>
         <w:rPr>
           <w:lang w:val="zh_TW" w:bidi="zh_TW"/>
@@ -8089,36 +6817,24 @@
         </w:rPr>
         <w:t>親近神：這是表示友誼（</w:t>
       </w:r>
-      <w:hyperlink r:id="rId194">
-        <w:r>
-          <w:rPr>
-            <w:lang w:val="zh_TW" w:bidi="zh_TW"/>
-          </w:rPr>
-          <w:rPr>
-            <w:color w:val="0000EE"/>
-            <w:u w:val="single"/>
-          </w:rPr>
-          <w:t>2:23</w:t>
-        </w:r>
-      </w:hyperlink>
+      <w:r>
+        <w:rPr>
+          <w:lang w:val="zh_TW" w:bidi="zh_TW"/>
+        </w:rPr>
+        <w:t>2:23</w:t>
+      </w:r>
       <w:r>
         <w:rPr>
           <w:lang w:val="zh_TW" w:bidi="zh_TW"/>
         </w:rPr>
         <w:t>）和忠誠（</w:t>
       </w:r>
-      <w:hyperlink r:id="rId202">
-        <w:r>
-          <w:rPr>
-            <w:lang w:val="zh_TW" w:bidi="zh_TW"/>
-          </w:rPr>
-          <w:rPr>
-            <w:color w:val="0000EE"/>
-            <w:u w:val="single"/>
-          </w:rPr>
-          <w:t>1:6–8</w:t>
-        </w:r>
-      </w:hyperlink>
+      <w:r>
+        <w:rPr>
+          <w:lang w:val="zh_TW" w:bidi="zh_TW"/>
+        </w:rPr>
+        <w:t>1:6–8</w:t>
+      </w:r>
       <w:r>
         <w:rPr>
           <w:lang w:val="zh_TW" w:bidi="zh_TW"/>
@@ -8143,18 +6859,12 @@
         </w:rPr>
         <w:t>潔淨你們的手……清潔你們的心：描述潔淨禮儀的語言被用於描述人內心的潔淨（參</w:t>
       </w:r>
-      <w:hyperlink r:id="rId203">
-        <w:r>
-          <w:rPr>
-            <w:lang w:val="zh_TW" w:bidi="zh_TW"/>
-          </w:rPr>
-          <w:rPr>
-            <w:color w:val="0000EE"/>
-            <w:u w:val="single"/>
-          </w:rPr>
-          <w:t>可7:1–23</w:t>
-        </w:r>
-      </w:hyperlink>
+      <w:r>
+        <w:rPr>
+          <w:lang w:val="zh_TW" w:bidi="zh_TW"/>
+        </w:rPr>
+        <w:t>可7:1–23</w:t>
+      </w:r>
       <w:r>
         <w:rPr>
           <w:lang w:val="zh_TW" w:bidi="zh_TW"/>
@@ -8209,18 +6919,12 @@
         </w:rPr>
         <w:t>對那些在祂面前自卑的人，神會賜下榮耀給他們，以替代他們因受逼迫和欺壓所承受的羞辱（</w:t>
       </w:r>
-      <w:hyperlink r:id="rId158">
-        <w:r>
-          <w:rPr>
-            <w:lang w:val="zh_TW" w:bidi="zh_TW"/>
-          </w:rPr>
-          <w:rPr>
-            <w:color w:val="0000EE"/>
-            <w:u w:val="single"/>
-          </w:rPr>
-          <w:t>雅2:6–7</w:t>
-        </w:r>
-      </w:hyperlink>
+      <w:r>
+        <w:rPr>
+          <w:lang w:val="zh_TW" w:bidi="zh_TW"/>
+        </w:rPr>
+        <w:t>雅2:6–7</w:t>
+      </w:r>
       <w:r>
         <w:rPr>
           <w:lang w:val="zh_TW" w:bidi="zh_TW"/>
@@ -8288,54 +6992,36 @@
         </w:rPr>
         <w:t>因為律法禁止詆毀並命令人要愛鄰舍（</w:t>
       </w:r>
-      <w:hyperlink r:id="rId123">
-        <w:r>
-          <w:rPr>
-            <w:lang w:val="zh_TW" w:bidi="zh_TW"/>
-          </w:rPr>
-          <w:rPr>
-            <w:color w:val="0000EE"/>
-            <w:u w:val="single"/>
-          </w:rPr>
-          <w:t>2:8</w:t>
-        </w:r>
-      </w:hyperlink>
+      <w:r>
+        <w:rPr>
+          <w:lang w:val="zh_TW" w:bidi="zh_TW"/>
+        </w:rPr>
+        <w:t>2:8</w:t>
+      </w:r>
       <w:r>
         <w:rPr>
           <w:lang w:val="zh_TW" w:bidi="zh_TW"/>
         </w:rPr>
         <w:t>；</w:t>
       </w:r>
-      <w:hyperlink r:id="rId204">
-        <w:r>
-          <w:rPr>
-            <w:lang w:val="zh_TW" w:bidi="zh_TW"/>
-          </w:rPr>
-          <w:rPr>
-            <w:color w:val="0000EE"/>
-            <w:u w:val="single"/>
-          </w:rPr>
-          <w:t>利19:16–18</w:t>
-        </w:r>
-      </w:hyperlink>
+      <w:r>
+        <w:rPr>
+          <w:lang w:val="zh_TW" w:bidi="zh_TW"/>
+        </w:rPr>
+        <w:t>利19:16–18</w:t>
+      </w:r>
       <w:r>
         <w:rPr>
           <w:lang w:val="zh_TW" w:bidi="zh_TW"/>
         </w:rPr>
         <w:t>；</w:t>
       </w:r>
-      <w:hyperlink r:id="rId205">
-        <w:r>
-          <w:rPr>
-            <w:lang w:val="zh_TW" w:bidi="zh_TW"/>
-          </w:rPr>
-          <w:rPr>
-            <w:color w:val="0000EE"/>
-            <w:u w:val="single"/>
-          </w:rPr>
-          <w:t>太7:1–5</w:t>
-        </w:r>
-      </w:hyperlink>
+      <w:r>
+        <w:rPr>
+          <w:lang w:val="zh_TW" w:bidi="zh_TW"/>
+        </w:rPr>
+        <w:t>太7:1–5</w:t>
+      </w:r>
       <w:r>
         <w:rPr>
           <w:lang w:val="zh_TW" w:bidi="zh_TW"/>
@@ -8390,36 +7076,24 @@
         </w:rPr>
         <w:t>這些經文討論了在</w:t>
       </w:r>
-      <w:hyperlink r:id="rId206">
-        <w:r>
-          <w:rPr>
-            <w:lang w:val="zh_TW" w:bidi="zh_TW"/>
-          </w:rPr>
-          <w:rPr>
-            <w:color w:val="0000EE"/>
-            <w:u w:val="single"/>
-          </w:rPr>
-          <w:t>馬太福音七章1節</w:t>
-        </w:r>
-      </w:hyperlink>
+      <w:r>
+        <w:rPr>
+          <w:lang w:val="zh_TW" w:bidi="zh_TW"/>
+        </w:rPr>
+        <w:t>馬太福音七章1節</w:t>
+      </w:r>
       <w:r>
         <w:rPr>
           <w:lang w:val="zh_TW" w:bidi="zh_TW"/>
         </w:rPr>
         <w:t>和</w:t>
       </w:r>
-      <w:hyperlink r:id="rId207">
-        <w:r>
-          <w:rPr>
-            <w:lang w:val="zh_TW" w:bidi="zh_TW"/>
-          </w:rPr>
-          <w:rPr>
-            <w:color w:val="0000EE"/>
-            <w:u w:val="single"/>
-          </w:rPr>
-          <w:t>路加福音六章37節</w:t>
-        </w:r>
-      </w:hyperlink>
+      <w:r>
+        <w:rPr>
+          <w:lang w:val="zh_TW" w:bidi="zh_TW"/>
+        </w:rPr>
+        <w:t>路加福音六章37節</w:t>
+      </w:r>
       <w:r>
         <w:rPr>
           <w:lang w:val="zh_TW" w:bidi="zh_TW"/>
@@ -8534,54 +7208,36 @@
         </w:rPr>
         <w:t>神有掌管生命和死亡的權柄（</w:t>
       </w:r>
-      <w:hyperlink r:id="rId208">
-        <w:r>
-          <w:rPr>
-            <w:lang w:val="zh_TW" w:bidi="zh_TW"/>
-          </w:rPr>
-          <w:rPr>
-            <w:color w:val="0000EE"/>
-            <w:u w:val="single"/>
-          </w:rPr>
-          <w:t>申32:39</w:t>
-        </w:r>
-      </w:hyperlink>
+      <w:r>
+        <w:rPr>
+          <w:lang w:val="zh_TW" w:bidi="zh_TW"/>
+        </w:rPr>
+        <w:t>申32:39</w:t>
+      </w:r>
       <w:r>
         <w:rPr>
           <w:lang w:val="zh_TW" w:bidi="zh_TW"/>
         </w:rPr>
         <w:t>；</w:t>
       </w:r>
-      <w:hyperlink r:id="rId209">
-        <w:r>
-          <w:rPr>
-            <w:lang w:val="zh_TW" w:bidi="zh_TW"/>
-          </w:rPr>
-          <w:rPr>
-            <w:color w:val="0000EE"/>
-            <w:u w:val="single"/>
-          </w:rPr>
-          <w:t>撒上2:6</w:t>
-        </w:r>
-      </w:hyperlink>
+      <w:r>
+        <w:rPr>
+          <w:lang w:val="zh_TW" w:bidi="zh_TW"/>
+        </w:rPr>
+        <w:t>撒上2:6</w:t>
+      </w:r>
       <w:r>
         <w:rPr>
           <w:lang w:val="zh_TW" w:bidi="zh_TW"/>
         </w:rPr>
         <w:t>；</w:t>
       </w:r>
-      <w:hyperlink r:id="rId210">
-        <w:r>
-          <w:rPr>
-            <w:lang w:val="zh_TW" w:bidi="zh_TW"/>
-          </w:rPr>
-          <w:rPr>
-            <w:color w:val="0000EE"/>
-            <w:u w:val="single"/>
-          </w:rPr>
-          <w:t>太10:28</w:t>
-        </w:r>
-      </w:hyperlink>
+      <w:r>
+        <w:rPr>
+          <w:lang w:val="zh_TW" w:bidi="zh_TW"/>
+        </w:rPr>
+        <w:t>太10:28</w:t>
+      </w:r>
       <w:r>
         <w:rPr>
           <w:lang w:val="zh_TW" w:bidi="zh_TW"/>
@@ -8636,18 +7292,12 @@
         </w:rPr>
         <w:t>基督徒可以誇口神所做的一切（</w:t>
       </w:r>
-      <w:hyperlink r:id="rId211">
-        <w:r>
-          <w:rPr>
-            <w:lang w:val="zh_TW" w:bidi="zh_TW"/>
-          </w:rPr>
-          <w:rPr>
-            <w:color w:val="0000EE"/>
-            <w:u w:val="single"/>
-          </w:rPr>
-          <w:t>1:9–10</w:t>
-        </w:r>
-      </w:hyperlink>
+      <w:r>
+        <w:rPr>
+          <w:lang w:val="zh_TW" w:bidi="zh_TW"/>
+        </w:rPr>
+        <w:t>1:9–10</w:t>
+      </w:r>
       <w:r>
         <w:rPr>
           <w:lang w:val="zh_TW" w:bidi="zh_TW"/>
@@ -8726,72 +7376,48 @@
         </w:rPr>
         <w:t>請記住：這節經文可能是雅各預期讀者會知道的一句格言。其格言來源不明，但與聖經的教導相符（參</w:t>
       </w:r>
-      <w:hyperlink r:id="rId212">
-        <w:r>
-          <w:rPr>
-            <w:lang w:val="zh_TW" w:bidi="zh_TW"/>
-          </w:rPr>
-          <w:rPr>
-            <w:color w:val="0000EE"/>
-            <w:u w:val="single"/>
-          </w:rPr>
-          <w:t>申24:15</w:t>
-        </w:r>
-      </w:hyperlink>
+      <w:r>
+        <w:rPr>
+          <w:lang w:val="zh_TW" w:bidi="zh_TW"/>
+        </w:rPr>
+        <w:t>申24:15</w:t>
+      </w:r>
       <w:r>
         <w:rPr>
           <w:lang w:val="zh_TW" w:bidi="zh_TW"/>
         </w:rPr>
         <w:t>；</w:t>
       </w:r>
-      <w:hyperlink r:id="rId213">
-        <w:r>
-          <w:rPr>
-            <w:lang w:val="zh_TW" w:bidi="zh_TW"/>
-          </w:rPr>
-          <w:rPr>
-            <w:color w:val="0000EE"/>
-            <w:u w:val="single"/>
-          </w:rPr>
-          <w:t>箴3:27–28</w:t>
-        </w:r>
-      </w:hyperlink>
+      <w:r>
+        <w:rPr>
+          <w:lang w:val="zh_TW" w:bidi="zh_TW"/>
+        </w:rPr>
+        <w:t>箴3:27–28</w:t>
+      </w:r>
       <w:r>
         <w:rPr>
           <w:lang w:val="zh_TW" w:bidi="zh_TW"/>
         </w:rPr>
         <w:t>；</w:t>
       </w:r>
-      <w:hyperlink r:id="rId214">
-        <w:r>
-          <w:rPr>
-            <w:lang w:val="zh_TW" w:bidi="zh_TW"/>
-          </w:rPr>
-          <w:rPr>
-            <w:color w:val="0000EE"/>
-            <w:u w:val="single"/>
-          </w:rPr>
-          <w:t>太25:41–46</w:t>
-        </w:r>
-      </w:hyperlink>
+      <w:r>
+        <w:rPr>
+          <w:lang w:val="zh_TW" w:bidi="zh_TW"/>
+        </w:rPr>
+        <w:t>太25:41–46</w:t>
+      </w:r>
       <w:r>
         <w:rPr>
           <w:lang w:val="zh_TW" w:bidi="zh_TW"/>
         </w:rPr>
         <w:t>；</w:t>
       </w:r>
-      <w:hyperlink r:id="rId215">
-        <w:r>
-          <w:rPr>
-            <w:lang w:val="zh_TW" w:bidi="zh_TW"/>
-          </w:rPr>
-          <w:rPr>
-            <w:color w:val="0000EE"/>
-            <w:u w:val="single"/>
-          </w:rPr>
-          <w:t>路12:47</w:t>
-        </w:r>
-      </w:hyperlink>
+      <w:r>
+        <w:rPr>
+          <w:lang w:val="zh_TW" w:bidi="zh_TW"/>
+        </w:rPr>
+        <w:t>路12:47</w:t>
+      </w:r>
       <w:r>
         <w:rPr>
           <w:lang w:val="zh_TW" w:bidi="zh_TW"/>
@@ -8846,18 +7472,12 @@
         </w:rPr>
         <w:t>這個段落是在譴責富人因自身的貪婪和驕傲而欺壓窮人（</w:t>
       </w:r>
-      <w:hyperlink r:id="rId216">
-        <w:r>
-          <w:rPr>
-            <w:lang w:val="zh_TW" w:bidi="zh_TW"/>
-          </w:rPr>
-          <w:rPr>
-            <w:color w:val="0000EE"/>
-            <w:u w:val="single"/>
-          </w:rPr>
-          <w:t>利19:13</w:t>
-        </w:r>
-      </w:hyperlink>
+      <w:r>
+        <w:rPr>
+          <w:lang w:val="zh_TW" w:bidi="zh_TW"/>
+        </w:rPr>
+        <w:t>利19:13</w:t>
+      </w:r>
       <w:r>
         <w:rPr>
           <w:lang w:val="zh_TW" w:bidi="zh_TW"/>
@@ -8960,36 +7580,24 @@
         </w:rPr>
         <w:t>物質財富——以金和銀為代表——在神的審判面前毫無價值。事實上，金銀會證明他們的不是，因為這些財物乃是不義之財（</w:t>
       </w:r>
-      <w:hyperlink r:id="rId217">
-        <w:r>
-          <w:rPr>
-            <w:lang w:val="zh_TW" w:bidi="zh_TW"/>
-          </w:rPr>
-          <w:rPr>
-            <w:color w:val="0000EE"/>
-            <w:u w:val="single"/>
-          </w:rPr>
-          <w:t>5:4</w:t>
-        </w:r>
-      </w:hyperlink>
+      <w:r>
+        <w:rPr>
+          <w:lang w:val="zh_TW" w:bidi="zh_TW"/>
+        </w:rPr>
+        <w:t>5:4</w:t>
+      </w:r>
       <w:r>
         <w:rPr>
           <w:lang w:val="zh_TW" w:bidi="zh_TW"/>
         </w:rPr>
         <w:t>）且被用於惡事（</w:t>
       </w:r>
-      <w:hyperlink r:id="rId218">
-        <w:r>
-          <w:rPr>
-            <w:lang w:val="zh_TW" w:bidi="zh_TW"/>
-          </w:rPr>
-          <w:rPr>
-            <w:color w:val="0000EE"/>
-            <w:u w:val="single"/>
-          </w:rPr>
-          <w:t>5:5–6</w:t>
-        </w:r>
-      </w:hyperlink>
+      <w:r>
+        <w:rPr>
+          <w:lang w:val="zh_TW" w:bidi="zh_TW"/>
+        </w:rPr>
+        <w:t>5:5–6</w:t>
+      </w:r>
       <w:r>
         <w:rPr>
           <w:lang w:val="zh_TW" w:bidi="zh_TW"/>
@@ -9048,36 +7656,24 @@
         </w:rPr>
         <w:t>這些富足人（</w:t>
       </w:r>
-      <w:hyperlink r:id="rId219">
-        <w:r>
-          <w:rPr>
-            <w:lang w:val="zh_TW" w:bidi="zh_TW"/>
-          </w:rPr>
-          <w:rPr>
-            <w:color w:val="0000EE"/>
-            <w:u w:val="single"/>
-          </w:rPr>
-          <w:t>5:1</w:t>
-        </w:r>
-      </w:hyperlink>
+      <w:r>
+        <w:rPr>
+          <w:lang w:val="zh_TW" w:bidi="zh_TW"/>
+        </w:rPr>
+        <w:t>5:1</w:t>
+      </w:r>
       <w:r>
         <w:rPr>
           <w:lang w:val="zh_TW" w:bidi="zh_TW"/>
         </w:rPr>
         <w:t>）是剝削他人的地主。就像</w:t>
       </w:r>
-      <w:hyperlink r:id="rId220">
-        <w:r>
-          <w:rPr>
-            <w:lang w:val="zh_TW" w:bidi="zh_TW"/>
-          </w:rPr>
-          <w:rPr>
-            <w:color w:val="0000EE"/>
-            <w:u w:val="single"/>
-          </w:rPr>
-          <w:t>二章6節</w:t>
-        </w:r>
-      </w:hyperlink>
+      <w:r>
+        <w:rPr>
+          <w:lang w:val="zh_TW" w:bidi="zh_TW"/>
+        </w:rPr>
+        <w:t>二章6節</w:t>
+      </w:r>
       <w:r>
         <w:rPr>
           <w:lang w:val="zh_TW" w:bidi="zh_TW"/>
@@ -9102,36 +7698,24 @@
         </w:rPr>
         <w:t>冤聲已經入了……主的耳了：神聽見了受欺壓者的禱告（見</w:t>
       </w:r>
-      <w:hyperlink r:id="rId221">
-        <w:r>
-          <w:rPr>
-            <w:lang w:val="zh_TW" w:bidi="zh_TW"/>
-          </w:rPr>
-          <w:rPr>
-            <w:color w:val="0000EE"/>
-            <w:u w:val="single"/>
-          </w:rPr>
-          <w:t>申24:14–15</w:t>
-        </w:r>
-      </w:hyperlink>
+      <w:r>
+        <w:rPr>
+          <w:lang w:val="zh_TW" w:bidi="zh_TW"/>
+        </w:rPr>
+        <w:t>申24:14–15</w:t>
+      </w:r>
       <w:r>
         <w:rPr>
           <w:lang w:val="zh_TW" w:bidi="zh_TW"/>
         </w:rPr>
         <w:t>）。即使工人仍在受苦，但主已經聽到了（見</w:t>
       </w:r>
-      <w:hyperlink r:id="rId222">
-        <w:r>
-          <w:rPr>
-            <w:lang w:val="zh_TW" w:bidi="zh_TW"/>
-          </w:rPr>
-          <w:rPr>
-            <w:color w:val="0000EE"/>
-            <w:u w:val="single"/>
-          </w:rPr>
-          <w:t>出3:7</w:t>
-        </w:r>
-      </w:hyperlink>
+      <w:r>
+        <w:rPr>
+          <w:lang w:val="zh_TW" w:bidi="zh_TW"/>
+        </w:rPr>
+        <w:t>出3:7</w:t>
+      </w:r>
       <w:r>
         <w:rPr>
           <w:lang w:val="zh_TW" w:bidi="zh_TW"/>
@@ -9156,54 +7740,36 @@
         </w:rPr>
         <w:t>萬軍之主（</w:t>
       </w:r>
-      <w:hyperlink r:id="rId223">
-        <w:r>
-          <w:rPr>
-            <w:lang w:val="zh_TW" w:bidi="zh_TW"/>
-          </w:rPr>
-          <w:rPr>
-            <w:color w:val="0000EE"/>
-            <w:u w:val="single"/>
-          </w:rPr>
-          <w:t>撒上17:45</w:t>
-        </w:r>
-      </w:hyperlink>
+      <w:r>
+        <w:rPr>
+          <w:lang w:val="zh_TW" w:bidi="zh_TW"/>
+        </w:rPr>
+        <w:t>撒上17:45</w:t>
+      </w:r>
       <w:r>
         <w:rPr>
           <w:lang w:val="zh_TW" w:bidi="zh_TW"/>
         </w:rPr>
         <w:t>；</w:t>
       </w:r>
-      <w:hyperlink r:id="rId224">
-        <w:r>
-          <w:rPr>
-            <w:lang w:val="zh_TW" w:bidi="zh_TW"/>
-          </w:rPr>
-          <w:rPr>
-            <w:color w:val="0000EE"/>
-            <w:u w:val="single"/>
-          </w:rPr>
-          <w:t>詩103:20–21</w:t>
-        </w:r>
-      </w:hyperlink>
+      <w:r>
+        <w:rPr>
+          <w:lang w:val="zh_TW" w:bidi="zh_TW"/>
+        </w:rPr>
+        <w:t>詩103:20–21</w:t>
+      </w:r>
       <w:r>
         <w:rPr>
           <w:lang w:val="zh_TW" w:bidi="zh_TW"/>
         </w:rPr>
         <w:t>；</w:t>
       </w:r>
-      <w:hyperlink r:id="rId225">
-        <w:r>
-          <w:rPr>
-            <w:lang w:val="zh_TW" w:bidi="zh_TW"/>
-          </w:rPr>
-          <w:rPr>
-            <w:color w:val="0000EE"/>
-            <w:u w:val="single"/>
-          </w:rPr>
-          <w:t>羅9:29</w:t>
-        </w:r>
-      </w:hyperlink>
+      <w:r>
+        <w:rPr>
+          <w:lang w:val="zh_TW" w:bidi="zh_TW"/>
+        </w:rPr>
+        <w:t>羅9:29</w:t>
+      </w:r>
       <w:r>
         <w:rPr>
           <w:lang w:val="zh_TW" w:bidi="zh_TW"/>
@@ -9271,36 +7837,24 @@
         </w:rPr>
         <w:t>）：在這上下文中，這個片語更可能是在指像本段落中所說被欺壓的工人這類無辜之人，而不是在指耶穌（參</w:t>
       </w:r>
-      <w:hyperlink r:id="rId226">
-        <w:r>
-          <w:rPr>
-            <w:lang w:val="zh_TW" w:bidi="zh_TW"/>
-          </w:rPr>
-          <w:rPr>
-            <w:color w:val="0000EE"/>
-            <w:u w:val="single"/>
-          </w:rPr>
-          <w:t>徒3:14</w:t>
-        </w:r>
-      </w:hyperlink>
+      <w:r>
+        <w:rPr>
+          <w:lang w:val="zh_TW" w:bidi="zh_TW"/>
+        </w:rPr>
+        <w:t>徒3:14</w:t>
+      </w:r>
       <w:r>
         <w:rPr>
           <w:lang w:val="zh_TW" w:bidi="zh_TW"/>
         </w:rPr>
         <w:t>，</w:t>
       </w:r>
-      <w:hyperlink r:id="rId227">
-        <w:r>
-          <w:rPr>
-            <w:lang w:val="zh_TW" w:bidi="zh_TW"/>
-          </w:rPr>
-          <w:rPr>
-            <w:color w:val="0000EE"/>
-            <w:u w:val="single"/>
-          </w:rPr>
-          <w:t>7:52</w:t>
-        </w:r>
-      </w:hyperlink>
+      <w:r>
+        <w:rPr>
+          <w:lang w:val="zh_TW" w:bidi="zh_TW"/>
+        </w:rPr>
+        <w:t>7:52</w:t>
+      </w:r>
       <w:r>
         <w:rPr>
           <w:lang w:val="zh_TW" w:bidi="zh_TW"/>
@@ -9355,36 +7909,24 @@
         </w:rPr>
         <w:t>要忍耐：這是對那些在經濟上受欺壓的窮人和被邪惡的富足人不公正對待的窮人的終極解決方案（</w:t>
       </w:r>
-      <w:hyperlink r:id="rId39">
-        <w:r>
-          <w:rPr>
-            <w:lang w:val="zh_TW" w:bidi="zh_TW"/>
-          </w:rPr>
-          <w:rPr>
-            <w:color w:val="0000EE"/>
-            <w:u w:val="single"/>
-          </w:rPr>
-          <w:t>5:1–6</w:t>
-        </w:r>
-      </w:hyperlink>
+      <w:r>
+        <w:rPr>
+          <w:lang w:val="zh_TW" w:bidi="zh_TW"/>
+        </w:rPr>
+        <w:t>5:1–6</w:t>
+      </w:r>
       <w:r>
         <w:rPr>
           <w:lang w:val="zh_TW" w:bidi="zh_TW"/>
         </w:rPr>
         <w:t>；見</w:t>
       </w:r>
-      <w:hyperlink r:id="rId158">
-        <w:r>
-          <w:rPr>
-            <w:lang w:val="zh_TW" w:bidi="zh_TW"/>
-          </w:rPr>
-          <w:rPr>
-            <w:color w:val="0000EE"/>
-            <w:u w:val="single"/>
-          </w:rPr>
-          <w:t>2:6–7</w:t>
-        </w:r>
-      </w:hyperlink>
+      <w:r>
+        <w:rPr>
+          <w:lang w:val="zh_TW" w:bidi="zh_TW"/>
+        </w:rPr>
+        <w:t>2:6–7</w:t>
+      </w:r>
       <w:r>
         <w:rPr>
           <w:lang w:val="zh_TW" w:bidi="zh_TW"/>
@@ -9404,108 +7946,72 @@
         </w:rPr>
         <w:t>忠心的人將得著最終的獎賞（</w:t>
       </w:r>
-      <w:hyperlink r:id="rId228">
-        <w:r>
-          <w:rPr>
-            <w:lang w:val="zh_TW" w:bidi="zh_TW"/>
-          </w:rPr>
-          <w:rPr>
-            <w:color w:val="0000EE"/>
-            <w:u w:val="single"/>
-          </w:rPr>
-          <w:t>賽40:10</w:t>
-        </w:r>
-      </w:hyperlink>
+      <w:r>
+        <w:rPr>
+          <w:lang w:val="zh_TW" w:bidi="zh_TW"/>
+        </w:rPr>
+        <w:t>賽40:10</w:t>
+      </w:r>
       <w:r>
         <w:rPr>
           <w:lang w:val="zh_TW" w:bidi="zh_TW"/>
         </w:rPr>
         <w:t>；</w:t>
       </w:r>
-      <w:hyperlink r:id="rId229">
-        <w:r>
-          <w:rPr>
-            <w:lang w:val="zh_TW" w:bidi="zh_TW"/>
-          </w:rPr>
-          <w:rPr>
-            <w:color w:val="0000EE"/>
-            <w:u w:val="single"/>
-          </w:rPr>
-          <w:t>路6:20–35</w:t>
-        </w:r>
-      </w:hyperlink>
+      <w:r>
+        <w:rPr>
+          <w:lang w:val="zh_TW" w:bidi="zh_TW"/>
+        </w:rPr>
+        <w:t>路6:20–35</w:t>
+      </w:r>
       <w:r>
         <w:rPr>
           <w:lang w:val="zh_TW" w:bidi="zh_TW"/>
         </w:rPr>
         <w:t>；</w:t>
       </w:r>
-      <w:hyperlink r:id="rId230">
-        <w:r>
-          <w:rPr>
-            <w:lang w:val="zh_TW" w:bidi="zh_TW"/>
-          </w:rPr>
-          <w:rPr>
-            <w:color w:val="0000EE"/>
-            <w:u w:val="single"/>
-          </w:rPr>
-          <w:t>林前15:23</w:t>
-        </w:r>
-      </w:hyperlink>
+      <w:r>
+        <w:rPr>
+          <w:lang w:val="zh_TW" w:bidi="zh_TW"/>
+        </w:rPr>
+        <w:t>林前15:23</w:t>
+      </w:r>
       <w:r>
         <w:rPr>
           <w:lang w:val="zh_TW" w:bidi="zh_TW"/>
         </w:rPr>
         <w:t>；</w:t>
       </w:r>
-      <w:hyperlink r:id="rId231">
-        <w:r>
-          <w:rPr>
-            <w:lang w:val="zh_TW" w:bidi="zh_TW"/>
-          </w:rPr>
-          <w:rPr>
-            <w:color w:val="0000EE"/>
-            <w:u w:val="single"/>
-          </w:rPr>
-          <w:t>彼前1:17</w:t>
-        </w:r>
-      </w:hyperlink>
+      <w:r>
+        <w:rPr>
+          <w:lang w:val="zh_TW" w:bidi="zh_TW"/>
+        </w:rPr>
+        <w:t>彼前1:17</w:t>
+      </w:r>
       <w:r>
         <w:rPr>
           <w:lang w:val="zh_TW" w:bidi="zh_TW"/>
         </w:rPr>
         <w:t>，</w:t>
       </w:r>
-      <w:hyperlink r:id="rId232">
-        <w:r>
-          <w:rPr>
-            <w:lang w:val="zh_TW" w:bidi="zh_TW"/>
-          </w:rPr>
-          <w:rPr>
-            <w:color w:val="0000EE"/>
-            <w:u w:val="single"/>
-          </w:rPr>
-          <w:t>5:4</w:t>
-        </w:r>
-      </w:hyperlink>
+      <w:r>
+        <w:rPr>
+          <w:lang w:val="zh_TW" w:bidi="zh_TW"/>
+        </w:rPr>
+        <w:t>5:4</w:t>
+      </w:r>
       <w:r>
         <w:rPr>
           <w:lang w:val="zh_TW" w:bidi="zh_TW"/>
         </w:rPr>
         <w:t>；</w:t>
       </w:r>
-      <w:hyperlink r:id="rId233">
-        <w:r>
-          <w:rPr>
-            <w:lang w:val="zh_TW" w:bidi="zh_TW"/>
-          </w:rPr>
-          <w:rPr>
-            <w:color w:val="0000EE"/>
-            <w:u w:val="single"/>
-          </w:rPr>
-          <w:t>啟22:12</w:t>
-        </w:r>
-      </w:hyperlink>
+      <w:r>
+        <w:rPr>
+          <w:lang w:val="zh_TW" w:bidi="zh_TW"/>
+        </w:rPr>
+        <w:t>啟22:12</w:t>
+      </w:r>
       <w:r>
         <w:rPr>
           <w:lang w:val="zh_TW" w:bidi="zh_TW"/>
@@ -9608,36 +8114,24 @@
         </w:rPr>
         <w:t>這節經文反映了</w:t>
       </w:r>
-      <w:hyperlink r:id="rId234">
-        <w:r>
-          <w:rPr>
-            <w:lang w:val="zh_TW" w:bidi="zh_TW"/>
-          </w:rPr>
-          <w:rPr>
-            <w:color w:val="0000EE"/>
-            <w:u w:val="single"/>
-          </w:rPr>
-          <w:t>馬太福音五章11節</w:t>
-        </w:r>
-      </w:hyperlink>
+      <w:r>
+        <w:rPr>
+          <w:lang w:val="zh_TW" w:bidi="zh_TW"/>
+        </w:rPr>
+        <w:t>馬太福音五章11節</w:t>
+      </w:r>
       <w:r>
         <w:rPr>
           <w:lang w:val="zh_TW" w:bidi="zh_TW"/>
         </w:rPr>
         <w:t>和</w:t>
       </w:r>
-      <w:hyperlink r:id="rId235">
-        <w:r>
-          <w:rPr>
-            <w:lang w:val="zh_TW" w:bidi="zh_TW"/>
-          </w:rPr>
-          <w:rPr>
-            <w:color w:val="0000EE"/>
-            <w:u w:val="single"/>
-          </w:rPr>
-          <w:t>路加福音六章23節</w:t>
-        </w:r>
-      </w:hyperlink>
+      <w:r>
+        <w:rPr>
+          <w:lang w:val="zh_TW" w:bidi="zh_TW"/>
+        </w:rPr>
+        <w:t>路加福音六章23節</w:t>
+      </w:r>
       <w:r>
         <w:rPr>
           <w:lang w:val="zh_TW" w:bidi="zh_TW"/>
@@ -9704,90 +8198,60 @@
         </w:rPr>
         <w:t>約伯是一位有極大耐心的人，儘管他在艱難中也有抱怨（</w:t>
       </w:r>
-      <w:hyperlink r:id="rId236">
-        <w:r>
-          <w:rPr>
-            <w:lang w:val="zh_TW" w:bidi="zh_TW"/>
-          </w:rPr>
-          <w:rPr>
-            <w:color w:val="0000EE"/>
-            <w:u w:val="single"/>
-          </w:rPr>
-          <w:t>伯3:1–26</w:t>
-        </w:r>
-      </w:hyperlink>
+      <w:r>
+        <w:rPr>
+          <w:lang w:val="zh_TW" w:bidi="zh_TW"/>
+        </w:rPr>
+        <w:t>伯3:1–26</w:t>
+      </w:r>
       <w:r>
         <w:rPr>
           <w:lang w:val="zh_TW" w:bidi="zh_TW"/>
         </w:rPr>
         <w:t>，</w:t>
       </w:r>
-      <w:hyperlink r:id="rId237">
-        <w:r>
-          <w:rPr>
-            <w:lang w:val="zh_TW" w:bidi="zh_TW"/>
-          </w:rPr>
-          <w:rPr>
-            <w:color w:val="0000EE"/>
-            <w:u w:val="single"/>
-          </w:rPr>
-          <w:t>12:1–3</w:t>
-        </w:r>
-      </w:hyperlink>
+      <w:r>
+        <w:rPr>
+          <w:lang w:val="zh_TW" w:bidi="zh_TW"/>
+        </w:rPr>
+        <w:t>12:1–3</w:t>
+      </w:r>
       <w:r>
         <w:rPr>
           <w:lang w:val="zh_TW" w:bidi="zh_TW"/>
         </w:rPr>
         <w:t>，</w:t>
       </w:r>
-      <w:hyperlink r:id="rId238">
-        <w:r>
-          <w:rPr>
-            <w:lang w:val="zh_TW" w:bidi="zh_TW"/>
-          </w:rPr>
-          <w:rPr>
-            <w:color w:val="0000EE"/>
-            <w:u w:val="single"/>
-          </w:rPr>
-          <w:t>16:1–3</w:t>
-        </w:r>
-      </w:hyperlink>
+      <w:r>
+        <w:rPr>
+          <w:lang w:val="zh_TW" w:bidi="zh_TW"/>
+        </w:rPr>
+        <w:t>16:1–3</w:t>
+      </w:r>
       <w:r>
         <w:rPr>
           <w:lang w:val="zh_TW" w:bidi="zh_TW"/>
         </w:rPr>
         <w:t>），他始終對神保持忠誠（</w:t>
       </w:r>
-      <w:hyperlink r:id="rId239">
-        <w:r>
-          <w:rPr>
-            <w:lang w:val="zh_TW" w:bidi="zh_TW"/>
-          </w:rPr>
-          <w:rPr>
-            <w:color w:val="0000EE"/>
-            <w:u w:val="single"/>
-          </w:rPr>
-          <w:t>伯1:20–21</w:t>
-        </w:r>
-      </w:hyperlink>
+      <w:r>
+        <w:rPr>
+          <w:lang w:val="zh_TW" w:bidi="zh_TW"/>
+        </w:rPr>
+        <w:t>伯1:20–21</w:t>
+      </w:r>
       <w:r>
         <w:rPr>
           <w:lang w:val="zh_TW" w:bidi="zh_TW"/>
         </w:rPr>
         <w:t>，</w:t>
       </w:r>
-      <w:hyperlink r:id="rId240">
-        <w:r>
-          <w:rPr>
-            <w:lang w:val="zh_TW" w:bidi="zh_TW"/>
-          </w:rPr>
-          <w:rPr>
-            <w:color w:val="0000EE"/>
-            <w:u w:val="single"/>
-          </w:rPr>
-          <w:t>2:9–10</w:t>
-        </w:r>
-      </w:hyperlink>
+      <w:r>
+        <w:rPr>
+          <w:lang w:val="zh_TW" w:bidi="zh_TW"/>
+        </w:rPr>
+        <w:t>2:9–10</w:t>
+      </w:r>
       <w:r>
         <w:rPr>
           <w:lang w:val="zh_TW" w:bidi="zh_TW"/>
@@ -9842,162 +8306,108 @@
         </w:rPr>
         <w:t>不可起誓：因為教會之中有如此嚴重的言語衝突（</w:t>
       </w:r>
-      <w:hyperlink r:id="rId160">
-        <w:r>
-          <w:rPr>
-            <w:lang w:val="zh_TW" w:bidi="zh_TW"/>
-          </w:rPr>
-          <w:rPr>
-            <w:color w:val="0000EE"/>
-            <w:u w:val="single"/>
-          </w:rPr>
-          <w:t>4:1–3</w:t>
-        </w:r>
-      </w:hyperlink>
+      <w:r>
+        <w:rPr>
+          <w:lang w:val="zh_TW" w:bidi="zh_TW"/>
+        </w:rPr>
+        <w:t>4:1–3</w:t>
+      </w:r>
       <w:r>
         <w:rPr>
           <w:lang w:val="zh_TW" w:bidi="zh_TW"/>
         </w:rPr>
         <w:t>、</w:t>
       </w:r>
-      <w:hyperlink r:id="rId199">
-        <w:r>
-          <w:rPr>
-            <w:lang w:val="zh_TW" w:bidi="zh_TW"/>
-          </w:rPr>
-          <w:rPr>
-            <w:color w:val="0000EE"/>
-            <w:u w:val="single"/>
-          </w:rPr>
-          <w:t>11–12</w:t>
-        </w:r>
-      </w:hyperlink>
+      <w:r>
+        <w:rPr>
+          <w:lang w:val="zh_TW" w:bidi="zh_TW"/>
+        </w:rPr>
+        <w:t>11–12</w:t>
+      </w:r>
       <w:r>
         <w:rPr>
           <w:lang w:val="zh_TW" w:bidi="zh_TW"/>
         </w:rPr>
         <w:t>），因此雅各呼籲他們不要起任何誓，以避免落入虛假的誓言的陷阱（</w:t>
       </w:r>
-      <w:hyperlink r:id="rId241">
-        <w:r>
-          <w:rPr>
-            <w:lang w:val="zh_TW" w:bidi="zh_TW"/>
-          </w:rPr>
-          <w:rPr>
-            <w:color w:val="0000EE"/>
-            <w:u w:val="single"/>
-          </w:rPr>
-          <w:t>太5:33–37</w:t>
-        </w:r>
-      </w:hyperlink>
+      <w:r>
+        <w:rPr>
+          <w:lang w:val="zh_TW" w:bidi="zh_TW"/>
+        </w:rPr>
+        <w:t>太5:33–37</w:t>
+      </w:r>
       <w:r>
         <w:rPr>
           <w:lang w:val="zh_TW" w:bidi="zh_TW"/>
         </w:rPr>
         <w:t>）。奉主的名起誓是呼求祂來成就這個誓言（</w:t>
       </w:r>
-      <w:hyperlink r:id="rId242">
-        <w:r>
-          <w:rPr>
-            <w:lang w:val="zh_TW" w:bidi="zh_TW"/>
-          </w:rPr>
-          <w:rPr>
-            <w:color w:val="0000EE"/>
-            <w:u w:val="single"/>
-          </w:rPr>
-          <w:t>創31:53</w:t>
-        </w:r>
-      </w:hyperlink>
+      <w:r>
+        <w:rPr>
+          <w:lang w:val="zh_TW" w:bidi="zh_TW"/>
+        </w:rPr>
+        <w:t>創31:53</w:t>
+      </w:r>
       <w:r>
         <w:rPr>
           <w:lang w:val="zh_TW" w:bidi="zh_TW"/>
         </w:rPr>
         <w:t>；</w:t>
       </w:r>
-      <w:hyperlink r:id="rId243">
-        <w:r>
-          <w:rPr>
-            <w:lang w:val="zh_TW" w:bidi="zh_TW"/>
-          </w:rPr>
-          <w:rPr>
-            <w:color w:val="0000EE"/>
-            <w:u w:val="single"/>
-          </w:rPr>
-          <w:t>王上8:31–32</w:t>
-        </w:r>
-      </w:hyperlink>
+      <w:r>
+        <w:rPr>
+          <w:lang w:val="zh_TW" w:bidi="zh_TW"/>
+        </w:rPr>
+        <w:t>王上8:31–32</w:t>
+      </w:r>
       <w:r>
         <w:rPr>
           <w:lang w:val="zh_TW" w:bidi="zh_TW"/>
         </w:rPr>
         <w:t>）。當人們指著天或地起誓時，他們不是假裝敬畏、刻意避免使用神的名，就是用巧妙的措辭來欺騙人（見</w:t>
       </w:r>
-      <w:hyperlink r:id="rId244">
-        <w:r>
-          <w:rPr>
-            <w:lang w:val="zh_TW" w:bidi="zh_TW"/>
-          </w:rPr>
-          <w:rPr>
-            <w:color w:val="0000EE"/>
-            <w:u w:val="single"/>
-          </w:rPr>
-          <w:t>太23:16–22</w:t>
-        </w:r>
-      </w:hyperlink>
+      <w:r>
+        <w:rPr>
+          <w:lang w:val="zh_TW" w:bidi="zh_TW"/>
+        </w:rPr>
+        <w:t>太23:16–22</w:t>
+      </w:r>
       <w:r>
         <w:rPr>
           <w:lang w:val="zh_TW" w:bidi="zh_TW"/>
         </w:rPr>
         <w:t>）。彼得曾以誓言說謊（</w:t>
       </w:r>
-      <w:hyperlink r:id="rId245">
-        <w:r>
-          <w:rPr>
-            <w:lang w:val="zh_TW" w:bidi="zh_TW"/>
-          </w:rPr>
-          <w:rPr>
-            <w:color w:val="0000EE"/>
-            <w:u w:val="single"/>
-          </w:rPr>
-          <w:t>太26:71–73</w:t>
-        </w:r>
-      </w:hyperlink>
+      <w:r>
+        <w:rPr>
+          <w:lang w:val="zh_TW" w:bidi="zh_TW"/>
+        </w:rPr>
+        <w:t>太26:71–73</w:t>
+      </w:r>
       <w:r>
         <w:rPr>
           <w:lang w:val="zh_TW" w:bidi="zh_TW"/>
         </w:rPr>
         <w:t>），但保羅是用誓言來證實他所說的（</w:t>
       </w:r>
-      <w:hyperlink r:id="rId246">
-        <w:r>
-          <w:rPr>
-            <w:lang w:val="zh_TW" w:bidi="zh_TW"/>
-          </w:rPr>
-          <w:rPr>
-            <w:color w:val="0000EE"/>
-            <w:u w:val="single"/>
-          </w:rPr>
-          <w:t>羅1:9</w:t>
-        </w:r>
-      </w:hyperlink>
+      <w:r>
+        <w:rPr>
+          <w:lang w:val="zh_TW" w:bidi="zh_TW"/>
+        </w:rPr>
+        <w:t>羅1:9</w:t>
+      </w:r>
       <w:r>
         <w:rPr>
           <w:lang w:val="zh_TW" w:bidi="zh_TW"/>
         </w:rPr>
         <w:t>；</w:t>
       </w:r>
-      <w:hyperlink r:id="rId247">
-        <w:r>
-          <w:rPr>
-            <w:lang w:val="zh_TW" w:bidi="zh_TW"/>
-          </w:rPr>
-          <w:rPr>
-            <w:color w:val="0000EE"/>
-            <w:u w:val="single"/>
-          </w:rPr>
-          <w:t>林後1:23</w:t>
-        </w:r>
-      </w:hyperlink>
+      <w:r>
+        <w:rPr>
+          <w:lang w:val="zh_TW" w:bidi="zh_TW"/>
+        </w:rPr>
+        <w:t>林後1:23</w:t>
+      </w:r>
       <w:r>
         <w:rPr>
           <w:lang w:val="zh_TW" w:bidi="zh_TW"/>
@@ -10068,108 +8478,72 @@
         </w:rPr>
         <w:t>教會的長老有責任照顧當地基督徒群體的身心健康。長老是照著他們相對的年齡和作為的基督教領袖的資格而選立的（</w:t>
       </w:r>
-      <w:hyperlink r:id="rId248">
-        <w:r>
-          <w:rPr>
-            <w:lang w:val="zh_TW" w:bidi="zh_TW"/>
-          </w:rPr>
-          <w:rPr>
-            <w:color w:val="0000EE"/>
-            <w:u w:val="single"/>
-          </w:rPr>
-          <w:t>徒14:23</w:t>
-        </w:r>
-      </w:hyperlink>
+      <w:r>
+        <w:rPr>
+          <w:lang w:val="zh_TW" w:bidi="zh_TW"/>
+        </w:rPr>
+        <w:t>徒14:23</w:t>
+      </w:r>
       <w:r>
         <w:rPr>
           <w:lang w:val="zh_TW" w:bidi="zh_TW"/>
         </w:rPr>
         <w:t>，</w:t>
       </w:r>
-      <w:hyperlink r:id="rId249">
-        <w:r>
-          <w:rPr>
-            <w:lang w:val="zh_TW" w:bidi="zh_TW"/>
-          </w:rPr>
-          <w:rPr>
-            <w:color w:val="0000EE"/>
-            <w:u w:val="single"/>
-          </w:rPr>
-          <w:t>20:17</w:t>
-        </w:r>
-      </w:hyperlink>
+      <w:r>
+        <w:rPr>
+          <w:lang w:val="zh_TW" w:bidi="zh_TW"/>
+        </w:rPr>
+        <w:t>20:17</w:t>
+      </w:r>
       <w:r>
         <w:rPr>
           <w:lang w:val="zh_TW" w:bidi="zh_TW"/>
         </w:rPr>
         <w:t>、</w:t>
       </w:r>
-      <w:hyperlink r:id="rId250">
-        <w:r>
-          <w:rPr>
-            <w:lang w:val="zh_TW" w:bidi="zh_TW"/>
-          </w:rPr>
-          <w:rPr>
-            <w:color w:val="0000EE"/>
-            <w:u w:val="single"/>
-          </w:rPr>
-          <w:t>28</w:t>
-        </w:r>
-      </w:hyperlink>
+      <w:r>
+        <w:rPr>
+          <w:lang w:val="zh_TW" w:bidi="zh_TW"/>
+        </w:rPr>
+        <w:t>28</w:t>
+      </w:r>
       <w:r>
         <w:rPr>
           <w:lang w:val="zh_TW" w:bidi="zh_TW"/>
         </w:rPr>
         <w:t>；</w:t>
       </w:r>
-      <w:hyperlink r:id="rId251">
-        <w:r>
-          <w:rPr>
-            <w:lang w:val="zh_TW" w:bidi="zh_TW"/>
-          </w:rPr>
-          <w:rPr>
-            <w:color w:val="0000EE"/>
-            <w:u w:val="single"/>
-          </w:rPr>
-          <w:t>彼前5:1–4</w:t>
-        </w:r>
-      </w:hyperlink>
+      <w:r>
+        <w:rPr>
+          <w:lang w:val="zh_TW" w:bidi="zh_TW"/>
+        </w:rPr>
+        <w:t>彼前5:1–4</w:t>
+      </w:r>
       <w:r>
         <w:rPr>
           <w:lang w:val="zh_TW" w:bidi="zh_TW"/>
         </w:rPr>
         <w:t>；參</w:t>
       </w:r>
-      <w:hyperlink r:id="rId252">
-        <w:r>
-          <w:rPr>
-            <w:lang w:val="zh_TW" w:bidi="zh_TW"/>
-          </w:rPr>
-          <w:rPr>
-            <w:color w:val="0000EE"/>
-            <w:u w:val="single"/>
-          </w:rPr>
-          <w:t>提前3:1–7</w:t>
-        </w:r>
-      </w:hyperlink>
+      <w:r>
+        <w:rPr>
+          <w:lang w:val="zh_TW" w:bidi="zh_TW"/>
+        </w:rPr>
+        <w:t>提前3:1–7</w:t>
+      </w:r>
       <w:r>
         <w:rPr>
           <w:lang w:val="zh_TW" w:bidi="zh_TW"/>
         </w:rPr>
         <w:t>；</w:t>
       </w:r>
-      <w:hyperlink r:id="rId253">
-        <w:r>
-          <w:rPr>
-            <w:lang w:val="zh_TW" w:bidi="zh_TW"/>
-          </w:rPr>
-          <w:rPr>
-            <w:color w:val="0000EE"/>
-            <w:u w:val="single"/>
-          </w:rPr>
-          <w:t>多1:5–9</w:t>
-        </w:r>
-      </w:hyperlink>
+      <w:r>
+        <w:rPr>
+          <w:lang w:val="zh_TW" w:bidi="zh_TW"/>
+        </w:rPr>
+        <w:t>多1:5–9</w:t>
+      </w:r>
       <w:r>
         <w:rPr>
           <w:lang w:val="zh_TW" w:bidi="zh_TW"/>
@@ -10206,18 +8580,12 @@
         </w:rPr>
         <w:t>，「寫作的日期和地點」），教會這個詞顯然不是一個專門用語，而是泛指「會眾，集會」（參</w:t>
       </w:r>
-      <w:hyperlink r:id="rId254">
-        <w:r>
-          <w:rPr>
-            <w:lang w:val="zh_TW" w:bidi="zh_TW"/>
-          </w:rPr>
-          <w:rPr>
-            <w:color w:val="0000EE"/>
-            <w:u w:val="single"/>
-          </w:rPr>
-          <w:t>太18:17</w:t>
-        </w:r>
-      </w:hyperlink>
+      <w:r>
+        <w:rPr>
+          <w:lang w:val="zh_TW" w:bidi="zh_TW"/>
+        </w:rPr>
+        <w:t>太18:17</w:t>
+      </w:r>
       <w:r>
         <w:rPr>
           <w:lang w:val="zh_TW" w:bidi="zh_TW"/>
@@ -10242,72 +8610,48 @@
         </w:rPr>
         <w:t>用油膏抹的行為象徵著神的祝福和醫治（</w:t>
       </w:r>
-      <w:hyperlink r:id="rId255">
-        <w:r>
-          <w:rPr>
-            <w:lang w:val="zh_TW" w:bidi="zh_TW"/>
-          </w:rPr>
-          <w:rPr>
-            <w:color w:val="0000EE"/>
-            <w:u w:val="single"/>
-          </w:rPr>
-          <w:t>賽1:6</w:t>
-        </w:r>
-      </w:hyperlink>
+      <w:r>
+        <w:rPr>
+          <w:lang w:val="zh_TW" w:bidi="zh_TW"/>
+        </w:rPr>
+        <w:t>賽1:6</w:t>
+      </w:r>
       <w:r>
         <w:rPr>
           <w:lang w:val="zh_TW" w:bidi="zh_TW"/>
         </w:rPr>
         <w:t>；</w:t>
       </w:r>
-      <w:hyperlink r:id="rId256">
-        <w:r>
-          <w:rPr>
-            <w:lang w:val="zh_TW" w:bidi="zh_TW"/>
-          </w:rPr>
-          <w:rPr>
-            <w:color w:val="0000EE"/>
-            <w:u w:val="single"/>
-          </w:rPr>
-          <w:t>太6:17</w:t>
-        </w:r>
-      </w:hyperlink>
+      <w:r>
+        <w:rPr>
+          <w:lang w:val="zh_TW" w:bidi="zh_TW"/>
+        </w:rPr>
+        <w:t>太6:17</w:t>
+      </w:r>
       <w:r>
         <w:rPr>
           <w:lang w:val="zh_TW" w:bidi="zh_TW"/>
         </w:rPr>
         <w:t>；</w:t>
       </w:r>
-      <w:hyperlink r:id="rId257">
-        <w:r>
-          <w:rPr>
-            <w:lang w:val="zh_TW" w:bidi="zh_TW"/>
-          </w:rPr>
-          <w:rPr>
-            <w:color w:val="0000EE"/>
-            <w:u w:val="single"/>
-          </w:rPr>
-          <w:t>可6:13</w:t>
-        </w:r>
-      </w:hyperlink>
+      <w:r>
+        <w:rPr>
+          <w:lang w:val="zh_TW" w:bidi="zh_TW"/>
+        </w:rPr>
+        <w:t>可6:13</w:t>
+      </w:r>
       <w:r>
         <w:rPr>
           <w:lang w:val="zh_TW" w:bidi="zh_TW"/>
         </w:rPr>
         <w:t>；</w:t>
       </w:r>
-      <w:hyperlink r:id="rId258">
-        <w:r>
-          <w:rPr>
-            <w:lang w:val="zh_TW" w:bidi="zh_TW"/>
-          </w:rPr>
-          <w:rPr>
-            <w:color w:val="0000EE"/>
-            <w:u w:val="single"/>
-          </w:rPr>
-          <w:t>路10:34</w:t>
-        </w:r>
-      </w:hyperlink>
+      <w:r>
+        <w:rPr>
+          <w:lang w:val="zh_TW" w:bidi="zh_TW"/>
+        </w:rPr>
+        <w:t>路10:34</w:t>
+      </w:r>
       <w:r>
         <w:rPr>
           <w:lang w:val="zh_TW" w:bidi="zh_TW"/>
@@ -10391,126 +8735,84 @@
         </w:rPr>
         <w:t>的禱告才會被主應允，而針對特定醫治的信心，則是神所賜的恩賜。另見</w:t>
       </w:r>
-      <w:hyperlink r:id="rId259">
-        <w:r>
-          <w:rPr>
-            <w:lang w:val="zh_TW" w:bidi="zh_TW"/>
-          </w:rPr>
-          <w:rPr>
-            <w:color w:val="0000EE"/>
-            <w:u w:val="single"/>
-          </w:rPr>
-          <w:t>馬可福音九章23節</w:t>
-        </w:r>
-      </w:hyperlink>
+      <w:r>
+        <w:rPr>
+          <w:lang w:val="zh_TW" w:bidi="zh_TW"/>
+        </w:rPr>
+        <w:t>馬可福音九章23節</w:t>
+      </w:r>
       <w:r>
         <w:rPr>
           <w:lang w:val="zh_TW" w:bidi="zh_TW"/>
         </w:rPr>
         <w:t>；</w:t>
       </w:r>
-      <w:hyperlink r:id="rId260">
-        <w:r>
-          <w:rPr>
-            <w:lang w:val="zh_TW" w:bidi="zh_TW"/>
-          </w:rPr>
-          <w:rPr>
-            <w:color w:val="0000EE"/>
-            <w:u w:val="single"/>
-          </w:rPr>
-          <w:t>約翰福音十四章13至14節</w:t>
-        </w:r>
-      </w:hyperlink>
+      <w:r>
+        <w:rPr>
+          <w:lang w:val="zh_TW" w:bidi="zh_TW"/>
+        </w:rPr>
+        <w:t>約翰福音十四章13至14節</w:t>
+      </w:r>
       <w:r>
         <w:rPr>
           <w:lang w:val="zh_TW" w:bidi="zh_TW"/>
         </w:rPr>
         <w:t>，</w:t>
       </w:r>
-      <w:hyperlink r:id="rId261">
-        <w:r>
-          <w:rPr>
-            <w:lang w:val="zh_TW" w:bidi="zh_TW"/>
-          </w:rPr>
-          <w:rPr>
-            <w:color w:val="0000EE"/>
-            <w:u w:val="single"/>
-          </w:rPr>
-          <w:t>十五章7節</w:t>
-        </w:r>
-      </w:hyperlink>
+      <w:r>
+        <w:rPr>
+          <w:lang w:val="zh_TW" w:bidi="zh_TW"/>
+        </w:rPr>
+        <w:t>十五章7節</w:t>
+      </w:r>
       <w:r>
         <w:rPr>
           <w:lang w:val="zh_TW" w:bidi="zh_TW"/>
         </w:rPr>
         <w:t>、</w:t>
       </w:r>
-      <w:hyperlink r:id="rId262">
-        <w:r>
-          <w:rPr>
-            <w:lang w:val="zh_TW" w:bidi="zh_TW"/>
-          </w:rPr>
-          <w:rPr>
-            <w:color w:val="0000EE"/>
-            <w:u w:val="single"/>
-          </w:rPr>
-          <w:t>16節</w:t>
-        </w:r>
-      </w:hyperlink>
+      <w:r>
+        <w:rPr>
+          <w:lang w:val="zh_TW" w:bidi="zh_TW"/>
+        </w:rPr>
+        <w:t>16節</w:t>
+      </w:r>
       <w:r>
         <w:rPr>
           <w:lang w:val="zh_TW" w:bidi="zh_TW"/>
         </w:rPr>
         <w:t>，</w:t>
       </w:r>
-      <w:hyperlink r:id="rId263">
-        <w:r>
-          <w:rPr>
-            <w:lang w:val="zh_TW" w:bidi="zh_TW"/>
-          </w:rPr>
-          <w:rPr>
-            <w:color w:val="0000EE"/>
-            <w:u w:val="single"/>
-          </w:rPr>
-          <w:t>十六章23至27節</w:t>
-        </w:r>
-      </w:hyperlink>
+      <w:r>
+        <w:rPr>
+          <w:lang w:val="zh_TW" w:bidi="zh_TW"/>
+        </w:rPr>
+        <w:t>十六章23至27節</w:t>
+      </w:r>
       <w:r>
         <w:rPr>
           <w:lang w:val="zh_TW" w:bidi="zh_TW"/>
         </w:rPr>
         <w:t>；</w:t>
       </w:r>
-      <w:hyperlink r:id="rId264">
-        <w:r>
-          <w:rPr>
-            <w:lang w:val="zh_TW" w:bidi="zh_TW"/>
-          </w:rPr>
-          <w:rPr>
-            <w:color w:val="0000EE"/>
-            <w:u w:val="single"/>
-          </w:rPr>
-          <w:t>約翰一書三章22節</w:t>
-        </w:r>
-      </w:hyperlink>
+      <w:r>
+        <w:rPr>
+          <w:lang w:val="zh_TW" w:bidi="zh_TW"/>
+        </w:rPr>
+        <w:t>約翰一書三章22節</w:t>
+      </w:r>
       <w:r>
         <w:rPr>
           <w:lang w:val="zh_TW" w:bidi="zh_TW"/>
         </w:rPr>
         <w:t>，</w:t>
       </w:r>
-      <w:hyperlink r:id="rId265">
-        <w:r>
-          <w:rPr>
-            <w:lang w:val="zh_TW" w:bidi="zh_TW"/>
-          </w:rPr>
-          <w:rPr>
-            <w:color w:val="0000EE"/>
-            <w:u w:val="single"/>
-          </w:rPr>
-          <w:t>五章14至15節</w:t>
-        </w:r>
-      </w:hyperlink>
+      <w:r>
+        <w:rPr>
+          <w:lang w:val="zh_TW" w:bidi="zh_TW"/>
+        </w:rPr>
+        <w:t>五章14至15節</w:t>
+      </w:r>
       <w:r>
         <w:rPr>
           <w:lang w:val="zh_TW" w:bidi="zh_TW"/>
@@ -10535,54 +8837,36 @@
         </w:rPr>
         <w:t>他若犯了罪：雅各指出某些疾病可能是由罪所引起的，因此認罪得赦免也非常重要（</w:t>
       </w:r>
-      <w:hyperlink r:id="rId266">
-        <w:r>
-          <w:rPr>
-            <w:lang w:val="zh_TW" w:bidi="zh_TW"/>
-          </w:rPr>
-          <w:rPr>
-            <w:color w:val="0000EE"/>
-            <w:u w:val="single"/>
-          </w:rPr>
-          <w:t>雅5:16</w:t>
-        </w:r>
-      </w:hyperlink>
+      <w:r>
+        <w:rPr>
+          <w:lang w:val="zh_TW" w:bidi="zh_TW"/>
+        </w:rPr>
+        <w:t>雅5:16</w:t>
+      </w:r>
       <w:r>
         <w:rPr>
           <w:lang w:val="zh_TW" w:bidi="zh_TW"/>
         </w:rPr>
         <w:t>；見</w:t>
       </w:r>
-      <w:hyperlink r:id="rId267">
-        <w:r>
-          <w:rPr>
-            <w:lang w:val="zh_TW" w:bidi="zh_TW"/>
-          </w:rPr>
-          <w:rPr>
-            <w:color w:val="0000EE"/>
-            <w:u w:val="single"/>
-          </w:rPr>
-          <w:t>可2:3–12</w:t>
-        </w:r>
-      </w:hyperlink>
+      <w:r>
+        <w:rPr>
+          <w:lang w:val="zh_TW" w:bidi="zh_TW"/>
+        </w:rPr>
+        <w:t>可2:3–12</w:t>
+      </w:r>
       <w:r>
         <w:rPr>
           <w:lang w:val="zh_TW" w:bidi="zh_TW"/>
         </w:rPr>
         <w:t>；</w:t>
       </w:r>
-      <w:hyperlink r:id="rId268">
-        <w:r>
-          <w:rPr>
-            <w:lang w:val="zh_TW" w:bidi="zh_TW"/>
-          </w:rPr>
-          <w:rPr>
-            <w:color w:val="0000EE"/>
-            <w:u w:val="single"/>
-          </w:rPr>
-          <w:t>約5:14</w:t>
-        </w:r>
-      </w:hyperlink>
+      <w:r>
+        <w:rPr>
+          <w:lang w:val="zh_TW" w:bidi="zh_TW"/>
+        </w:rPr>
+        <w:t>約5:14</w:t>
+      </w:r>
       <w:r>
         <w:rPr>
           <w:lang w:val="zh_TW" w:bidi="zh_TW"/>
@@ -10641,36 +8925,24 @@
         </w:rPr>
         <w:t>以利亞……禱告：見</w:t>
       </w:r>
-      <w:hyperlink r:id="rId269">
-        <w:r>
-          <w:rPr>
-            <w:lang w:val="zh_TW" w:bidi="zh_TW"/>
-          </w:rPr>
-          <w:rPr>
-            <w:color w:val="0000EE"/>
-            <w:u w:val="single"/>
-          </w:rPr>
-          <w:t>列王紀上十七章1節</w:t>
-        </w:r>
-      </w:hyperlink>
+      <w:r>
+        <w:rPr>
+          <w:lang w:val="zh_TW" w:bidi="zh_TW"/>
+        </w:rPr>
+        <w:t>列王紀上十七章1節</w:t>
+      </w:r>
       <w:r>
         <w:rPr>
           <w:lang w:val="zh_TW" w:bidi="zh_TW"/>
         </w:rPr>
         <w:t>，</w:t>
       </w:r>
-      <w:hyperlink r:id="rId270">
-        <w:r>
-          <w:rPr>
-            <w:lang w:val="zh_TW" w:bidi="zh_TW"/>
-          </w:rPr>
-          <w:rPr>
-            <w:color w:val="0000EE"/>
-            <w:u w:val="single"/>
-          </w:rPr>
-          <w:t>十八章41至46節</w:t>
-        </w:r>
-      </w:hyperlink>
+      <w:r>
+        <w:rPr>
+          <w:lang w:val="zh_TW" w:bidi="zh_TW"/>
+        </w:rPr>
+        <w:t>十八章41至46節</w:t>
+      </w:r>
       <w:r>
         <w:rPr>
           <w:lang w:val="zh_TW" w:bidi="zh_TW"/>
@@ -10695,72 +8967,48 @@
         </w:rPr>
         <w:t>三年零六個月（見</w:t>
       </w:r>
-      <w:hyperlink r:id="rId271">
-        <w:r>
-          <w:rPr>
-            <w:lang w:val="zh_TW" w:bidi="zh_TW"/>
-          </w:rPr>
-          <w:rPr>
-            <w:color w:val="0000EE"/>
-            <w:u w:val="single"/>
-          </w:rPr>
-          <w:t>王上18:1</w:t>
-        </w:r>
-      </w:hyperlink>
+      <w:r>
+        <w:rPr>
+          <w:lang w:val="zh_TW" w:bidi="zh_TW"/>
+        </w:rPr>
+        <w:t>王上18:1</w:t>
+      </w:r>
       <w:r>
         <w:rPr>
           <w:lang w:val="zh_TW" w:bidi="zh_TW"/>
         </w:rPr>
         <w:t>；</w:t>
       </w:r>
-      <w:hyperlink r:id="rId272">
-        <w:r>
-          <w:rPr>
-            <w:lang w:val="zh_TW" w:bidi="zh_TW"/>
-          </w:rPr>
-          <w:rPr>
-            <w:color w:val="0000EE"/>
-            <w:u w:val="single"/>
-          </w:rPr>
-          <w:t>路4:25</w:t>
-        </w:r>
-      </w:hyperlink>
+      <w:r>
+        <w:rPr>
+          <w:lang w:val="zh_TW" w:bidi="zh_TW"/>
+        </w:rPr>
+        <w:t>路4:25</w:t>
+      </w:r>
       <w:r>
         <w:rPr>
           <w:lang w:val="zh_TW" w:bidi="zh_TW"/>
         </w:rPr>
         <w:t>）是一個整數，為七的一半，象徵一段審判的時期（參</w:t>
       </w:r>
-      <w:hyperlink r:id="rId273">
-        <w:r>
-          <w:rPr>
-            <w:lang w:val="zh_TW" w:bidi="zh_TW"/>
-          </w:rPr>
-          <w:rPr>
-            <w:color w:val="0000EE"/>
-            <w:u w:val="single"/>
-          </w:rPr>
-          <w:t>但12:7</w:t>
-        </w:r>
-      </w:hyperlink>
+      <w:r>
+        <w:rPr>
+          <w:lang w:val="zh_TW" w:bidi="zh_TW"/>
+        </w:rPr>
+        <w:t>但12:7</w:t>
+      </w:r>
       <w:r>
         <w:rPr>
           <w:lang w:val="zh_TW" w:bidi="zh_TW"/>
         </w:rPr>
         <w:t>；</w:t>
       </w:r>
-      <w:hyperlink r:id="rId274">
-        <w:r>
-          <w:rPr>
-            <w:lang w:val="zh_TW" w:bidi="zh_TW"/>
-          </w:rPr>
-          <w:rPr>
-            <w:color w:val="0000EE"/>
-            <w:u w:val="single"/>
-          </w:rPr>
-          <w:t>啟11:2</w:t>
-        </w:r>
-      </w:hyperlink>
+      <w:r>
+        <w:rPr>
+          <w:lang w:val="zh_TW" w:bidi="zh_TW"/>
+        </w:rPr>
+        <w:t>啟11:2</w:t>
+      </w:r>
       <w:r>
         <w:rPr>
           <w:lang w:val="zh_TW" w:bidi="zh_TW"/>
@@ -10815,18 +9063,12 @@
         </w:rPr>
         <w:t>這些經文作為書信的結尾，與</w:t>
       </w:r>
-      <w:hyperlink r:id="rId44">
-        <w:r>
-          <w:rPr>
-            <w:lang w:val="zh_TW" w:bidi="zh_TW"/>
-          </w:rPr>
-          <w:rPr>
-            <w:color w:val="0000EE"/>
-            <w:u w:val="single"/>
-          </w:rPr>
-          <w:t>一章2至4節</w:t>
-        </w:r>
-      </w:hyperlink>
+      <w:r>
+        <w:rPr>
+          <w:lang w:val="zh_TW" w:bidi="zh_TW"/>
+        </w:rPr>
+        <w:t>一章2至4節</w:t>
+      </w:r>
       <w:r>
         <w:rPr>
           <w:lang w:val="zh_TW" w:bidi="zh_TW"/>
@@ -10881,90 +9123,60 @@
         </w:rPr>
         <w:t>拯救罪人免於死亡不只是指肉體的死亡，更是指永恆的死亡，也就是那偏離耶穌基督的福音的刑罰（見</w:t>
       </w:r>
-      <w:hyperlink r:id="rId53">
-        <w:r>
-          <w:rPr>
-            <w:lang w:val="zh_TW" w:bidi="zh_TW"/>
-          </w:rPr>
-          <w:rPr>
-            <w:color w:val="0000EE"/>
-            <w:u w:val="single"/>
-          </w:rPr>
-          <w:t>1:12</w:t>
-        </w:r>
-      </w:hyperlink>
+      <w:r>
+        <w:rPr>
+          <w:lang w:val="zh_TW" w:bidi="zh_TW"/>
+        </w:rPr>
+        <w:t>1:12</w:t>
+      </w:r>
       <w:r>
         <w:rPr>
           <w:lang w:val="zh_TW" w:bidi="zh_TW"/>
         </w:rPr>
         <w:t>、</w:t>
       </w:r>
-      <w:hyperlink r:id="rId275">
-        <w:r>
-          <w:rPr>
-            <w:lang w:val="zh_TW" w:bidi="zh_TW"/>
-          </w:rPr>
-          <w:rPr>
-            <w:color w:val="0000EE"/>
-            <w:u w:val="single"/>
-          </w:rPr>
-          <w:t>15</w:t>
-        </w:r>
-      </w:hyperlink>
+      <w:r>
+        <w:rPr>
+          <w:lang w:val="zh_TW" w:bidi="zh_TW"/>
+        </w:rPr>
+        <w:t>15</w:t>
+      </w:r>
       <w:r>
         <w:rPr>
           <w:lang w:val="zh_TW" w:bidi="zh_TW"/>
         </w:rPr>
         <w:t>；參</w:t>
       </w:r>
-      <w:hyperlink r:id="rId276">
-        <w:r>
-          <w:rPr>
-            <w:lang w:val="zh_TW" w:bidi="zh_TW"/>
-          </w:rPr>
-          <w:rPr>
-            <w:color w:val="0000EE"/>
-            <w:u w:val="single"/>
-          </w:rPr>
-          <w:t>來6:4–8</w:t>
-        </w:r>
-      </w:hyperlink>
+      <w:r>
+        <w:rPr>
+          <w:lang w:val="zh_TW" w:bidi="zh_TW"/>
+        </w:rPr>
+        <w:t>來6:4–8</w:t>
+      </w:r>
       <w:r>
         <w:rPr>
           <w:lang w:val="zh_TW" w:bidi="zh_TW"/>
         </w:rPr>
         <w:t>）。如果罪人聽從並悔改，便能免受永恆的刑罰（另見</w:t>
       </w:r>
-      <w:hyperlink r:id="rId277">
-        <w:r>
-          <w:rPr>
-            <w:lang w:val="zh_TW" w:bidi="zh_TW"/>
-          </w:rPr>
-          <w:rPr>
-            <w:color w:val="0000EE"/>
-            <w:u w:val="single"/>
-          </w:rPr>
-          <w:t>加6:1</w:t>
-        </w:r>
-      </w:hyperlink>
+      <w:r>
+        <w:rPr>
+          <w:lang w:val="zh_TW" w:bidi="zh_TW"/>
+        </w:rPr>
+        <w:t>加6:1</w:t>
+      </w:r>
       <w:r>
         <w:rPr>
           <w:lang w:val="zh_TW" w:bidi="zh_TW"/>
         </w:rPr>
         <w:t>；</w:t>
       </w:r>
-      <w:hyperlink r:id="rId278">
-        <w:r>
-          <w:rPr>
-            <w:lang w:val="zh_TW" w:bidi="zh_TW"/>
-          </w:rPr>
-          <w:rPr>
-            <w:color w:val="0000EE"/>
-            <w:u w:val="single"/>
-          </w:rPr>
-          <w:t>猶1:22–24</w:t>
-        </w:r>
-      </w:hyperlink>
+      <w:r>
+        <w:rPr>
+          <w:lang w:val="zh_TW" w:bidi="zh_TW"/>
+        </w:rPr>
+        <w:t>猶1:22–24</w:t>
+      </w:r>
       <w:r>
         <w:rPr>
           <w:lang w:val="zh_TW" w:bidi="zh_TW"/>
